--- a/docs/report/report.docx
+++ b/docs/report/report.docx
@@ -1039,6 +1039,74 @@
           <w:lang w:val="ru"/>
         </w:rPr>
         <w:t xml:space="preserve">флаг аномалии предсказывает её за 1–2 часа — его F1 0,32 на бэктесте и 0,56 в сентябре.</w:t>
+      </w:r>
+    </w:p>
+    <w:p>
+      <w:pPr>
+        <w:pStyle w:val="Compact"/>
+        <w:numPr>
+          <w:ilvl w:val="0"/>
+          <w:numId w:val="1005"/>
+        </w:numPr>
+      </w:pPr>
+      <w:r>
+        <w:rPr>
+          <w:b/>
+          <w:bCs/>
+          <w:lang w:val="ru"/>
+        </w:rPr>
+        <w:t xml:space="preserve">Другие модели не лучше.</w:t>
+      </w:r>
+      <w:r>
+        <w:rPr>
+          <w:lang w:val="ru"/>
+        </w:rPr>
+        <w:t xml:space="preserve"> </w:t>
+      </w:r>
+      <w:r>
+        <w:rPr>
+          <w:lang w:val="ru"/>
+        </w:rPr>
+        <w:t xml:space="preserve">Линейная квантильная регрессия, CatBoost, XGBoost и среднее LightGBM и CatBoost</w:t>
+      </w:r>
+      <w:r>
+        <w:rPr>
+          <w:lang w:val="ru"/>
+        </w:rPr>
+        <w:t xml:space="preserve"> </w:t>
+      </w:r>
+      <w:r>
+        <w:rPr>
+          <w:lang w:val="ru"/>
+        </w:rPr>
+        <w:t xml:space="preserve">проверены в той же схеме. На мае–августе лучшей осталась LightGBM; ансамбль от неё не отличим (+0,01 п. п.,</w:t>
+      </w:r>
+      <w:r>
+        <w:rPr>
+          <w:lang w:val="ru"/>
+        </w:rPr>
+        <w:t xml:space="preserve"> </w:t>
+      </w:r>
+      <w:r>
+        <w:rPr>
+          <w:lang w:val="ru"/>
+        </w:rPr>
+        <w:t xml:space="preserve">ДИ [−0,01; +0,03]), остальные хуже (раздел </w:t>
+      </w:r>
+      <w:hyperlink w:anchor="_467b06dd1cece564e323de5c6d578ebf7fce0ed">
+        <w:r>
+          <w:rPr>
+            <w:rStyle w:val="Hyperlink"/>
+            <w:lang w:val="ru"/>
+          </w:rPr>
+          <w:t xml:space="preserve">7.10</w:t>
+        </w:r>
+      </w:hyperlink>
+      <w:r>
+        <w:rPr>
+          <w:lang w:val="ru"/>
+        </w:rPr>
+        <w:t xml:space="preserve">).</w:t>
       </w:r>
     </w:p>
     <w:p>
@@ -1934,7 +2002,7 @@
         <w:rPr>
           <w:lang w:val="ru"/>
         </w:rPr>
-        <w:t xml:space="preserve">Формат общий для всей команды: схема в</w:t>
+        <w:t xml:space="preserve">Формат общий для всей команды. Схема лежит в двух видах:</w:t>
       </w:r>
       <w:r>
         <w:rPr>
@@ -1959,7 +2027,7 @@
         <w:rPr>
           <w:lang w:val="ru"/>
         </w:rPr>
-        <w:t xml:space="preserve">(pydantic) и</w:t>
+        <w:t xml:space="preserve">(pydantic) и JSON Schema</w:t>
       </w:r>
       <w:r>
         <w:rPr>
@@ -1984,7 +2052,7 @@
         <w:rPr>
           <w:lang w:val="ru"/>
         </w:rPr>
-        <w:t xml:space="preserve">(JSON Schema — для проверки на любом языке). Контракт задаёт три части:</w:t>
+        <w:t xml:space="preserve">— для проверки на любом языке. Контракт задаёт три части:</w:t>
       </w:r>
     </w:p>
     <w:p>
@@ -17286,7 +17354,7 @@
     </w:p>
     <w:bookmarkEnd w:id="161"/>
     <w:bookmarkEnd w:id="162"/>
-    <w:bookmarkStart w:id="200" w:name="_b8d65628ec93664947593005120217eddb1c2e9"/>
+    <w:bookmarkStart w:id="208" w:name="_b8d65628ec93664947593005120217eddb1c2e9"/>
     <w:p>
       <w:pPr>
         <w:pStyle w:val="Heading1"/>
@@ -18332,7 +18400,34 @@
         <w:rPr>
           <w:lang w:val="ru"/>
         </w:rPr>
-        <w:t xml:space="preserve">(одна модель на все квантили) был в ТЗ как необязательный. Он остался в улучшениях.</w:t>
+        <w:t xml:space="preserve">(одна модель на все квантили) был в ТЗ как необязательный. Его, XGBoost и линейную</w:t>
+      </w:r>
+      <w:r>
+        <w:rPr>
+          <w:lang w:val="ru"/>
+        </w:rPr>
+        <w:t xml:space="preserve"> </w:t>
+      </w:r>
+      <w:r>
+        <w:rPr>
+          <w:lang w:val="ru"/>
+        </w:rPr>
+        <w:t xml:space="preserve">квантильную регрессию сравнили с LightGBM отдельно (раздел </w:t>
+      </w:r>
+      <w:hyperlink w:anchor="_467b06dd1cece564e323de5c6d578ebf7fce0ed">
+        <w:r>
+          <w:rPr>
+            <w:rStyle w:val="Hyperlink"/>
+            <w:lang w:val="ru"/>
+          </w:rPr>
+          <w:t xml:space="preserve">7.10</w:t>
+        </w:r>
+      </w:hyperlink>
+      <w:r>
+        <w:rPr>
+          <w:lang w:val="ru"/>
+        </w:rPr>
+        <w:t xml:space="preserve">): лучше ни одна не оказалась.</w:t>
       </w:r>
     </w:p>
     <w:p>
@@ -25279,20 +25374,7 @@
     </w:p>
     <w:bookmarkEnd w:id="198"/>
     <w:bookmarkEnd w:id="199"/>
-    <w:bookmarkEnd w:id="200"/>
-    <w:bookmarkStart w:id="210" w:name="_d6f7441e69d5ca8d453768a7c30479181ce512f"/>
-    <w:p>
-      <w:pPr>
-        <w:pStyle w:val="Heading1"/>
-      </w:pPr>
-      <w:r>
-        <w:rPr>
-          <w:lang w:val="ru"/>
-        </w:rPr>
-        <w:t xml:space="preserve">8 Финальный тест</w:t>
-      </w:r>
-    </w:p>
-    <w:bookmarkStart w:id="201" w:name="_c638e4be2e864813d6b1b52126c7f6b5dd14607"/>
+    <w:bookmarkStart w:id="207" w:name="_467b06dd1cece564e323de5c6d578ebf7fce0ed"/>
     <w:p>
       <w:pPr>
         <w:pStyle w:val="Heading2"/>
@@ -25301,7 +25383,7 @@
         <w:rPr>
           <w:lang w:val="ru"/>
         </w:rPr>
-        <w:t xml:space="preserve">Заморозка: почему и как</w:t>
+        <w:t xml:space="preserve">Сравнение с другими моделями</w:t>
       </w:r>
     </w:p>
     <w:p>
@@ -25314,63 +25396,76 @@
           <w:bCs/>
           <w:lang w:val="ru"/>
         </w:rPr>
-        <w:t xml:space="preserve">Зачем.</w:t>
-      </w:r>
-      <w:r>
-        <w:rPr>
-          <w:lang w:val="ru"/>
-        </w:rPr>
-        <w:t xml:space="preserve"> </w:t>
-      </w:r>
-      <w:r>
-        <w:rPr>
-          <w:lang w:val="ru"/>
-        </w:rPr>
-        <w:t xml:space="preserve">Финальный тест — единственная оценка на данных, которые не повлияли ни на одно решение. Если после него</w:t>
-      </w:r>
-      <w:r>
-        <w:rPr>
-          <w:lang w:val="ru"/>
-        </w:rPr>
-        <w:t xml:space="preserve"> </w:t>
-      </w:r>
-      <w:r>
-        <w:rPr>
-          <w:lang w:val="ru"/>
-        </w:rPr>
-        <w:t xml:space="preserve">что-то подправить и перезапустить, тест превращается в ещё один фолд для подгонки, и честной оценки не остаётся.</w:t>
-      </w:r>
-      <w:r>
-        <w:rPr>
-          <w:lang w:val="ru"/>
-        </w:rPr>
-        <w:t xml:space="preserve"> </w:t>
-      </w:r>
-      <w:r>
-        <w:rPr>
-          <w:lang w:val="ru"/>
-        </w:rPr>
-        <w:t xml:space="preserve">Поэтому сначала модель</w:t>
-      </w:r>
-      <w:r>
-        <w:rPr>
-          <w:lang w:val="ru"/>
-        </w:rPr>
-        <w:t xml:space="preserve"> </w:t>
-      </w:r>
-      <w:r>
-        <w:rPr>
-          <w:i/>
-          <w:iCs/>
-          <w:lang w:val="ru"/>
-        </w:rPr>
-        <w:t xml:space="preserve">замораживается</w:t>
-      </w:r>
-      <w:r>
-        <w:rPr>
-          <w:lang w:val="ru"/>
-        </w:rPr>
-        <w:t xml:space="preserve">, и только потом запускается тест — ровно один раз.</w:t>
+        <w:t xml:space="preserve">Что сделали.</w:t>
+      </w:r>
+      <w:r>
+        <w:rPr>
+          <w:lang w:val="ru"/>
+        </w:rPr>
+        <w:t xml:space="preserve"> </w:t>
+      </w:r>
+      <w:r>
+        <w:rPr>
+          <w:lang w:val="ru"/>
+        </w:rPr>
+        <w:t xml:space="preserve">Проверили, справились бы другие модели лучше на тех же условиях. Код —</w:t>
+      </w:r>
+      <w:r>
+        <w:rPr>
+          <w:lang w:val="ru"/>
+        </w:rPr>
+        <w:t xml:space="preserve"> </w:t>
+      </w:r>
+      <w:r>
+        <w:rPr>
+          <w:rStyle w:val="VerbatimChar"/>
+          <w:lang w:val="ru"/>
+        </w:rPr>
+        <w:t xml:space="preserve">src/compare_models.py</w:t>
+      </w:r>
+      <w:r>
+        <w:rPr>
+          <w:lang w:val="ru"/>
+        </w:rPr>
+        <w:t xml:space="preserve">, результаты —</w:t>
+      </w:r>
+      <w:r>
+        <w:rPr>
+          <w:lang w:val="ru"/>
+        </w:rPr>
+        <w:t xml:space="preserve"> </w:t>
+      </w:r>
+      <w:r>
+        <w:rPr>
+          <w:rStyle w:val="VerbatimChar"/>
+          <w:lang w:val="ru"/>
+        </w:rPr>
+        <w:t xml:space="preserve">reports/compare/</w:t>
+      </w:r>
+      <w:r>
+        <w:rPr>
+          <w:lang w:val="ru"/>
+        </w:rPr>
+        <w:t xml:space="preserve">, подробности —</w:t>
+      </w:r>
+      <w:r>
+        <w:rPr>
+          <w:lang w:val="ru"/>
+        </w:rPr>
+        <w:t xml:space="preserve"> </w:t>
+      </w:r>
+      <w:r>
+        <w:rPr>
+          <w:rStyle w:val="VerbatimChar"/>
+          <w:lang w:val="ru"/>
+        </w:rPr>
+        <w:t xml:space="preserve">docs/compare_models.md</w:t>
+      </w:r>
+      <w:r>
+        <w:rPr>
+          <w:lang w:val="ru"/>
+        </w:rPr>
+        <w:t xml:space="preserve">.</w:t>
       </w:r>
     </w:p>
     <w:p>
@@ -25379,11 +25474,9 @@
       </w:pPr>
       <w:r>
         <w:rPr>
-          <w:b/>
-          <w:bCs/>
-          <w:lang w:val="ru"/>
-        </w:rPr>
-        <w:t xml:space="preserve">Как устроена заморозка.</w:t>
+          <w:lang w:val="ru"/>
+        </w:rPr>
+        <w:t xml:space="preserve">Условия у всех моделей те же, что у финальной LightGBM:</w:t>
       </w:r>
     </w:p>
     <w:p>
@@ -25396,72 +25489,9 @@
       </w:pPr>
       <w:r>
         <w:rPr>
-          <w:b/>
-          <w:bCs/>
-          <w:lang w:val="ru"/>
-        </w:rPr>
-        <w:t xml:space="preserve">Всё, что определяет модель, записано в</w:t>
-      </w:r>
-      <w:r>
-        <w:rPr>
-          <w:b/>
-          <w:bCs/>
-          <w:lang w:val="ru"/>
-        </w:rPr>
-        <w:t xml:space="preserve"> </w:t>
-      </w:r>
-      <w:r>
-        <w:rPr>
-          <w:rStyle w:val="VerbatimChar"/>
-          <w:b/>
-          <w:bCs/>
-          <w:lang w:val="ru"/>
-        </w:rPr>
-        <w:t xml:space="preserve">reports/backtest/model_final.json</w:t>
-      </w:r>
-      <w:r>
-        <w:rPr>
-          <w:b/>
-          <w:bCs/>
-          <w:lang w:val="ru"/>
-        </w:rPr>
-        <w:t xml:space="preserve">:</w:t>
-      </w:r>
-      <w:r>
-        <w:rPr>
-          <w:lang w:val="ru"/>
-        </w:rPr>
-        <w:t xml:space="preserve"> </w:t>
-      </w:r>
-      <w:r>
-        <w:rPr>
-          <w:lang w:val="ru"/>
-        </w:rPr>
-        <w:t xml:space="preserve">признаки, цель, параметры LightGBM,</w:t>
-      </w:r>
-      <w:r>
-        <w:rPr>
-          <w:lang w:val="ru"/>
-        </w:rPr>
-        <w:t xml:space="preserve"> </w:t>
-      </w:r>
-      <w:r>
-        <w:rPr>
-          <w:lang w:val="ru"/>
-        </w:rPr>
-        <w:t xml:space="preserve">окна ранней остановки и калибровки, ячейки поправки, решение по смеси (не принята), правило флага (порог p80)</w:t>
-      </w:r>
-      <w:r>
-        <w:rPr>
-          <w:lang w:val="ru"/>
-        </w:rPr>
-        <w:t xml:space="preserve"> </w:t>
-      </w:r>
-      <w:r>
-        <w:rPr>
-          <w:lang w:val="ru"/>
-        </w:rPr>
-        <w:t xml:space="preserve">и пороги аномалии без сентября.</w:t>
+          <w:lang w:val="ru"/>
+        </w:rPr>
+        <w:t xml:space="preserve">те же 4 фолда, строки и 26 признаков;</w:t>
       </w:r>
     </w:p>
     <w:p>
@@ -25474,155 +25504,24 @@
       </w:pPr>
       <w:r>
         <w:rPr>
-          <w:b/>
-          <w:bCs/>
-          <w:lang w:val="ru"/>
-        </w:rPr>
-        <w:t xml:space="preserve">В тот же файл записаны два хэша SHA-256.</w:t>
-      </w:r>
-    </w:p>
-    <w:p>
-      <w:pPr>
-        <w:pStyle w:val="Compact"/>
-        <w:numPr>
-          <w:ilvl w:val="1"/>
-          <w:numId w:val="1085"/>
-        </w:numPr>
-      </w:pPr>
-      <w:r>
-        <w:rPr>
-          <w:lang w:val="ru"/>
-        </w:rPr>
-        <w:t xml:space="preserve">Хэш конфигурации —</w:t>
-      </w:r>
-      <w:r>
-        <w:rPr>
-          <w:lang w:val="ru"/>
-        </w:rPr>
-        <w:t xml:space="preserve"> </w:t>
-      </w:r>
-      <w:r>
-        <w:rPr>
-          <w:rStyle w:val="VerbatimChar"/>
-          <w:lang w:val="ru"/>
-        </w:rPr>
-        <w:t xml:space="preserve">2152d6757c840fd5…</w:t>
-      </w:r>
-      <w:r>
-        <w:rPr>
-          <w:lang w:val="ru"/>
-        </w:rPr>
-        <w:t xml:space="preserve">.</w:t>
-      </w:r>
-    </w:p>
-    <w:p>
-      <w:pPr>
-        <w:pStyle w:val="Compact"/>
-        <w:numPr>
-          <w:ilvl w:val="1"/>
-          <w:numId w:val="1085"/>
-        </w:numPr>
-      </w:pPr>
-      <w:r>
-        <w:rPr>
-          <w:lang w:val="ru"/>
-        </w:rPr>
-        <w:t xml:space="preserve">Хэши пяти файлов кода, от которых зависят модель и признаки:</w:t>
-      </w:r>
-      <w:r>
-        <w:rPr>
-          <w:lang w:val="ru"/>
-        </w:rPr>
-        <w:t xml:space="preserve"> </w:t>
-      </w:r>
-      <w:r>
-        <w:rPr>
-          <w:rStyle w:val="VerbatimChar"/>
-          <w:lang w:val="ru"/>
-        </w:rPr>
-        <w:t xml:space="preserve">src/features.py</w:t>
-      </w:r>
-      <w:r>
-        <w:rPr>
-          <w:lang w:val="ru"/>
-        </w:rPr>
-        <w:t xml:space="preserve">,</w:t>
-      </w:r>
-      <w:r>
-        <w:rPr>
-          <w:lang w:val="ru"/>
-        </w:rPr>
-        <w:t xml:space="preserve"> </w:t>
-      </w:r>
-      <w:r>
-        <w:rPr>
-          <w:rStyle w:val="VerbatimChar"/>
-          <w:lang w:val="ru"/>
-        </w:rPr>
-        <w:t xml:space="preserve">src/model.py</w:t>
-      </w:r>
-      <w:r>
-        <w:rPr>
-          <w:lang w:val="ru"/>
-        </w:rPr>
-        <w:t xml:space="preserve">,</w:t>
-      </w:r>
-      <w:r>
-        <w:rPr>
-          <w:lang w:val="ru"/>
-        </w:rPr>
-        <w:t xml:space="preserve"> </w:t>
-      </w:r>
-      <w:r>
-        <w:rPr>
-          <w:rStyle w:val="VerbatimChar"/>
-          <w:lang w:val="ru"/>
-        </w:rPr>
-        <w:t xml:space="preserve">src/baseline.py</w:t>
-      </w:r>
-      <w:r>
-        <w:rPr>
-          <w:lang w:val="ru"/>
-        </w:rPr>
-        <w:t xml:space="preserve">,</w:t>
-      </w:r>
-      <w:r>
-        <w:rPr>
-          <w:lang w:val="ru"/>
-        </w:rPr>
-        <w:t xml:space="preserve"> </w:t>
-      </w:r>
-      <w:r>
-        <w:rPr>
-          <w:rStyle w:val="VerbatimChar"/>
-          <w:lang w:val="ru"/>
-        </w:rPr>
-        <w:t xml:space="preserve">src/backtest.py</w:t>
-      </w:r>
-      <w:r>
-        <w:rPr>
-          <w:lang w:val="ru"/>
-        </w:rPr>
-        <w:t xml:space="preserve">,</w:t>
-      </w:r>
-      <w:r>
-        <w:rPr>
-          <w:lang w:val="ru"/>
-        </w:rPr>
-        <w:t xml:space="preserve"> </w:t>
-      </w:r>
-      <w:r>
-        <w:rPr>
-          <w:rStyle w:val="VerbatimChar"/>
-          <w:lang w:val="ru"/>
-        </w:rPr>
-        <w:t xml:space="preserve">src/eda_spb.py</w:t>
-      </w:r>
-      <w:r>
-        <w:rPr>
-          <w:lang w:val="ru"/>
-        </w:rPr>
-        <w:t xml:space="preserve">.</w:t>
+          <w:lang w:val="ru"/>
+        </w:rPr>
+        <w:t xml:space="preserve">цель z (формула </w:t>
+      </w:r>
+      <w:hyperlink w:anchor="_24805f599c3e99494c3b5834363a32c2145daa8">
+        <w:r>
+          <w:rPr>
+            <w:rStyle w:val="Hyperlink"/>
+            <w:lang w:val="ru"/>
+          </w:rPr>
+          <w:t xml:space="preserve">7.1</w:t>
+        </w:r>
+      </w:hyperlink>
+      <w:r>
+        <w:rPr>
+          <w:lang w:val="ru"/>
+        </w:rPr>
+        <w:t xml:space="preserve">) и веса f_ref;</w:t>
       </w:r>
     </w:p>
     <w:p>
@@ -25635,11 +25534,475 @@
       </w:pPr>
       <w:r>
         <w:rPr>
+          <w:lang w:val="ru"/>
+        </w:rPr>
+        <w:t xml:space="preserve">окна C и E, асимметричная CQR (формула </w:t>
+      </w:r>
+      <w:hyperlink w:anchor="_504c1266ba3aed99d8cb394d925870c6c656efa">
+        <w:r>
+          <w:rPr>
+            <w:rStyle w:val="Hyperlink"/>
+            <w:lang w:val="ru"/>
+          </w:rPr>
+          <w:t xml:space="preserve">7.3</w:t>
+        </w:r>
+      </w:hyperlink>
+      <w:r>
+        <w:rPr>
+          <w:lang w:val="ru"/>
+        </w:rPr>
+        <w:t xml:space="preserve">) и дообучение на всём окне.</w:t>
+      </w:r>
+    </w:p>
+    <w:p>
+      <w:pPr>
+        <w:pStyle w:val="FirstParagraph"/>
+      </w:pPr>
+      <w:r>
+        <w:rPr>
+          <w:lang w:val="ru"/>
+        </w:rPr>
+        <w:t xml:space="preserve">Меняется только модель, которая учит z (табл. </w:t>
+      </w:r>
+      <w:hyperlink w:anchor="_c2900cc2b995c4323f12f08b4b0ec6a99b19dec">
+        <w:r>
+          <w:rPr>
+            <w:rStyle w:val="Hyperlink"/>
+            <w:lang w:val="ru"/>
+          </w:rPr>
+          <w:t xml:space="preserve">7.9</w:t>
+        </w:r>
+      </w:hyperlink>
+      <w:r>
+        <w:rPr>
+          <w:lang w:val="ru"/>
+        </w:rPr>
+        <w:t xml:space="preserve">). Гиперпараметры — умеренные по умолчанию, без подбора,</w:t>
+      </w:r>
+      <w:r>
+        <w:rPr>
+          <w:lang w:val="ru"/>
+        </w:rPr>
+        <w:t xml:space="preserve"> </w:t>
+      </w:r>
+      <w:r>
+        <w:rPr>
+          <w:lang w:val="ru"/>
+        </w:rPr>
+        <w:t xml:space="preserve">как у LightGBM.</w:t>
+      </w:r>
+    </w:p>
+    <w:bookmarkStart w:id="200" w:name="_c2900cc2b995c4323f12f08b4b0ec6a99b19dec"/>
+    <w:p>
+      <w:pPr>
+        <w:pStyle w:val="TableCaption"/>
+      </w:pPr>
+      <w:r>
+        <w:rPr>
+          <w:lang w:val="ru"/>
+        </w:rPr>
+        <w:t xml:space="preserve">Таблица 7.9 — Модели для сравнения</w:t>
+      </w:r>
+    </w:p>
+    <w:tbl>
+      <w:tblPr>
+        <w:tblStyle w:val="Table"/>
+        <w:tblW w:type="pct" w:w="5000"/>
+        <w:tblLayout w:type="fixed"/>
+        <w:tblLook w:firstRow="1" w:lastRow="0" w:firstColumn="0" w:lastColumn="0" w:noHBand="0" w:noVBand="0" w:val="0020"/>
+        <w:tblCaption w:val="Таблица 7.9 — Модели для сравнения"/>
+      </w:tblPr>
+      <w:tblGrid>
+        <w:gridCol w:w="2338"/>
+        <w:gridCol w:w="5581"/>
+      </w:tblGrid>
+      <w:tr>
+        <w:trPr>
+          <w:tblHeader w:val="on"/>
+        </w:trPr>
+        <w:tc>
+          <w:tcPr/>
+          <w:p>
+            <w:pPr>
+              <w:pStyle w:val="Compact"/>
+              <w:jc w:val="left"/>
+            </w:pPr>
+            <w:r>
+              <w:rPr>
+                <w:lang w:val="ru"/>
+              </w:rPr>
+              <w:t xml:space="preserve">Модель</w:t>
+            </w:r>
+          </w:p>
+        </w:tc>
+        <w:tc>
+          <w:tcPr/>
+          <w:p>
+            <w:pPr>
+              <w:pStyle w:val="Compact"/>
+              <w:jc w:val="left"/>
+            </w:pPr>
+            <w:r>
+              <w:rPr>
+                <w:lang w:val="ru"/>
+              </w:rPr>
+              <w:t xml:space="preserve">Как устроена</w:t>
+            </w:r>
+          </w:p>
+        </w:tc>
+      </w:tr>
+      <w:tr>
+        <w:tc>
+          <w:tcPr/>
+          <w:p>
+            <w:pPr>
+              <w:pStyle w:val="Compact"/>
+              <w:jc w:val="left"/>
+            </w:pPr>
+            <w:r>
+              <w:rPr>
+                <w:lang w:val="ru"/>
+              </w:rPr>
+              <w:t xml:space="preserve">Линейная квантильная регрессия</w:t>
+            </w:r>
+          </w:p>
+        </w:tc>
+        <w:tc>
+          <w:tcPr/>
+          <w:p>
+            <w:pPr>
+              <w:pStyle w:val="Compact"/>
+              <w:jc w:val="left"/>
+            </w:pPr>
+            <w:r>
+              <w:rPr>
+                <w:lang w:val="ru"/>
+              </w:rPr>
+              <w:t xml:space="preserve">statsmodels</w:t>
+            </w:r>
+            <w:r>
+              <w:rPr>
+                <w:lang w:val="ru"/>
+              </w:rPr>
+              <w:t xml:space="preserve"> </w:t>
+            </w:r>
+            <w:r>
+              <w:rPr>
+                <w:rStyle w:val="VerbatimChar"/>
+                <w:lang w:val="ru"/>
+              </w:rPr>
+              <w:t xml:space="preserve">QuantReg</w:t>
+            </w:r>
+            <w:r>
+              <w:rPr>
+                <w:lang w:val="ru"/>
+              </w:rPr>
+              <w:t xml:space="preserve">; веса — через однородность pinball: обычная регрессия на (w·z, w·X). Категории, час и день недели — one-hot; пропуски — медиана и флаг пропуска; стандартизация</w:t>
+            </w:r>
+          </w:p>
+        </w:tc>
+      </w:tr>
+      <w:tr>
+        <w:tc>
+          <w:tcPr/>
+          <w:p>
+            <w:pPr>
+              <w:pStyle w:val="Compact"/>
+              <w:jc w:val="left"/>
+            </w:pPr>
+            <w:r>
+              <w:rPr>
+                <w:lang w:val="ru"/>
+              </w:rPr>
+              <w:t xml:space="preserve">CatBoost</w:t>
+            </w:r>
+          </w:p>
+        </w:tc>
+        <w:tc>
+          <w:tcPr/>
+          <w:p>
+            <w:pPr>
+              <w:pStyle w:val="Compact"/>
+              <w:jc w:val="left"/>
+            </w:pPr>
+            <w:r>
+              <w:rPr>
+                <w:lang w:val="ru"/>
+              </w:rPr>
+              <w:t xml:space="preserve">одна модель</w:t>
+            </w:r>
+            <w:r>
+              <w:rPr>
+                <w:lang w:val="ru"/>
+              </w:rPr>
+              <w:t xml:space="preserve"> </w:t>
+            </w:r>
+            <w:r>
+              <w:rPr>
+                <w:rStyle w:val="VerbatimChar"/>
+                <w:lang w:val="ru"/>
+              </w:rPr>
+              <w:t xml:space="preserve">MultiQuantile</w:t>
+            </w:r>
+            <w:r>
+              <w:rPr>
+                <w:lang w:val="ru"/>
+              </w:rPr>
+              <w:t xml:space="preserve"> </w:t>
+            </w:r>
+            <w:r>
+              <w:rPr>
+                <w:lang w:val="ru"/>
+              </w:rPr>
+              <w:t xml:space="preserve">на три квантиля; глубина 6, шаг 0,05</w:t>
+            </w:r>
+          </w:p>
+        </w:tc>
+      </w:tr>
+      <w:tr>
+        <w:tc>
+          <w:tcPr/>
+          <w:p>
+            <w:pPr>
+              <w:pStyle w:val="Compact"/>
+              <w:jc w:val="left"/>
+            </w:pPr>
+            <w:r>
+              <w:rPr>
+                <w:lang w:val="ru"/>
+              </w:rPr>
+              <w:t xml:space="preserve">XGBoost</w:t>
+            </w:r>
+          </w:p>
+        </w:tc>
+        <w:tc>
+          <w:tcPr/>
+          <w:p>
+            <w:pPr>
+              <w:pStyle w:val="Compact"/>
+              <w:jc w:val="left"/>
+            </w:pPr>
+            <w:r>
+              <w:rPr>
+                <w:lang w:val="ru"/>
+              </w:rPr>
+              <w:t xml:space="preserve">три модели</w:t>
+            </w:r>
+            <w:r>
+              <w:rPr>
+                <w:lang w:val="ru"/>
+              </w:rPr>
+              <w:t xml:space="preserve"> </w:t>
+            </w:r>
+            <w:r>
+              <w:rPr>
+                <w:rStyle w:val="VerbatimChar"/>
+                <w:lang w:val="ru"/>
+              </w:rPr>
+              <w:t xml:space="preserve">reg:quantileerror</w:t>
+            </w:r>
+            <w:r>
+              <w:rPr>
+                <w:lang w:val="ru"/>
+              </w:rPr>
+              <w:t xml:space="preserve">; глубина 6, шаг 0,05</w:t>
+            </w:r>
+          </w:p>
+        </w:tc>
+      </w:tr>
+      <w:tr>
+        <w:tc>
+          <w:tcPr/>
+          <w:p>
+            <w:pPr>
+              <w:pStyle w:val="Compact"/>
+              <w:jc w:val="left"/>
+            </w:pPr>
+            <w:r>
+              <w:rPr>
+                <w:lang w:val="ru"/>
+              </w:rPr>
+              <w:t xml:space="preserve">Среднее LightGBM и CatBoost</w:t>
+            </w:r>
+          </w:p>
+        </w:tc>
+        <w:tc>
+          <w:tcPr/>
+          <w:p>
+            <w:pPr>
+              <w:pStyle w:val="Compact"/>
+              <w:jc w:val="left"/>
+            </w:pPr>
+            <w:r>
+              <w:rPr>
+                <w:lang w:val="ru"/>
+              </w:rPr>
+              <w:t xml:space="preserve">среднее сырых z двух моделей, затем та же поправка</w:t>
+            </w:r>
+          </w:p>
+        </w:tc>
+      </w:tr>
+    </w:tbl>
+    <w:bookmarkEnd w:id="200"/>
+    <w:p>
+      <w:pPr>
+        <w:pStyle w:val="FirstParagraph"/>
+      </w:pPr>
+      <w:r>
+        <w:rPr>
           <w:b/>
           <w:bCs/>
           <w:lang w:val="ru"/>
         </w:rPr>
-        <w:t xml:space="preserve">Коммит с тегом</w:t>
+        <w:t xml:space="preserve">Зачем такая строгость.</w:t>
+      </w:r>
+      <w:r>
+        <w:rPr>
+          <w:lang w:val="ru"/>
+        </w:rPr>
+        <w:t xml:space="preserve"> </w:t>
+      </w:r>
+      <w:r>
+        <w:rPr>
+          <w:lang w:val="ru"/>
+        </w:rPr>
+        <w:t xml:space="preserve">Иначе разница в WAPE может прийти от разных строк, весов или калибровки, а не от самой</w:t>
+      </w:r>
+      <w:r>
+        <w:rPr>
+          <w:lang w:val="ru"/>
+        </w:rPr>
+        <w:t xml:space="preserve"> </w:t>
+      </w:r>
+      <w:r>
+        <w:rPr>
+          <w:lang w:val="ru"/>
+        </w:rPr>
+        <w:t xml:space="preserve">модели.</w:t>
+      </w:r>
+    </w:p>
+    <w:p>
+      <w:pPr>
+        <w:pStyle w:val="Compact"/>
+        <w:numPr>
+          <w:ilvl w:val="0"/>
+          <w:numId w:val="1085"/>
+        </w:numPr>
+      </w:pPr>
+      <w:r>
+        <w:rPr>
+          <w:b/>
+          <w:bCs/>
+          <w:lang w:val="ru"/>
+        </w:rPr>
+        <w:t xml:space="preserve">Проверка схемы.</w:t>
+      </w:r>
+      <w:r>
+        <w:rPr>
+          <w:lang w:val="ru"/>
+        </w:rPr>
+        <w:t xml:space="preserve"> </w:t>
+      </w:r>
+      <w:r>
+        <w:rPr>
+          <w:lang w:val="ru"/>
+        </w:rPr>
+        <w:t xml:space="preserve">Если поставить в эту схему LightGBM, прогнозы совпадают с замороженными до последнего знака</w:t>
+      </w:r>
+      <w:r>
+        <w:rPr>
+          <w:lang w:val="ru"/>
+        </w:rPr>
+        <w:t xml:space="preserve"> </w:t>
+      </w:r>
+      <w:r>
+        <w:rPr>
+          <w:lang w:val="ru"/>
+        </w:rPr>
+        <w:t xml:space="preserve">(max |Δ| = 0).</w:t>
+      </w:r>
+    </w:p>
+    <w:p>
+      <w:pPr>
+        <w:pStyle w:val="Compact"/>
+        <w:numPr>
+          <w:ilvl w:val="0"/>
+          <w:numId w:val="1085"/>
+        </w:numPr>
+      </w:pPr>
+      <w:r>
+        <w:rPr>
+          <w:b/>
+          <w:bCs/>
+          <w:lang w:val="ru"/>
+        </w:rPr>
+        <w:t xml:space="preserve">Выбор — только по маю–августу.</w:t>
+      </w:r>
+      <w:r>
+        <w:rPr>
+          <w:lang w:val="ru"/>
+        </w:rPr>
+        <w:t xml:space="preserve"> </w:t>
+      </w:r>
+      <w:r>
+        <w:rPr>
+          <w:lang w:val="ru"/>
+        </w:rPr>
+        <w:t xml:space="preserve">Модель — кандидат в следующую версию, если ΔWAPE к LightGBM &gt; 0 и весь 95 % ДИ</w:t>
+      </w:r>
+      <w:r>
+        <w:rPr>
+          <w:lang w:val="ru"/>
+        </w:rPr>
+        <w:t xml:space="preserve"> </w:t>
+      </w:r>
+      <w:r>
+        <w:rPr>
+          <w:lang w:val="ru"/>
+        </w:rPr>
+        <w:t xml:space="preserve">выше нуля.</w:t>
+      </w:r>
+    </w:p>
+    <w:p>
+      <w:pPr>
+        <w:pStyle w:val="Compact"/>
+        <w:numPr>
+          <w:ilvl w:val="0"/>
+          <w:numId w:val="1085"/>
+        </w:numPr>
+      </w:pPr>
+      <w:r>
+        <w:rPr>
+          <w:b/>
+          <w:bCs/>
+          <w:lang w:val="ru"/>
+        </w:rPr>
+        <w:t xml:space="preserve">Сентябрь</w:t>
+      </w:r>
+      <w:r>
+        <w:rPr>
+          <w:lang w:val="ru"/>
+        </w:rPr>
+        <w:t xml:space="preserve"> </w:t>
+      </w:r>
+      <w:r>
+        <w:rPr>
+          <w:lang w:val="ru"/>
+        </w:rPr>
+        <w:t xml:space="preserve">— один прогон «для информации».</w:t>
+      </w:r>
+    </w:p>
+    <w:p>
+      <w:pPr>
+        <w:pStyle w:val="FirstParagraph"/>
+      </w:pPr>
+      <w:r>
+        <w:rPr>
+          <w:b/>
+          <w:bCs/>
+          <w:lang w:val="ru"/>
+        </w:rPr>
+        <w:t xml:space="preserve">Альтернатива для линейной модели —</w:t>
       </w:r>
       <w:r>
         <w:rPr>
@@ -25656,7 +26019,7 @@
           <w:bCs/>
           <w:lang w:val="ru"/>
         </w:rPr>
-        <w:t xml:space="preserve">freeze-before-final</w:t>
+        <w:t xml:space="preserve">sklearn.QuantileRegressor</w:t>
       </w:r>
       <w:r>
         <w:rPr>
@@ -25676,7 +26039,1735 @@
         <w:rPr>
           <w:lang w:val="ru"/>
         </w:rPr>
-        <w:t xml:space="preserve">После тега эти файлы не менялись.</w:t>
+        <w:t xml:space="preserve">Не подошла: она решает линейную программу,</w:t>
+      </w:r>
+      <w:r>
+        <w:rPr>
+          <w:lang w:val="ru"/>
+        </w:rPr>
+        <w:t xml:space="preserve"> </w:t>
+      </w:r>
+      <w:r>
+        <w:rPr>
+          <w:lang w:val="ru"/>
+        </w:rPr>
+        <w:t xml:space="preserve">30 тыс. строк — 54 с с ростом быстрее линейного, а в фолде «август» 149 тыс. строк.</w:t>
+      </w:r>
+    </w:p>
+    <w:bookmarkStart w:id="201" w:name="_a7a696e8b0d85a376b229d83a5543d7688d3837"/>
+    <w:p>
+      <w:pPr>
+        <w:pStyle w:val="TableCaption"/>
+      </w:pPr>
+      <w:r>
+        <w:rPr>
+          <w:lang w:val="ru"/>
+        </w:rPr>
+        <w:t xml:space="preserve">Таблица 7.10 — Сравнение моделей на мае–августе (4 фолда, 108 948 строк); WAPE и покрытие — среднее по t+1 и t+2; КР — квантильная регрессия, Аном. — аномальные часы, Покр. — покрытие q10–q90, «с / фолд» — время обучения</w:t>
+      </w:r>
+    </w:p>
+    <w:tbl>
+      <w:tblPr>
+        <w:tblStyle w:val="Table"/>
+        <w:tblW w:type="pct" w:w="5000"/>
+        <w:tblLayout w:type="fixed"/>
+        <w:tblLook w:firstRow="1" w:lastRow="0" w:firstColumn="0" w:lastColumn="0" w:noHBand="0" w:noVBand="0" w:val="0020"/>
+        <w:tblCaption w:val="Таблица 7.10 — Сравнение моделей на мае–августе (4 фолда, 108 948 строк); WAPE и покрытие — среднее по t+1 и t+2; КР — квантильная регрессия, Аном. — аномальные часы, Покр. — покрытие q10–q90, «с / фолд» — время обучения"/>
+      </w:tblPr>
+      <w:tblGrid>
+        <w:gridCol w:w="1638"/>
+        <w:gridCol w:w="477"/>
+        <w:gridCol w:w="1228"/>
+        <w:gridCol w:w="477"/>
+        <w:gridCol w:w="477"/>
+        <w:gridCol w:w="477"/>
+        <w:gridCol w:w="1365"/>
+        <w:gridCol w:w="477"/>
+        <w:gridCol w:w="477"/>
+        <w:gridCol w:w="819"/>
+      </w:tblGrid>
+      <w:tr>
+        <w:trPr>
+          <w:tblHeader w:val="on"/>
+        </w:trPr>
+        <w:tc>
+          <w:tcPr/>
+          <w:p>
+            <w:pPr>
+              <w:pStyle w:val="Compact"/>
+              <w:jc w:val="left"/>
+            </w:pPr>
+            <w:r>
+              <w:rPr>
+                <w:lang w:val="ru"/>
+              </w:rPr>
+              <w:t xml:space="preserve">Модель</w:t>
+            </w:r>
+          </w:p>
+        </w:tc>
+        <w:tc>
+          <w:tcPr/>
+          <w:p>
+            <w:pPr>
+              <w:pStyle w:val="Compact"/>
+              <w:jc w:val="right"/>
+            </w:pPr>
+            <w:r>
+              <w:rPr>
+                <w:lang w:val="ru"/>
+              </w:rPr>
+              <w:t xml:space="preserve">WAPE</w:t>
+            </w:r>
+          </w:p>
+        </w:tc>
+        <w:tc>
+          <w:tcPr/>
+          <w:p>
+            <w:pPr>
+              <w:pStyle w:val="Compact"/>
+              <w:jc w:val="right"/>
+            </w:pPr>
+            <w:r>
+              <w:rPr>
+                <w:lang w:val="ru"/>
+              </w:rPr>
+              <w:t xml:space="preserve">t+1 / t+2</w:t>
+            </w:r>
+          </w:p>
+        </w:tc>
+        <w:tc>
+          <w:tcPr/>
+          <w:p>
+            <w:pPr>
+              <w:pStyle w:val="Compact"/>
+              <w:jc w:val="right"/>
+            </w:pPr>
+            <w:r>
+              <w:rPr>
+                <w:lang w:val="ru"/>
+              </w:rPr>
+              <w:t xml:space="preserve">Пики</w:t>
+            </w:r>
+          </w:p>
+        </w:tc>
+        <w:tc>
+          <w:tcPr/>
+          <w:p>
+            <w:pPr>
+              <w:pStyle w:val="Compact"/>
+              <w:jc w:val="right"/>
+            </w:pPr>
+            <w:r>
+              <w:rPr>
+                <w:lang w:val="ru"/>
+              </w:rPr>
+              <w:t xml:space="preserve">Аном.</w:t>
+            </w:r>
+          </w:p>
+        </w:tc>
+        <w:tc>
+          <w:tcPr/>
+          <w:p>
+            <w:pPr>
+              <w:pStyle w:val="Compact"/>
+              <w:jc w:val="right"/>
+            </w:pPr>
+            <w:r>
+              <w:rPr>
+                <w:lang w:val="ru"/>
+              </w:rPr>
+              <w:t xml:space="preserve">Покр.</w:t>
+            </w:r>
+          </w:p>
+        </w:tc>
+        <w:tc>
+          <w:tcPr/>
+          <w:p>
+            <w:pPr>
+              <w:pStyle w:val="Compact"/>
+              <w:jc w:val="center"/>
+            </w:pPr>
+            <w:r>
+              <w:rPr>
+                <w:lang w:val="ru"/>
+              </w:rPr>
+              <w:t xml:space="preserve">ΔWAPE к LightGBM, п. п. [95 % ДИ]</w:t>
+            </w:r>
+          </w:p>
+        </w:tc>
+        <w:tc>
+          <w:tcPr/>
+          <w:p>
+            <w:pPr>
+              <w:pStyle w:val="Compact"/>
+              <w:jc w:val="right"/>
+            </w:pPr>
+            <w:r>
+              <w:rPr>
+                <w:lang w:val="ru"/>
+              </w:rPr>
+              <w:t xml:space="preserve">p DM</w:t>
+            </w:r>
+          </w:p>
+        </w:tc>
+        <w:tc>
+          <w:tcPr/>
+          <w:p>
+            <w:pPr>
+              <w:pStyle w:val="Compact"/>
+              <w:jc w:val="right"/>
+            </w:pPr>
+            <w:r>
+              <w:rPr>
+                <w:lang w:val="ru"/>
+              </w:rPr>
+              <w:t xml:space="preserve">с / фолд</w:t>
+            </w:r>
+          </w:p>
+        </w:tc>
+        <w:tc>
+          <w:tcPr/>
+          <w:p>
+            <w:pPr>
+              <w:pStyle w:val="Compact"/>
+              <w:jc w:val="left"/>
+            </w:pPr>
+            <w:r>
+              <w:rPr>
+                <w:lang w:val="ru"/>
+              </w:rPr>
+              <w:t xml:space="preserve">Вывод</w:t>
+            </w:r>
+          </w:p>
+        </w:tc>
+      </w:tr>
+      <w:tr>
+        <w:tc>
+          <w:tcPr/>
+          <w:p>
+            <w:pPr>
+              <w:pStyle w:val="Compact"/>
+              <w:jc w:val="left"/>
+            </w:pPr>
+            <w:r>
+              <w:rPr>
+                <w:b/>
+                <w:bCs/>
+                <w:lang w:val="ru"/>
+              </w:rPr>
+              <w:t xml:space="preserve">LightGBM (заморож.)</w:t>
+            </w:r>
+          </w:p>
+        </w:tc>
+        <w:tc>
+          <w:tcPr/>
+          <w:p>
+            <w:pPr>
+              <w:pStyle w:val="Compact"/>
+              <w:jc w:val="right"/>
+            </w:pPr>
+            <w:r>
+              <w:rPr>
+                <w:b/>
+                <w:bCs/>
+                <w:lang w:val="ru"/>
+              </w:rPr>
+              <w:t xml:space="preserve">5,51 %</w:t>
+            </w:r>
+          </w:p>
+        </w:tc>
+        <w:tc>
+          <w:tcPr/>
+          <w:p>
+            <w:pPr>
+              <w:pStyle w:val="Compact"/>
+              <w:jc w:val="right"/>
+            </w:pPr>
+            <w:r>
+              <w:rPr>
+                <w:lang w:val="ru"/>
+              </w:rPr>
+              <w:t xml:space="preserve">5,33 % / 5,68 %</w:t>
+            </w:r>
+          </w:p>
+        </w:tc>
+        <w:tc>
+          <w:tcPr/>
+          <w:p>
+            <w:pPr>
+              <w:pStyle w:val="Compact"/>
+              <w:jc w:val="right"/>
+            </w:pPr>
+            <w:r>
+              <w:rPr>
+                <w:lang w:val="ru"/>
+              </w:rPr>
+              <w:t xml:space="preserve">4,50 %</w:t>
+            </w:r>
+          </w:p>
+        </w:tc>
+        <w:tc>
+          <w:tcPr/>
+          <w:p>
+            <w:pPr>
+              <w:pStyle w:val="Compact"/>
+              <w:jc w:val="right"/>
+            </w:pPr>
+            <w:r>
+              <w:rPr>
+                <w:b/>
+                <w:bCs/>
+                <w:lang w:val="ru"/>
+              </w:rPr>
+              <w:t xml:space="preserve">17,95 %</w:t>
+            </w:r>
+          </w:p>
+        </w:tc>
+        <w:tc>
+          <w:tcPr/>
+          <w:p>
+            <w:pPr>
+              <w:pStyle w:val="Compact"/>
+              <w:jc w:val="right"/>
+            </w:pPr>
+            <w:r>
+              <w:rPr>
+                <w:lang w:val="ru"/>
+              </w:rPr>
+              <w:t xml:space="preserve">80,3 %</w:t>
+            </w:r>
+          </w:p>
+        </w:tc>
+        <w:tc>
+          <w:tcPr/>
+          <w:p>
+            <w:pPr>
+              <w:pStyle w:val="Compact"/>
+              <w:jc w:val="center"/>
+            </w:pPr>
+            <w:r>
+              <w:rPr>
+                <w:lang w:val="ru"/>
+              </w:rPr>
+              <w:t xml:space="preserve">—</w:t>
+            </w:r>
+          </w:p>
+        </w:tc>
+        <w:tc>
+          <w:tcPr/>
+          <w:p>
+            <w:pPr>
+              <w:pStyle w:val="Compact"/>
+              <w:jc w:val="right"/>
+            </w:pPr>
+            <w:r>
+              <w:rPr>
+                <w:lang w:val="ru"/>
+              </w:rPr>
+              <w:t xml:space="preserve">—</w:t>
+            </w:r>
+          </w:p>
+        </w:tc>
+        <w:tc>
+          <w:tcPr/>
+          <w:p>
+            <w:pPr>
+              <w:pStyle w:val="Compact"/>
+              <w:jc w:val="right"/>
+            </w:pPr>
+            <w:r>
+              <w:rPr>
+                <w:lang w:val="ru"/>
+              </w:rPr>
+              <w:t xml:space="preserve">34</w:t>
+            </w:r>
+          </w:p>
+        </w:tc>
+        <w:tc>
+          <w:tcPr/>
+          <w:p>
+            <w:pPr>
+              <w:pStyle w:val="Compact"/>
+              <w:jc w:val="left"/>
+            </w:pPr>
+            <w:r>
+              <w:rPr>
+                <w:lang w:val="ru"/>
+              </w:rPr>
+              <w:t xml:space="preserve">офиц.</w:t>
+            </w:r>
+          </w:p>
+        </w:tc>
+      </w:tr>
+      <w:tr>
+        <w:tc>
+          <w:tcPr/>
+          <w:p>
+            <w:pPr>
+              <w:pStyle w:val="Compact"/>
+              <w:jc w:val="left"/>
+            </w:pPr>
+            <w:r>
+              <w:rPr>
+                <w:lang w:val="ru"/>
+              </w:rPr>
+              <w:t xml:space="preserve">Линейная КР</w:t>
+            </w:r>
+          </w:p>
+        </w:tc>
+        <w:tc>
+          <w:tcPr/>
+          <w:p>
+            <w:pPr>
+              <w:pStyle w:val="Compact"/>
+              <w:jc w:val="right"/>
+            </w:pPr>
+            <w:r>
+              <w:rPr>
+                <w:lang w:val="ru"/>
+              </w:rPr>
+              <w:t xml:space="preserve">5,70 %</w:t>
+            </w:r>
+          </w:p>
+        </w:tc>
+        <w:tc>
+          <w:tcPr/>
+          <w:p>
+            <w:pPr>
+              <w:pStyle w:val="Compact"/>
+              <w:jc w:val="right"/>
+            </w:pPr>
+            <w:r>
+              <w:rPr>
+                <w:lang w:val="ru"/>
+              </w:rPr>
+              <w:t xml:space="preserve">5,48 % / 5,92 %</w:t>
+            </w:r>
+          </w:p>
+        </w:tc>
+        <w:tc>
+          <w:tcPr/>
+          <w:p>
+            <w:pPr>
+              <w:pStyle w:val="Compact"/>
+              <w:jc w:val="right"/>
+            </w:pPr>
+            <w:r>
+              <w:rPr>
+                <w:lang w:val="ru"/>
+              </w:rPr>
+              <w:t xml:space="preserve">4,75 %</w:t>
+            </w:r>
+          </w:p>
+        </w:tc>
+        <w:tc>
+          <w:tcPr/>
+          <w:p>
+            <w:pPr>
+              <w:pStyle w:val="Compact"/>
+              <w:jc w:val="right"/>
+            </w:pPr>
+            <w:r>
+              <w:rPr>
+                <w:lang w:val="ru"/>
+              </w:rPr>
+              <w:t xml:space="preserve">18,82 %</w:t>
+            </w:r>
+          </w:p>
+        </w:tc>
+        <w:tc>
+          <w:tcPr/>
+          <w:p>
+            <w:pPr>
+              <w:pStyle w:val="Compact"/>
+              <w:jc w:val="right"/>
+            </w:pPr>
+            <w:r>
+              <w:rPr>
+                <w:lang w:val="ru"/>
+              </w:rPr>
+              <w:t xml:space="preserve">80,2 %</w:t>
+            </w:r>
+          </w:p>
+        </w:tc>
+        <w:tc>
+          <w:tcPr/>
+          <w:p>
+            <w:pPr>
+              <w:pStyle w:val="Compact"/>
+              <w:jc w:val="center"/>
+            </w:pPr>
+            <w:r>
+              <w:rPr>
+                <w:lang w:val="ru"/>
+              </w:rPr>
+              <w:t xml:space="preserve">−0,19 [−0,28; −0,10]</w:t>
+            </w:r>
+          </w:p>
+        </w:tc>
+        <w:tc>
+          <w:tcPr/>
+          <w:p>
+            <w:pPr>
+              <w:pStyle w:val="Compact"/>
+              <w:jc w:val="right"/>
+            </w:pPr>
+            <w:r>
+              <w:rPr>
+                <w:lang w:val="ru"/>
+              </w:rPr>
+              <w:t xml:space="preserve">&lt; 0,001</w:t>
+            </w:r>
+          </w:p>
+        </w:tc>
+        <w:tc>
+          <w:tcPr/>
+          <w:p>
+            <w:pPr>
+              <w:pStyle w:val="Compact"/>
+              <w:jc w:val="right"/>
+            </w:pPr>
+            <w:r>
+              <w:rPr>
+                <w:lang w:val="ru"/>
+              </w:rPr>
+              <w:t xml:space="preserve">34</w:t>
+            </w:r>
+          </w:p>
+        </w:tc>
+        <w:tc>
+          <w:tcPr/>
+          <w:p>
+            <w:pPr>
+              <w:pStyle w:val="Compact"/>
+              <w:jc w:val="left"/>
+            </w:pPr>
+            <w:r>
+              <w:rPr>
+                <w:lang w:val="ru"/>
+              </w:rPr>
+              <w:t xml:space="preserve">хуже</w:t>
+            </w:r>
+          </w:p>
+        </w:tc>
+      </w:tr>
+      <w:tr>
+        <w:tc>
+          <w:tcPr/>
+          <w:p>
+            <w:pPr>
+              <w:pStyle w:val="Compact"/>
+              <w:jc w:val="left"/>
+            </w:pPr>
+            <w:r>
+              <w:rPr>
+                <w:lang w:val="ru"/>
+              </w:rPr>
+              <w:t xml:space="preserve">CatBoost</w:t>
+            </w:r>
+          </w:p>
+        </w:tc>
+        <w:tc>
+          <w:tcPr/>
+          <w:p>
+            <w:pPr>
+              <w:pStyle w:val="Compact"/>
+              <w:jc w:val="right"/>
+            </w:pPr>
+            <w:r>
+              <w:rPr>
+                <w:lang w:val="ru"/>
+              </w:rPr>
+              <w:t xml:space="preserve">5,56 %</w:t>
+            </w:r>
+          </w:p>
+        </w:tc>
+        <w:tc>
+          <w:tcPr/>
+          <w:p>
+            <w:pPr>
+              <w:pStyle w:val="Compact"/>
+              <w:jc w:val="right"/>
+            </w:pPr>
+            <w:r>
+              <w:rPr>
+                <w:lang w:val="ru"/>
+              </w:rPr>
+              <w:t xml:space="preserve">5,40 % / 5,72 %</w:t>
+            </w:r>
+          </w:p>
+        </w:tc>
+        <w:tc>
+          <w:tcPr/>
+          <w:p>
+            <w:pPr>
+              <w:pStyle w:val="Compact"/>
+              <w:jc w:val="right"/>
+            </w:pPr>
+            <w:r>
+              <w:rPr>
+                <w:lang w:val="ru"/>
+              </w:rPr>
+              <w:t xml:space="preserve">4,54 %</w:t>
+            </w:r>
+          </w:p>
+        </w:tc>
+        <w:tc>
+          <w:tcPr/>
+          <w:p>
+            <w:pPr>
+              <w:pStyle w:val="Compact"/>
+              <w:jc w:val="right"/>
+            </w:pPr>
+            <w:r>
+              <w:rPr>
+                <w:lang w:val="ru"/>
+              </w:rPr>
+              <w:t xml:space="preserve">18,46 %</w:t>
+            </w:r>
+          </w:p>
+        </w:tc>
+        <w:tc>
+          <w:tcPr/>
+          <w:p>
+            <w:pPr>
+              <w:pStyle w:val="Compact"/>
+              <w:jc w:val="right"/>
+            </w:pPr>
+            <w:r>
+              <w:rPr>
+                <w:lang w:val="ru"/>
+              </w:rPr>
+              <w:t xml:space="preserve">80,4 %</w:t>
+            </w:r>
+          </w:p>
+        </w:tc>
+        <w:tc>
+          <w:tcPr/>
+          <w:p>
+            <w:pPr>
+              <w:pStyle w:val="Compact"/>
+              <w:jc w:val="center"/>
+            </w:pPr>
+            <w:r>
+              <w:rPr>
+                <w:lang w:val="ru"/>
+              </w:rPr>
+              <w:t xml:space="preserve">−0,05 [−0,09; −0,02]</w:t>
+            </w:r>
+          </w:p>
+        </w:tc>
+        <w:tc>
+          <w:tcPr/>
+          <w:p>
+            <w:pPr>
+              <w:pStyle w:val="Compact"/>
+              <w:jc w:val="right"/>
+            </w:pPr>
+            <w:r>
+              <w:rPr>
+                <w:lang w:val="ru"/>
+              </w:rPr>
+              <w:t xml:space="preserve">0,019</w:t>
+            </w:r>
+          </w:p>
+        </w:tc>
+        <w:tc>
+          <w:tcPr/>
+          <w:p>
+            <w:pPr>
+              <w:pStyle w:val="Compact"/>
+              <w:jc w:val="right"/>
+            </w:pPr>
+            <w:r>
+              <w:rPr>
+                <w:lang w:val="ru"/>
+              </w:rPr>
+              <w:t xml:space="preserve">37</w:t>
+            </w:r>
+          </w:p>
+        </w:tc>
+        <w:tc>
+          <w:tcPr/>
+          <w:p>
+            <w:pPr>
+              <w:pStyle w:val="Compact"/>
+              <w:jc w:val="left"/>
+            </w:pPr>
+            <w:r>
+              <w:rPr>
+                <w:lang w:val="ru"/>
+              </w:rPr>
+              <w:t xml:space="preserve">хуже</w:t>
+            </w:r>
+          </w:p>
+        </w:tc>
+      </w:tr>
+      <w:tr>
+        <w:tc>
+          <w:tcPr/>
+          <w:p>
+            <w:pPr>
+              <w:pStyle w:val="Compact"/>
+              <w:jc w:val="left"/>
+            </w:pPr>
+            <w:r>
+              <w:rPr>
+                <w:lang w:val="ru"/>
+              </w:rPr>
+              <w:t xml:space="preserve">XGBoost</w:t>
+            </w:r>
+          </w:p>
+        </w:tc>
+        <w:tc>
+          <w:tcPr/>
+          <w:p>
+            <w:pPr>
+              <w:pStyle w:val="Compact"/>
+              <w:jc w:val="right"/>
+            </w:pPr>
+            <w:r>
+              <w:rPr>
+                <w:lang w:val="ru"/>
+              </w:rPr>
+              <w:t xml:space="preserve">5,61 %</w:t>
+            </w:r>
+          </w:p>
+        </w:tc>
+        <w:tc>
+          <w:tcPr/>
+          <w:p>
+            <w:pPr>
+              <w:pStyle w:val="Compact"/>
+              <w:jc w:val="right"/>
+            </w:pPr>
+            <w:r>
+              <w:rPr>
+                <w:lang w:val="ru"/>
+              </w:rPr>
+              <w:t xml:space="preserve">5,44 % / 5,78 %</w:t>
+            </w:r>
+          </w:p>
+        </w:tc>
+        <w:tc>
+          <w:tcPr/>
+          <w:p>
+            <w:pPr>
+              <w:pStyle w:val="Compact"/>
+              <w:jc w:val="right"/>
+            </w:pPr>
+            <w:r>
+              <w:rPr>
+                <w:lang w:val="ru"/>
+              </w:rPr>
+              <w:t xml:space="preserve">4,60 %</w:t>
+            </w:r>
+          </w:p>
+        </w:tc>
+        <w:tc>
+          <w:tcPr/>
+          <w:p>
+            <w:pPr>
+              <w:pStyle w:val="Compact"/>
+              <w:jc w:val="right"/>
+            </w:pPr>
+            <w:r>
+              <w:rPr>
+                <w:lang w:val="ru"/>
+              </w:rPr>
+              <w:t xml:space="preserve">18,21 %</w:t>
+            </w:r>
+          </w:p>
+        </w:tc>
+        <w:tc>
+          <w:tcPr/>
+          <w:p>
+            <w:pPr>
+              <w:pStyle w:val="Compact"/>
+              <w:jc w:val="right"/>
+            </w:pPr>
+            <w:r>
+              <w:rPr>
+                <w:lang w:val="ru"/>
+              </w:rPr>
+              <w:t xml:space="preserve">80,4 %</w:t>
+            </w:r>
+          </w:p>
+        </w:tc>
+        <w:tc>
+          <w:tcPr/>
+          <w:p>
+            <w:pPr>
+              <w:pStyle w:val="Compact"/>
+              <w:jc w:val="center"/>
+            </w:pPr>
+            <w:r>
+              <w:rPr>
+                <w:lang w:val="ru"/>
+              </w:rPr>
+              <w:t xml:space="preserve">−0,10 [−0,14; −0,06]</w:t>
+            </w:r>
+          </w:p>
+        </w:tc>
+        <w:tc>
+          <w:tcPr/>
+          <w:p>
+            <w:pPr>
+              <w:pStyle w:val="Compact"/>
+              <w:jc w:val="right"/>
+            </w:pPr>
+            <w:r>
+              <w:rPr>
+                <w:lang w:val="ru"/>
+              </w:rPr>
+              <w:t xml:space="preserve">&lt; 0,001</w:t>
+            </w:r>
+          </w:p>
+        </w:tc>
+        <w:tc>
+          <w:tcPr/>
+          <w:p>
+            <w:pPr>
+              <w:pStyle w:val="Compact"/>
+              <w:jc w:val="right"/>
+            </w:pPr>
+            <w:r>
+              <w:rPr>
+                <w:lang w:val="ru"/>
+              </w:rPr>
+              <w:t xml:space="preserve">17</w:t>
+            </w:r>
+          </w:p>
+        </w:tc>
+        <w:tc>
+          <w:tcPr/>
+          <w:p>
+            <w:pPr>
+              <w:pStyle w:val="Compact"/>
+              <w:jc w:val="left"/>
+            </w:pPr>
+            <w:r>
+              <w:rPr>
+                <w:lang w:val="ru"/>
+              </w:rPr>
+              <w:t xml:space="preserve">хуже</w:t>
+            </w:r>
+          </w:p>
+        </w:tc>
+      </w:tr>
+      <w:tr>
+        <w:tc>
+          <w:tcPr/>
+          <w:p>
+            <w:pPr>
+              <w:pStyle w:val="Compact"/>
+              <w:jc w:val="left"/>
+            </w:pPr>
+            <w:r>
+              <w:rPr>
+                <w:lang w:val="ru"/>
+              </w:rPr>
+              <w:t xml:space="preserve">LightGBM + CatBoost</w:t>
+            </w:r>
+          </w:p>
+        </w:tc>
+        <w:tc>
+          <w:tcPr/>
+          <w:p>
+            <w:pPr>
+              <w:pStyle w:val="Compact"/>
+              <w:jc w:val="right"/>
+            </w:pPr>
+            <w:r>
+              <w:rPr>
+                <w:lang w:val="ru"/>
+              </w:rPr>
+              <w:t xml:space="preserve">5,50 %</w:t>
+            </w:r>
+          </w:p>
+        </w:tc>
+        <w:tc>
+          <w:tcPr/>
+          <w:p>
+            <w:pPr>
+              <w:pStyle w:val="Compact"/>
+              <w:jc w:val="right"/>
+            </w:pPr>
+            <w:r>
+              <w:rPr>
+                <w:lang w:val="ru"/>
+              </w:rPr>
+              <w:t xml:space="preserve">5,33 % / 5,67 %</w:t>
+            </w:r>
+          </w:p>
+        </w:tc>
+        <w:tc>
+          <w:tcPr/>
+          <w:p>
+            <w:pPr>
+              <w:pStyle w:val="Compact"/>
+              <w:jc w:val="right"/>
+            </w:pPr>
+            <w:r>
+              <w:rPr>
+                <w:lang w:val="ru"/>
+              </w:rPr>
+              <w:t xml:space="preserve">4,48 %</w:t>
+            </w:r>
+          </w:p>
+        </w:tc>
+        <w:tc>
+          <w:tcPr/>
+          <w:p>
+            <w:pPr>
+              <w:pStyle w:val="Compact"/>
+              <w:jc w:val="right"/>
+            </w:pPr>
+            <w:r>
+              <w:rPr>
+                <w:lang w:val="ru"/>
+              </w:rPr>
+              <w:t xml:space="preserve">18,19 %</w:t>
+            </w:r>
+          </w:p>
+        </w:tc>
+        <w:tc>
+          <w:tcPr/>
+          <w:p>
+            <w:pPr>
+              <w:pStyle w:val="Compact"/>
+              <w:jc w:val="right"/>
+            </w:pPr>
+            <w:r>
+              <w:rPr>
+                <w:lang w:val="ru"/>
+              </w:rPr>
+              <w:t xml:space="preserve">80,4 %</w:t>
+            </w:r>
+          </w:p>
+        </w:tc>
+        <w:tc>
+          <w:tcPr/>
+          <w:p>
+            <w:pPr>
+              <w:pStyle w:val="Compact"/>
+              <w:jc w:val="center"/>
+            </w:pPr>
+            <w:r>
+              <w:rPr>
+                <w:lang w:val="ru"/>
+              </w:rPr>
+              <w:t xml:space="preserve">+0,01 [−0,01; +0,03]</w:t>
+            </w:r>
+          </w:p>
+        </w:tc>
+        <w:tc>
+          <w:tcPr/>
+          <w:p>
+            <w:pPr>
+              <w:pStyle w:val="Compact"/>
+              <w:jc w:val="right"/>
+            </w:pPr>
+            <w:r>
+              <w:rPr>
+                <w:lang w:val="ru"/>
+              </w:rPr>
+              <w:t xml:space="preserve">0,327</w:t>
+            </w:r>
+          </w:p>
+        </w:tc>
+        <w:tc>
+          <w:tcPr/>
+          <w:p>
+            <w:pPr>
+              <w:pStyle w:val="Compact"/>
+              <w:jc w:val="right"/>
+            </w:pPr>
+            <w:r>
+              <w:rPr>
+                <w:lang w:val="ru"/>
+              </w:rPr>
+              <w:t xml:space="preserve">71</w:t>
+            </w:r>
+          </w:p>
+        </w:tc>
+        <w:tc>
+          <w:tcPr/>
+          <w:p>
+            <w:pPr>
+              <w:pStyle w:val="Compact"/>
+              <w:jc w:val="left"/>
+            </w:pPr>
+            <w:r>
+              <w:rPr>
+                <w:lang w:val="ru"/>
+              </w:rPr>
+              <w:t xml:space="preserve">не отличима</w:t>
+            </w:r>
+          </w:p>
+        </w:tc>
+      </w:tr>
+    </w:tbl>
+    <w:bookmarkEnd w:id="201"/>
+    <w:bookmarkStart w:id="205" w:name="_1d617860d1b1be530e06c9b78cef43d948e6c1f"/>
+    <w:p>
+      <w:pPr>
+        <w:pStyle w:val="CaptionedFigure"/>
+      </w:pPr>
+      <w:r>
+        <w:drawing>
+          <wp:inline>
+            <wp:extent cx="6045200" cy="1796967"/>
+            <wp:effectExtent b="0" l="0" r="0" t="0"/>
+            <wp:docPr descr="Рисунок 7.5 — Сравнение моделей на мае–августе: WAPE по всем и по аномальным часам и время обучения на фолд; синим — замороженная LightGBM" title="" id="203" name="Picture"/>
+            <a:graphic>
+              <a:graphicData uri="http://schemas.openxmlformats.org/drawingml/2006/picture">
+                <pic:pic>
+                  <pic:nvPicPr>
+                    <pic:cNvPr descr="figures/fig_compare.png" id="204" name="Picture"/>
+                    <pic:cNvPicPr>
+                      <a:picLocks noChangeArrowheads="1" noChangeAspect="1"/>
+                    </pic:cNvPicPr>
+                  </pic:nvPicPr>
+                  <pic:blipFill>
+                    <a:blip r:embed="rId202"/>
+                    <a:stretch>
+                      <a:fillRect/>
+                    </a:stretch>
+                  </pic:blipFill>
+                  <pic:spPr bwMode="auto">
+                    <a:xfrm>
+                      <a:off x="0" y="0"/>
+                      <a:ext cx="6045200" cy="1796967"/>
+                    </a:xfrm>
+                    <a:prstGeom prst="rect">
+                      <a:avLst/>
+                    </a:prstGeom>
+                    <a:noFill/>
+                    <a:ln w="9525">
+                      <a:noFill/>
+                      <a:headEnd/>
+                      <a:tailEnd/>
+                    </a:ln>
+                  </pic:spPr>
+                </pic:pic>
+              </a:graphicData>
+            </a:graphic>
+          </wp:inline>
+        </w:drawing>
+      </w:r>
+    </w:p>
+    <w:p>
+      <w:pPr>
+        <w:pStyle w:val="ImageCaption"/>
+      </w:pPr>
+      <w:r>
+        <w:rPr>
+          <w:lang w:val="ru"/>
+        </w:rPr>
+        <w:t xml:space="preserve">Рисунок 7.5 — Сравнение моделей на мае–августе: WAPE по всем и по аномальным часам и время обучения на фолд; синим —</w:t>
+      </w:r>
+      <w:r>
+        <w:rPr>
+          <w:lang w:val="ru"/>
+        </w:rPr>
+        <w:t xml:space="preserve"> </w:t>
+      </w:r>
+      <w:r>
+        <w:rPr>
+          <w:lang w:val="ru"/>
+        </w:rPr>
+        <w:t xml:space="preserve">замороженная LightGBM</w:t>
+      </w:r>
+    </w:p>
+    <w:bookmarkEnd w:id="205"/>
+    <w:bookmarkStart w:id="206" w:name="_8f76e93b5d902730544a42af0e7e9705c63f6d2"/>
+    <w:p>
+      <w:pPr>
+        <w:pStyle w:val="TableCaption"/>
+      </w:pPr>
+      <w:r>
+        <w:rPr>
+          <w:lang w:val="ru"/>
+        </w:rPr>
+        <w:t xml:space="preserve">Таблица 7.11 — Сентябрь — для информации: один прогон, обучение по 24.08; выбор по этой таблице не делается</w:t>
+      </w:r>
+    </w:p>
+    <w:tbl>
+      <w:tblPr>
+        <w:tblStyle w:val="Table"/>
+        <w:tblW w:type="pct" w:w="5000"/>
+        <w:tblLayout w:type="fixed"/>
+        <w:tblLook w:firstRow="1" w:lastRow="0" w:firstColumn="0" w:lastColumn="0" w:noHBand="0" w:noVBand="0" w:val="0020"/>
+        <w:tblCaption w:val="Таблица 7.11 — Сентябрь — для информации: один прогон, обучение по 24.08; выбор по этой таблице не делается"/>
+      </w:tblPr>
+      <w:tblGrid>
+        <w:gridCol w:w="2112"/>
+        <w:gridCol w:w="616"/>
+        <w:gridCol w:w="1584"/>
+        <w:gridCol w:w="616"/>
+        <w:gridCol w:w="616"/>
+        <w:gridCol w:w="1760"/>
+        <w:gridCol w:w="616"/>
+      </w:tblGrid>
+      <w:tr>
+        <w:trPr>
+          <w:tblHeader w:val="on"/>
+        </w:trPr>
+        <w:tc>
+          <w:tcPr/>
+          <w:p>
+            <w:pPr>
+              <w:pStyle w:val="Compact"/>
+              <w:jc w:val="left"/>
+            </w:pPr>
+            <w:r>
+              <w:rPr>
+                <w:lang w:val="ru"/>
+              </w:rPr>
+              <w:t xml:space="preserve">Модель</w:t>
+            </w:r>
+          </w:p>
+        </w:tc>
+        <w:tc>
+          <w:tcPr/>
+          <w:p>
+            <w:pPr>
+              <w:pStyle w:val="Compact"/>
+              <w:jc w:val="right"/>
+            </w:pPr>
+            <w:r>
+              <w:rPr>
+                <w:lang w:val="ru"/>
+              </w:rPr>
+              <w:t xml:space="preserve">WAPE</w:t>
+            </w:r>
+          </w:p>
+        </w:tc>
+        <w:tc>
+          <w:tcPr/>
+          <w:p>
+            <w:pPr>
+              <w:pStyle w:val="Compact"/>
+              <w:jc w:val="right"/>
+            </w:pPr>
+            <w:r>
+              <w:rPr>
+                <w:lang w:val="ru"/>
+              </w:rPr>
+              <w:t xml:space="preserve">t+1 / t+2</w:t>
+            </w:r>
+          </w:p>
+        </w:tc>
+        <w:tc>
+          <w:tcPr/>
+          <w:p>
+            <w:pPr>
+              <w:pStyle w:val="Compact"/>
+              <w:jc w:val="right"/>
+            </w:pPr>
+            <w:r>
+              <w:rPr>
+                <w:lang w:val="ru"/>
+              </w:rPr>
+              <w:t xml:space="preserve">Аном.</w:t>
+            </w:r>
+          </w:p>
+        </w:tc>
+        <w:tc>
+          <w:tcPr/>
+          <w:p>
+            <w:pPr>
+              <w:pStyle w:val="Compact"/>
+              <w:jc w:val="right"/>
+            </w:pPr>
+            <w:r>
+              <w:rPr>
+                <w:lang w:val="ru"/>
+              </w:rPr>
+              <w:t xml:space="preserve">Покр.</w:t>
+            </w:r>
+          </w:p>
+        </w:tc>
+        <w:tc>
+          <w:tcPr/>
+          <w:p>
+            <w:pPr>
+              <w:pStyle w:val="Compact"/>
+              <w:jc w:val="center"/>
+            </w:pPr>
+            <w:r>
+              <w:rPr>
+                <w:lang w:val="ru"/>
+              </w:rPr>
+              <w:t xml:space="preserve">ΔWAPE к LightGBM, п. п. [95 % ДИ]</w:t>
+            </w:r>
+          </w:p>
+        </w:tc>
+        <w:tc>
+          <w:tcPr/>
+          <w:p>
+            <w:pPr>
+              <w:pStyle w:val="Compact"/>
+              <w:jc w:val="right"/>
+            </w:pPr>
+            <w:r>
+              <w:rPr>
+                <w:lang w:val="ru"/>
+              </w:rPr>
+              <w:t xml:space="preserve">p DM</w:t>
+            </w:r>
+          </w:p>
+        </w:tc>
+      </w:tr>
+      <w:tr>
+        <w:tc>
+          <w:tcPr/>
+          <w:p>
+            <w:pPr>
+              <w:pStyle w:val="Compact"/>
+              <w:jc w:val="left"/>
+            </w:pPr>
+            <w:r>
+              <w:rPr>
+                <w:lang w:val="ru"/>
+              </w:rPr>
+              <w:t xml:space="preserve">LightGBM (заморож.)</w:t>
+            </w:r>
+          </w:p>
+        </w:tc>
+        <w:tc>
+          <w:tcPr/>
+          <w:p>
+            <w:pPr>
+              <w:pStyle w:val="Compact"/>
+              <w:jc w:val="right"/>
+            </w:pPr>
+            <w:r>
+              <w:rPr>
+                <w:lang w:val="ru"/>
+              </w:rPr>
+              <w:t xml:space="preserve">7,72 %</w:t>
+            </w:r>
+          </w:p>
+        </w:tc>
+        <w:tc>
+          <w:tcPr/>
+          <w:p>
+            <w:pPr>
+              <w:pStyle w:val="Compact"/>
+              <w:jc w:val="right"/>
+            </w:pPr>
+            <w:r>
+              <w:rPr>
+                <w:lang w:val="ru"/>
+              </w:rPr>
+              <w:t xml:space="preserve">7,23 % / 8,21 %</w:t>
+            </w:r>
+          </w:p>
+        </w:tc>
+        <w:tc>
+          <w:tcPr/>
+          <w:p>
+            <w:pPr>
+              <w:pStyle w:val="Compact"/>
+              <w:jc w:val="right"/>
+            </w:pPr>
+            <w:r>
+              <w:rPr>
+                <w:lang w:val="ru"/>
+              </w:rPr>
+              <w:t xml:space="preserve">13,14 %</w:t>
+            </w:r>
+          </w:p>
+        </w:tc>
+        <w:tc>
+          <w:tcPr/>
+          <w:p>
+            <w:pPr>
+              <w:pStyle w:val="Compact"/>
+              <w:jc w:val="right"/>
+            </w:pPr>
+            <w:r>
+              <w:rPr>
+                <w:lang w:val="ru"/>
+              </w:rPr>
+              <w:t xml:space="preserve">71,7 %</w:t>
+            </w:r>
+          </w:p>
+        </w:tc>
+        <w:tc>
+          <w:tcPr/>
+          <w:p>
+            <w:pPr>
+              <w:pStyle w:val="Compact"/>
+              <w:jc w:val="center"/>
+            </w:pPr>
+            <w:r>
+              <w:rPr>
+                <w:lang w:val="ru"/>
+              </w:rPr>
+              <w:t xml:space="preserve">—</w:t>
+            </w:r>
+          </w:p>
+        </w:tc>
+        <w:tc>
+          <w:tcPr/>
+          <w:p>
+            <w:pPr>
+              <w:pStyle w:val="Compact"/>
+              <w:jc w:val="right"/>
+            </w:pPr>
+            <w:r>
+              <w:rPr>
+                <w:lang w:val="ru"/>
+              </w:rPr>
+              <w:t xml:space="preserve">—</w:t>
+            </w:r>
+          </w:p>
+        </w:tc>
+      </w:tr>
+      <w:tr>
+        <w:tc>
+          <w:tcPr/>
+          <w:p>
+            <w:pPr>
+              <w:pStyle w:val="Compact"/>
+              <w:jc w:val="left"/>
+            </w:pPr>
+            <w:r>
+              <w:rPr>
+                <w:lang w:val="ru"/>
+              </w:rPr>
+              <w:t xml:space="preserve">Линейная КР</w:t>
+            </w:r>
+          </w:p>
+        </w:tc>
+        <w:tc>
+          <w:tcPr/>
+          <w:p>
+            <w:pPr>
+              <w:pStyle w:val="Compact"/>
+              <w:jc w:val="right"/>
+            </w:pPr>
+            <w:r>
+              <w:rPr>
+                <w:lang w:val="ru"/>
+              </w:rPr>
+              <w:t xml:space="preserve">7,83 %</w:t>
+            </w:r>
+          </w:p>
+        </w:tc>
+        <w:tc>
+          <w:tcPr/>
+          <w:p>
+            <w:pPr>
+              <w:pStyle w:val="Compact"/>
+              <w:jc w:val="right"/>
+            </w:pPr>
+            <w:r>
+              <w:rPr>
+                <w:lang w:val="ru"/>
+              </w:rPr>
+              <w:t xml:space="preserve">7,22 % / 8,45 %</w:t>
+            </w:r>
+          </w:p>
+        </w:tc>
+        <w:tc>
+          <w:tcPr/>
+          <w:p>
+            <w:pPr>
+              <w:pStyle w:val="Compact"/>
+              <w:jc w:val="right"/>
+            </w:pPr>
+            <w:r>
+              <w:rPr>
+                <w:lang w:val="ru"/>
+              </w:rPr>
+              <w:t xml:space="preserve">13,17 %</w:t>
+            </w:r>
+          </w:p>
+        </w:tc>
+        <w:tc>
+          <w:tcPr/>
+          <w:p>
+            <w:pPr>
+              <w:pStyle w:val="Compact"/>
+              <w:jc w:val="right"/>
+            </w:pPr>
+            <w:r>
+              <w:rPr>
+                <w:lang w:val="ru"/>
+              </w:rPr>
+              <w:t xml:space="preserve">64,4 %</w:t>
+            </w:r>
+          </w:p>
+        </w:tc>
+        <w:tc>
+          <w:tcPr/>
+          <w:p>
+            <w:pPr>
+              <w:pStyle w:val="Compact"/>
+              <w:jc w:val="center"/>
+            </w:pPr>
+            <w:r>
+              <w:rPr>
+                <w:lang w:val="ru"/>
+              </w:rPr>
+              <w:t xml:space="preserve">−0,11 [−0,25; +0,02]</w:t>
+            </w:r>
+          </w:p>
+        </w:tc>
+        <w:tc>
+          <w:tcPr/>
+          <w:p>
+            <w:pPr>
+              <w:pStyle w:val="Compact"/>
+              <w:jc w:val="right"/>
+            </w:pPr>
+            <w:r>
+              <w:rPr>
+                <w:lang w:val="ru"/>
+              </w:rPr>
+              <w:t xml:space="preserve">0,176</w:t>
+            </w:r>
+          </w:p>
+        </w:tc>
+      </w:tr>
+      <w:tr>
+        <w:tc>
+          <w:tcPr/>
+          <w:p>
+            <w:pPr>
+              <w:pStyle w:val="Compact"/>
+              <w:jc w:val="left"/>
+            </w:pPr>
+            <w:r>
+              <w:rPr>
+                <w:lang w:val="ru"/>
+              </w:rPr>
+              <w:t xml:space="preserve">CatBoost</w:t>
+            </w:r>
+          </w:p>
+        </w:tc>
+        <w:tc>
+          <w:tcPr/>
+          <w:p>
+            <w:pPr>
+              <w:pStyle w:val="Compact"/>
+              <w:jc w:val="right"/>
+            </w:pPr>
+            <w:r>
+              <w:rPr>
+                <w:lang w:val="ru"/>
+              </w:rPr>
+              <w:t xml:space="preserve">7,73 %</w:t>
+            </w:r>
+          </w:p>
+        </w:tc>
+        <w:tc>
+          <w:tcPr/>
+          <w:p>
+            <w:pPr>
+              <w:pStyle w:val="Compact"/>
+              <w:jc w:val="right"/>
+            </w:pPr>
+            <w:r>
+              <w:rPr>
+                <w:lang w:val="ru"/>
+              </w:rPr>
+              <w:t xml:space="preserve">7,29 % / 8,17 %</w:t>
+            </w:r>
+          </w:p>
+        </w:tc>
+        <w:tc>
+          <w:tcPr/>
+          <w:p>
+            <w:pPr>
+              <w:pStyle w:val="Compact"/>
+              <w:jc w:val="right"/>
+            </w:pPr>
+            <w:r>
+              <w:rPr>
+                <w:lang w:val="ru"/>
+              </w:rPr>
+              <w:t xml:space="preserve">12,88 %</w:t>
+            </w:r>
+          </w:p>
+        </w:tc>
+        <w:tc>
+          <w:tcPr/>
+          <w:p>
+            <w:pPr>
+              <w:pStyle w:val="Compact"/>
+              <w:jc w:val="right"/>
+            </w:pPr>
+            <w:r>
+              <w:rPr>
+                <w:lang w:val="ru"/>
+              </w:rPr>
+              <w:t xml:space="preserve">72,8 %</w:t>
+            </w:r>
+          </w:p>
+        </w:tc>
+        <w:tc>
+          <w:tcPr/>
+          <w:p>
+            <w:pPr>
+              <w:pStyle w:val="Compact"/>
+              <w:jc w:val="center"/>
+            </w:pPr>
+            <w:r>
+              <w:rPr>
+                <w:lang w:val="ru"/>
+              </w:rPr>
+              <w:t xml:space="preserve">−0,01 [−0,07; +0,05]</w:t>
+            </w:r>
+          </w:p>
+        </w:tc>
+        <w:tc>
+          <w:tcPr/>
+          <w:p>
+            <w:pPr>
+              <w:pStyle w:val="Compact"/>
+              <w:jc w:val="right"/>
+            </w:pPr>
+            <w:r>
+              <w:rPr>
+                <w:lang w:val="ru"/>
+              </w:rPr>
+              <w:t xml:space="preserve">0,795</w:t>
+            </w:r>
+          </w:p>
+        </w:tc>
+      </w:tr>
+      <w:tr>
+        <w:tc>
+          <w:tcPr/>
+          <w:p>
+            <w:pPr>
+              <w:pStyle w:val="Compact"/>
+              <w:jc w:val="left"/>
+            </w:pPr>
+            <w:r>
+              <w:rPr>
+                <w:lang w:val="ru"/>
+              </w:rPr>
+              <w:t xml:space="preserve">XGBoost</w:t>
+            </w:r>
+          </w:p>
+        </w:tc>
+        <w:tc>
+          <w:tcPr/>
+          <w:p>
+            <w:pPr>
+              <w:pStyle w:val="Compact"/>
+              <w:jc w:val="right"/>
+            </w:pPr>
+            <w:r>
+              <w:rPr>
+                <w:lang w:val="ru"/>
+              </w:rPr>
+              <w:t xml:space="preserve">7,84 %</w:t>
+            </w:r>
+          </w:p>
+        </w:tc>
+        <w:tc>
+          <w:tcPr/>
+          <w:p>
+            <w:pPr>
+              <w:pStyle w:val="Compact"/>
+              <w:jc w:val="right"/>
+            </w:pPr>
+            <w:r>
+              <w:rPr>
+                <w:lang w:val="ru"/>
+              </w:rPr>
+              <w:t xml:space="preserve">7,38 % / 8,30 %</w:t>
+            </w:r>
+          </w:p>
+        </w:tc>
+        <w:tc>
+          <w:tcPr/>
+          <w:p>
+            <w:pPr>
+              <w:pStyle w:val="Compact"/>
+              <w:jc w:val="right"/>
+            </w:pPr>
+            <w:r>
+              <w:rPr>
+                <w:lang w:val="ru"/>
+              </w:rPr>
+              <w:t xml:space="preserve">13,04 %</w:t>
+            </w:r>
+          </w:p>
+        </w:tc>
+        <w:tc>
+          <w:tcPr/>
+          <w:p>
+            <w:pPr>
+              <w:pStyle w:val="Compact"/>
+              <w:jc w:val="right"/>
+            </w:pPr>
+            <w:r>
+              <w:rPr>
+                <w:lang w:val="ru"/>
+              </w:rPr>
+              <w:t xml:space="preserve">72,2 %</w:t>
+            </w:r>
+          </w:p>
+        </w:tc>
+        <w:tc>
+          <w:tcPr/>
+          <w:p>
+            <w:pPr>
+              <w:pStyle w:val="Compact"/>
+              <w:jc w:val="center"/>
+            </w:pPr>
+            <w:r>
+              <w:rPr>
+                <w:lang w:val="ru"/>
+              </w:rPr>
+              <w:t xml:space="preserve">−0,12 [−0,20; −0,04]</w:t>
+            </w:r>
+          </w:p>
+        </w:tc>
+        <w:tc>
+          <w:tcPr/>
+          <w:p>
+            <w:pPr>
+              <w:pStyle w:val="Compact"/>
+              <w:jc w:val="right"/>
+            </w:pPr>
+            <w:r>
+              <w:rPr>
+                <w:lang w:val="ru"/>
+              </w:rPr>
+              <w:t xml:space="preserve">0,003</w:t>
+            </w:r>
+          </w:p>
+        </w:tc>
+      </w:tr>
+      <w:tr>
+        <w:tc>
+          <w:tcPr/>
+          <w:p>
+            <w:pPr>
+              <w:pStyle w:val="Compact"/>
+              <w:jc w:val="left"/>
+            </w:pPr>
+            <w:r>
+              <w:rPr>
+                <w:lang w:val="ru"/>
+              </w:rPr>
+              <w:t xml:space="preserve">LightGBM + CatBoost</w:t>
+            </w:r>
+          </w:p>
+        </w:tc>
+        <w:tc>
+          <w:tcPr/>
+          <w:p>
+            <w:pPr>
+              <w:pStyle w:val="Compact"/>
+              <w:jc w:val="right"/>
+            </w:pPr>
+            <w:r>
+              <w:rPr>
+                <w:lang w:val="ru"/>
+              </w:rPr>
+              <w:t xml:space="preserve">7,68 %</w:t>
+            </w:r>
+          </w:p>
+        </w:tc>
+        <w:tc>
+          <w:tcPr/>
+          <w:p>
+            <w:pPr>
+              <w:pStyle w:val="Compact"/>
+              <w:jc w:val="right"/>
+            </w:pPr>
+            <w:r>
+              <w:rPr>
+                <w:lang w:val="ru"/>
+              </w:rPr>
+              <w:t xml:space="preserve">7,21 % / 8,15 %</w:t>
+            </w:r>
+          </w:p>
+        </w:tc>
+        <w:tc>
+          <w:tcPr/>
+          <w:p>
+            <w:pPr>
+              <w:pStyle w:val="Compact"/>
+              <w:jc w:val="right"/>
+            </w:pPr>
+            <w:r>
+              <w:rPr>
+                <w:lang w:val="ru"/>
+              </w:rPr>
+              <w:t xml:space="preserve">12,97 %</w:t>
+            </w:r>
+          </w:p>
+        </w:tc>
+        <w:tc>
+          <w:tcPr/>
+          <w:p>
+            <w:pPr>
+              <w:pStyle w:val="Compact"/>
+              <w:jc w:val="right"/>
+            </w:pPr>
+            <w:r>
+              <w:rPr>
+                <w:lang w:val="ru"/>
+              </w:rPr>
+              <w:t xml:space="preserve">72,4 %</w:t>
+            </w:r>
+          </w:p>
+        </w:tc>
+        <w:tc>
+          <w:tcPr/>
+          <w:p>
+            <w:pPr>
+              <w:pStyle w:val="Compact"/>
+              <w:jc w:val="center"/>
+            </w:pPr>
+            <w:r>
+              <w:rPr>
+                <w:lang w:val="ru"/>
+              </w:rPr>
+              <w:t xml:space="preserve">+0,04 [+0,01; +0,07]</w:t>
+            </w:r>
+          </w:p>
+        </w:tc>
+        <w:tc>
+          <w:tcPr/>
+          <w:p>
+            <w:pPr>
+              <w:pStyle w:val="Compact"/>
+              <w:jc w:val="right"/>
+            </w:pPr>
+            <w:r>
+              <w:rPr>
+                <w:lang w:val="ru"/>
+              </w:rPr>
+              <w:t xml:space="preserve">0,056</w:t>
+            </w:r>
+          </w:p>
+        </w:tc>
+      </w:tr>
+    </w:tbl>
+    <w:bookmarkEnd w:id="206"/>
+    <w:p>
+      <w:pPr>
+        <w:pStyle w:val="FirstParagraph"/>
+      </w:pPr>
+      <w:r>
+        <w:rPr>
+          <w:b/>
+          <w:bCs/>
+          <w:lang w:val="ru"/>
+        </w:rPr>
+        <w:t xml:space="preserve">Что показали данные.</w:t>
       </w:r>
     </w:p>
     <w:p>
@@ -25684,7 +27775,7 @@
         <w:pStyle w:val="Compact"/>
         <w:numPr>
           <w:ilvl w:val="0"/>
-          <w:numId w:val="1084"/>
+          <w:numId w:val="1086"/>
         </w:numPr>
       </w:pPr>
       <w:r>
@@ -25693,7 +27784,333 @@
           <w:bCs/>
           <w:lang w:val="ru"/>
         </w:rPr>
-        <w:t xml:space="preserve">Сам тест — команда</w:t>
+        <w:t xml:space="preserve">Кандидата в следующую версию нет.</w:t>
+      </w:r>
+      <w:r>
+        <w:rPr>
+          <w:lang w:val="ru"/>
+        </w:rPr>
+        <w:t xml:space="preserve"> </w:t>
+      </w:r>
+      <w:r>
+        <w:rPr>
+          <w:lang w:val="ru"/>
+        </w:rPr>
+        <w:t xml:space="preserve">На мае–августе ни одна модель не лучше замороженной LightGBM.</w:t>
+      </w:r>
+    </w:p>
+    <w:p>
+      <w:pPr>
+        <w:pStyle w:val="Compact"/>
+        <w:numPr>
+          <w:ilvl w:val="1"/>
+          <w:numId w:val="1087"/>
+        </w:numPr>
+      </w:pPr>
+      <w:r>
+        <w:rPr>
+          <w:lang w:val="ru"/>
+        </w:rPr>
+        <w:t xml:space="preserve">Ближе всех среднее LightGBM и CatBoost: +0,01 п. п., ДИ [−0,01; +0,03] содержит ноль, p = 0,327. Учится оно вдвое</w:t>
+      </w:r>
+      <w:r>
+        <w:rPr>
+          <w:lang w:val="ru"/>
+        </w:rPr>
+        <w:t xml:space="preserve"> </w:t>
+      </w:r>
+      <w:r>
+        <w:rPr>
+          <w:lang w:val="ru"/>
+        </w:rPr>
+        <w:t xml:space="preserve">дольше: 71 с на фолд против 34.</w:t>
+      </w:r>
+    </w:p>
+    <w:p>
+      <w:pPr>
+        <w:pStyle w:val="Compact"/>
+        <w:numPr>
+          <w:ilvl w:val="1"/>
+          <w:numId w:val="1087"/>
+        </w:numPr>
+      </w:pPr>
+      <w:r>
+        <w:rPr>
+          <w:lang w:val="ru"/>
+        </w:rPr>
+        <w:t xml:space="preserve">CatBoost и XGBoost хуже на 0,05 и 0,10 п. п., линейная модель — на 0,19 п. п. Все три разницы значимы.</w:t>
+      </w:r>
+    </w:p>
+    <w:p>
+      <w:pPr>
+        <w:pStyle w:val="Compact"/>
+        <w:numPr>
+          <w:ilvl w:val="0"/>
+          <w:numId w:val="1086"/>
+        </w:numPr>
+      </w:pPr>
+      <w:r>
+        <w:rPr>
+          <w:b/>
+          <w:bCs/>
+          <w:lang w:val="ru"/>
+        </w:rPr>
+        <w:t xml:space="preserve">В аномальных часах LightGBM лучше всех: 17,95 %.</w:t>
+      </w:r>
+      <w:r>
+        <w:rPr>
+          <w:lang w:val="ru"/>
+        </w:rPr>
+        <w:t xml:space="preserve"> </w:t>
+      </w:r>
+      <w:r>
+        <w:rPr>
+          <w:lang w:val="ru"/>
+        </w:rPr>
+        <w:t xml:space="preserve">У остальных — 18,19–18,82 %; у ансамбля разница −0,24 п. п.</w:t>
+      </w:r>
+      <w:r>
+        <w:rPr>
+          <w:lang w:val="ru"/>
+        </w:rPr>
+        <w:t xml:space="preserve"> </w:t>
+      </w:r>
+      <w:r>
+        <w:rPr>
+          <w:lang w:val="ru"/>
+        </w:rPr>
+        <w:t xml:space="preserve">[−0,38; −0,09].</w:t>
+      </w:r>
+    </w:p>
+    <w:p>
+      <w:pPr>
+        <w:pStyle w:val="Compact"/>
+        <w:numPr>
+          <w:ilvl w:val="0"/>
+          <w:numId w:val="1086"/>
+        </w:numPr>
+      </w:pPr>
+      <w:r>
+        <w:rPr>
+          <w:b/>
+          <w:bCs/>
+          <w:lang w:val="ru"/>
+        </w:rPr>
+        <w:t xml:space="preserve">Линейная модель отстаёт всего на 0,19 п. п.</w:t>
+      </w:r>
+      <w:r>
+        <w:rPr>
+          <w:lang w:val="ru"/>
+        </w:rPr>
+        <w:t xml:space="preserve"> </w:t>
+      </w:r>
+      <w:r>
+        <w:rPr>
+          <w:lang w:val="ru"/>
+        </w:rPr>
+        <w:t xml:space="preserve">Главный сигнал — отклонение от нормы — почти линеен по признакам.</w:t>
+      </w:r>
+      <w:r>
+        <w:rPr>
+          <w:lang w:val="ru"/>
+        </w:rPr>
+        <w:t xml:space="preserve"> </w:t>
+      </w:r>
+      <w:r>
+        <w:rPr>
+          <w:lang w:val="ru"/>
+        </w:rPr>
+        <w:t xml:space="preserve">Бустинг выигрывает на взаимодействиях: час × вестибюль × текущее отклонение. Но в сентябре интервал линейной модели</w:t>
+      </w:r>
+      <w:r>
+        <w:rPr>
+          <w:lang w:val="ru"/>
+        </w:rPr>
+        <w:t xml:space="preserve"> </w:t>
+      </w:r>
+      <w:r>
+        <w:rPr>
+          <w:lang w:val="ru"/>
+        </w:rPr>
+        <w:t xml:space="preserve">заметно уже нужного: покрытие 64,4 % против 71,7 % у LightGBM.</w:t>
+      </w:r>
+    </w:p>
+    <w:p>
+      <w:pPr>
+        <w:pStyle w:val="Compact"/>
+        <w:numPr>
+          <w:ilvl w:val="0"/>
+          <w:numId w:val="1086"/>
+        </w:numPr>
+      </w:pPr>
+      <w:r>
+        <w:rPr>
+          <w:b/>
+          <w:bCs/>
+          <w:lang w:val="ru"/>
+        </w:rPr>
+        <w:t xml:space="preserve">В сентябре ансамбль на 0,04 п. п. лучше LightGBM</w:t>
+      </w:r>
+      <w:r>
+        <w:rPr>
+          <w:lang w:val="ru"/>
+        </w:rPr>
+        <w:t xml:space="preserve"> </w:t>
+      </w:r>
+      <w:r>
+        <w:rPr>
+          <w:lang w:val="ru"/>
+        </w:rPr>
+        <w:t xml:space="preserve">[+0,01; +0,07], но p DM = 0,056, а на мае–августе разницы</w:t>
+      </w:r>
+      <w:r>
+        <w:rPr>
+          <w:lang w:val="ru"/>
+        </w:rPr>
+        <w:t xml:space="preserve"> </w:t>
+      </w:r>
+      <w:r>
+        <w:rPr>
+          <w:lang w:val="ru"/>
+        </w:rPr>
+        <w:t xml:space="preserve">нет. Менять модель задним числом по финальному тесту нельзя. Ансамбль — в списке улучшений, проверить на новых</w:t>
+      </w:r>
+      <w:r>
+        <w:rPr>
+          <w:lang w:val="ru"/>
+        </w:rPr>
+        <w:t xml:space="preserve"> </w:t>
+      </w:r>
+      <w:r>
+        <w:rPr>
+          <w:lang w:val="ru"/>
+        </w:rPr>
+        <w:t xml:space="preserve">месяцах данных.</w:t>
+      </w:r>
+    </w:p>
+    <w:bookmarkEnd w:id="207"/>
+    <w:bookmarkEnd w:id="208"/>
+    <w:bookmarkStart w:id="218" w:name="_d6f7441e69d5ca8d453768a7c30479181ce512f"/>
+    <w:p>
+      <w:pPr>
+        <w:pStyle w:val="Heading1"/>
+      </w:pPr>
+      <w:r>
+        <w:rPr>
+          <w:lang w:val="ru"/>
+        </w:rPr>
+        <w:t xml:space="preserve">8 Финальный тест</w:t>
+      </w:r>
+    </w:p>
+    <w:bookmarkStart w:id="209" w:name="_c638e4be2e864813d6b1b52126c7f6b5dd14607"/>
+    <w:p>
+      <w:pPr>
+        <w:pStyle w:val="Heading2"/>
+      </w:pPr>
+      <w:r>
+        <w:rPr>
+          <w:lang w:val="ru"/>
+        </w:rPr>
+        <w:t xml:space="preserve">Заморозка: почему и как</w:t>
+      </w:r>
+    </w:p>
+    <w:p>
+      <w:pPr>
+        <w:pStyle w:val="FirstParagraph"/>
+      </w:pPr>
+      <w:r>
+        <w:rPr>
+          <w:b/>
+          <w:bCs/>
+          <w:lang w:val="ru"/>
+        </w:rPr>
+        <w:t xml:space="preserve">Зачем.</w:t>
+      </w:r>
+      <w:r>
+        <w:rPr>
+          <w:lang w:val="ru"/>
+        </w:rPr>
+        <w:t xml:space="preserve"> </w:t>
+      </w:r>
+      <w:r>
+        <w:rPr>
+          <w:lang w:val="ru"/>
+        </w:rPr>
+        <w:t xml:space="preserve">Финальный тест — единственная оценка на данных, которые не повлияли ни на одно решение. Если после него</w:t>
+      </w:r>
+      <w:r>
+        <w:rPr>
+          <w:lang w:val="ru"/>
+        </w:rPr>
+        <w:t xml:space="preserve"> </w:t>
+      </w:r>
+      <w:r>
+        <w:rPr>
+          <w:lang w:val="ru"/>
+        </w:rPr>
+        <w:t xml:space="preserve">что-то подправить и перезапустить, тест превращается в ещё один фолд для подгонки, и честной оценки не остаётся.</w:t>
+      </w:r>
+      <w:r>
+        <w:rPr>
+          <w:lang w:val="ru"/>
+        </w:rPr>
+        <w:t xml:space="preserve"> </w:t>
+      </w:r>
+      <w:r>
+        <w:rPr>
+          <w:lang w:val="ru"/>
+        </w:rPr>
+        <w:t xml:space="preserve">Поэтому сначала модель</w:t>
+      </w:r>
+      <w:r>
+        <w:rPr>
+          <w:lang w:val="ru"/>
+        </w:rPr>
+        <w:t xml:space="preserve"> </w:t>
+      </w:r>
+      <w:r>
+        <w:rPr>
+          <w:i/>
+          <w:iCs/>
+          <w:lang w:val="ru"/>
+        </w:rPr>
+        <w:t xml:space="preserve">замораживается</w:t>
+      </w:r>
+      <w:r>
+        <w:rPr>
+          <w:lang w:val="ru"/>
+        </w:rPr>
+        <w:t xml:space="preserve">, и только потом запускается тест — ровно один раз.</w:t>
+      </w:r>
+    </w:p>
+    <w:p>
+      <w:pPr>
+        <w:pStyle w:val="BodyText"/>
+      </w:pPr>
+      <w:r>
+        <w:rPr>
+          <w:b/>
+          <w:bCs/>
+          <w:lang w:val="ru"/>
+        </w:rPr>
+        <w:t xml:space="preserve">Как устроена заморозка.</w:t>
+      </w:r>
+    </w:p>
+    <w:p>
+      <w:pPr>
+        <w:pStyle w:val="Compact"/>
+        <w:numPr>
+          <w:ilvl w:val="0"/>
+          <w:numId w:val="1088"/>
+        </w:numPr>
+      </w:pPr>
+      <w:r>
+        <w:rPr>
+          <w:b/>
+          <w:bCs/>
+          <w:lang w:val="ru"/>
+        </w:rPr>
+        <w:t xml:space="preserve">Всё, что определяет модель, записано в</w:t>
       </w:r>
       <w:r>
         <w:rPr>
@@ -25710,7 +28127,7 @@
           <w:bCs/>
           <w:lang w:val="ru"/>
         </w:rPr>
-        <w:t xml:space="preserve">python -m src.model --final</w:t>
+        <w:t xml:space="preserve">reports/backtest/model_final.json</w:t>
       </w:r>
       <w:r>
         <w:rPr>
@@ -25718,43 +28135,43 @@
           <w:bCs/>
           <w:lang w:val="ru"/>
         </w:rPr>
-        <w:t xml:space="preserve">.</w:t>
-      </w:r>
-      <w:r>
-        <w:rPr>
-          <w:lang w:val="ru"/>
-        </w:rPr>
-        <w:t xml:space="preserve"> </w:t>
-      </w:r>
-      <w:r>
-        <w:rPr>
-          <w:lang w:val="ru"/>
-        </w:rPr>
-        <w:t xml:space="preserve">Перед запуском она пересчитывает оба хэша и, если что-то</w:t>
-      </w:r>
-      <w:r>
-        <w:rPr>
-          <w:lang w:val="ru"/>
-        </w:rPr>
-        <w:t xml:space="preserve"> </w:t>
-      </w:r>
-      <w:r>
-        <w:rPr>
-          <w:lang w:val="ru"/>
-        </w:rPr>
-        <w:t xml:space="preserve">не совпадает, останавливается. Повторно она тоже не запустится: если файл результатов уже есть, команда откажется</w:t>
-      </w:r>
-      <w:r>
-        <w:rPr>
-          <w:lang w:val="ru"/>
-        </w:rPr>
-        <w:t xml:space="preserve"> </w:t>
-      </w:r>
-      <w:r>
-        <w:rPr>
-          <w:lang w:val="ru"/>
-        </w:rPr>
-        <w:t xml:space="preserve">работать.</w:t>
+        <w:t xml:space="preserve">:</w:t>
+      </w:r>
+      <w:r>
+        <w:rPr>
+          <w:lang w:val="ru"/>
+        </w:rPr>
+        <w:t xml:space="preserve"> </w:t>
+      </w:r>
+      <w:r>
+        <w:rPr>
+          <w:lang w:val="ru"/>
+        </w:rPr>
+        <w:t xml:space="preserve">признаки, цель, параметры LightGBM,</w:t>
+      </w:r>
+      <w:r>
+        <w:rPr>
+          <w:lang w:val="ru"/>
+        </w:rPr>
+        <w:t xml:space="preserve"> </w:t>
+      </w:r>
+      <w:r>
+        <w:rPr>
+          <w:lang w:val="ru"/>
+        </w:rPr>
+        <w:t xml:space="preserve">окна ранней остановки и калибровки, ячейки поправки, решение по смеси (не принята), правило флага (порог p80)</w:t>
+      </w:r>
+      <w:r>
+        <w:rPr>
+          <w:lang w:val="ru"/>
+        </w:rPr>
+        <w:t xml:space="preserve"> </w:t>
+      </w:r>
+      <w:r>
+        <w:rPr>
+          <w:lang w:val="ru"/>
+        </w:rPr>
+        <w:t xml:space="preserve">и пороги аномалии без сентября.</w:t>
       </w:r>
     </w:p>
     <w:p>
@@ -25762,7 +28179,7 @@
         <w:pStyle w:val="Compact"/>
         <w:numPr>
           <w:ilvl w:val="0"/>
-          <w:numId w:val="1084"/>
+          <w:numId w:val="1088"/>
         </w:numPr>
       </w:pPr>
       <w:r>
@@ -25771,6 +28188,299 @@
           <w:bCs/>
           <w:lang w:val="ru"/>
         </w:rPr>
+        <w:t xml:space="preserve">В тот же файл записаны два хэша SHA-256.</w:t>
+      </w:r>
+    </w:p>
+    <w:p>
+      <w:pPr>
+        <w:pStyle w:val="Compact"/>
+        <w:numPr>
+          <w:ilvl w:val="1"/>
+          <w:numId w:val="1089"/>
+        </w:numPr>
+      </w:pPr>
+      <w:r>
+        <w:rPr>
+          <w:lang w:val="ru"/>
+        </w:rPr>
+        <w:t xml:space="preserve">Хэш конфигурации —</w:t>
+      </w:r>
+      <w:r>
+        <w:rPr>
+          <w:lang w:val="ru"/>
+        </w:rPr>
+        <w:t xml:space="preserve"> </w:t>
+      </w:r>
+      <w:r>
+        <w:rPr>
+          <w:rStyle w:val="VerbatimChar"/>
+          <w:lang w:val="ru"/>
+        </w:rPr>
+        <w:t xml:space="preserve">2152d6757c840fd5…</w:t>
+      </w:r>
+      <w:r>
+        <w:rPr>
+          <w:lang w:val="ru"/>
+        </w:rPr>
+        <w:t xml:space="preserve">.</w:t>
+      </w:r>
+    </w:p>
+    <w:p>
+      <w:pPr>
+        <w:pStyle w:val="Compact"/>
+        <w:numPr>
+          <w:ilvl w:val="1"/>
+          <w:numId w:val="1089"/>
+        </w:numPr>
+      </w:pPr>
+      <w:r>
+        <w:rPr>
+          <w:lang w:val="ru"/>
+        </w:rPr>
+        <w:t xml:space="preserve">Хэши пяти файлов кода, от которых зависят модель и признаки:</w:t>
+      </w:r>
+      <w:r>
+        <w:rPr>
+          <w:lang w:val="ru"/>
+        </w:rPr>
+        <w:t xml:space="preserve"> </w:t>
+      </w:r>
+      <w:r>
+        <w:rPr>
+          <w:rStyle w:val="VerbatimChar"/>
+          <w:lang w:val="ru"/>
+        </w:rPr>
+        <w:t xml:space="preserve">src/features.py</w:t>
+      </w:r>
+      <w:r>
+        <w:rPr>
+          <w:lang w:val="ru"/>
+        </w:rPr>
+        <w:t xml:space="preserve">,</w:t>
+      </w:r>
+      <w:r>
+        <w:rPr>
+          <w:lang w:val="ru"/>
+        </w:rPr>
+        <w:t xml:space="preserve"> </w:t>
+      </w:r>
+      <w:r>
+        <w:rPr>
+          <w:rStyle w:val="VerbatimChar"/>
+          <w:lang w:val="ru"/>
+        </w:rPr>
+        <w:t xml:space="preserve">src/model.py</w:t>
+      </w:r>
+      <w:r>
+        <w:rPr>
+          <w:lang w:val="ru"/>
+        </w:rPr>
+        <w:t xml:space="preserve">,</w:t>
+      </w:r>
+      <w:r>
+        <w:rPr>
+          <w:lang w:val="ru"/>
+        </w:rPr>
+        <w:t xml:space="preserve"> </w:t>
+      </w:r>
+      <w:r>
+        <w:rPr>
+          <w:rStyle w:val="VerbatimChar"/>
+          <w:lang w:val="ru"/>
+        </w:rPr>
+        <w:t xml:space="preserve">src/baseline.py</w:t>
+      </w:r>
+      <w:r>
+        <w:rPr>
+          <w:lang w:val="ru"/>
+        </w:rPr>
+        <w:t xml:space="preserve">,</w:t>
+      </w:r>
+      <w:r>
+        <w:rPr>
+          <w:lang w:val="ru"/>
+        </w:rPr>
+        <w:t xml:space="preserve"> </w:t>
+      </w:r>
+      <w:r>
+        <w:rPr>
+          <w:rStyle w:val="VerbatimChar"/>
+          <w:lang w:val="ru"/>
+        </w:rPr>
+        <w:t xml:space="preserve">src/backtest.py</w:t>
+      </w:r>
+      <w:r>
+        <w:rPr>
+          <w:lang w:val="ru"/>
+        </w:rPr>
+        <w:t xml:space="preserve">,</w:t>
+      </w:r>
+      <w:r>
+        <w:rPr>
+          <w:lang w:val="ru"/>
+        </w:rPr>
+        <w:t xml:space="preserve"> </w:t>
+      </w:r>
+      <w:r>
+        <w:rPr>
+          <w:rStyle w:val="VerbatimChar"/>
+          <w:lang w:val="ru"/>
+        </w:rPr>
+        <w:t xml:space="preserve">src/eda_spb.py</w:t>
+      </w:r>
+      <w:r>
+        <w:rPr>
+          <w:lang w:val="ru"/>
+        </w:rPr>
+        <w:t xml:space="preserve">.</w:t>
+      </w:r>
+    </w:p>
+    <w:p>
+      <w:pPr>
+        <w:pStyle w:val="Compact"/>
+        <w:numPr>
+          <w:ilvl w:val="0"/>
+          <w:numId w:val="1088"/>
+        </w:numPr>
+      </w:pPr>
+      <w:r>
+        <w:rPr>
+          <w:b/>
+          <w:bCs/>
+          <w:lang w:val="ru"/>
+        </w:rPr>
+        <w:t xml:space="preserve">Коммит с тегом</w:t>
+      </w:r>
+      <w:r>
+        <w:rPr>
+          <w:b/>
+          <w:bCs/>
+          <w:lang w:val="ru"/>
+        </w:rPr>
+        <w:t xml:space="preserve"> </w:t>
+      </w:r>
+      <w:r>
+        <w:rPr>
+          <w:rStyle w:val="VerbatimChar"/>
+          <w:b/>
+          <w:bCs/>
+          <w:lang w:val="ru"/>
+        </w:rPr>
+        <w:t xml:space="preserve">freeze-before-final</w:t>
+      </w:r>
+      <w:r>
+        <w:rPr>
+          <w:b/>
+          <w:bCs/>
+          <w:lang w:val="ru"/>
+        </w:rPr>
+        <w:t xml:space="preserve">.</w:t>
+      </w:r>
+      <w:r>
+        <w:rPr>
+          <w:lang w:val="ru"/>
+        </w:rPr>
+        <w:t xml:space="preserve"> </w:t>
+      </w:r>
+      <w:r>
+        <w:rPr>
+          <w:lang w:val="ru"/>
+        </w:rPr>
+        <w:t xml:space="preserve">После тега эти файлы не менялись.</w:t>
+      </w:r>
+    </w:p>
+    <w:p>
+      <w:pPr>
+        <w:pStyle w:val="Compact"/>
+        <w:numPr>
+          <w:ilvl w:val="0"/>
+          <w:numId w:val="1088"/>
+        </w:numPr>
+      </w:pPr>
+      <w:r>
+        <w:rPr>
+          <w:b/>
+          <w:bCs/>
+          <w:lang w:val="ru"/>
+        </w:rPr>
+        <w:t xml:space="preserve">Сам тест — команда</w:t>
+      </w:r>
+      <w:r>
+        <w:rPr>
+          <w:b/>
+          <w:bCs/>
+          <w:lang w:val="ru"/>
+        </w:rPr>
+        <w:t xml:space="preserve"> </w:t>
+      </w:r>
+      <w:r>
+        <w:rPr>
+          <w:rStyle w:val="VerbatimChar"/>
+          <w:b/>
+          <w:bCs/>
+          <w:lang w:val="ru"/>
+        </w:rPr>
+        <w:t xml:space="preserve">python -m src.model --final</w:t>
+      </w:r>
+      <w:r>
+        <w:rPr>
+          <w:b/>
+          <w:bCs/>
+          <w:lang w:val="ru"/>
+        </w:rPr>
+        <w:t xml:space="preserve">.</w:t>
+      </w:r>
+      <w:r>
+        <w:rPr>
+          <w:lang w:val="ru"/>
+        </w:rPr>
+        <w:t xml:space="preserve"> </w:t>
+      </w:r>
+      <w:r>
+        <w:rPr>
+          <w:lang w:val="ru"/>
+        </w:rPr>
+        <w:t xml:space="preserve">Перед запуском она пересчитывает оба хэша и, если что-то</w:t>
+      </w:r>
+      <w:r>
+        <w:rPr>
+          <w:lang w:val="ru"/>
+        </w:rPr>
+        <w:t xml:space="preserve"> </w:t>
+      </w:r>
+      <w:r>
+        <w:rPr>
+          <w:lang w:val="ru"/>
+        </w:rPr>
+        <w:t xml:space="preserve">не совпадает, останавливается. Повторно она тоже не запустится: если файл результатов уже есть, команда откажется</w:t>
+      </w:r>
+      <w:r>
+        <w:rPr>
+          <w:lang w:val="ru"/>
+        </w:rPr>
+        <w:t xml:space="preserve"> </w:t>
+      </w:r>
+      <w:r>
+        <w:rPr>
+          <w:lang w:val="ru"/>
+        </w:rPr>
+        <w:t xml:space="preserve">работать.</w:t>
+      </w:r>
+    </w:p>
+    <w:p>
+      <w:pPr>
+        <w:pStyle w:val="Compact"/>
+        <w:numPr>
+          <w:ilvl w:val="0"/>
+          <w:numId w:val="1088"/>
+        </w:numPr>
+      </w:pPr>
+      <w:r>
+        <w:rPr>
+          <w:b/>
+          <w:bCs/>
+          <w:lang w:val="ru"/>
+        </w:rPr>
         <w:t xml:space="preserve">До заморозки код теста проверен сухим прогоном</w:t>
       </w:r>
       <w:r>
@@ -25786,8 +28496,8 @@
         <w:t xml:space="preserve">той же функции на фолде «август» — без сентября.</w:t>
       </w:r>
     </w:p>
-    <w:bookmarkEnd w:id="201"/>
-    <w:bookmarkStart w:id="208" w:name="_be3488278c3750583e56bc097cf8351df6427fc"/>
+    <w:bookmarkEnd w:id="209"/>
+    <w:bookmarkStart w:id="216" w:name="_be3488278c3750583e56bc097cf8351df6427fc"/>
     <w:p>
       <w:pPr>
         <w:pStyle w:val="Heading2"/>
@@ -25810,7 +28520,7 @@
         <w:t xml:space="preserve">Обучение — по 24.08, тест — 01–29.09, 26 332 строки. Особых дней в сентябре нет. Пороги аномалии — замороженные.</w:t>
       </w:r>
     </w:p>
-    <w:bookmarkStart w:id="202" w:name="_75afb00c8cb66042acb6a3a038dbd9a6651efe5"/>
+    <w:bookmarkStart w:id="210" w:name="_75afb00c8cb66042acb6a3a038dbd9a6651efe5"/>
     <w:p>
       <w:pPr>
         <w:pStyle w:val="TableCaption"/>
@@ -26682,8 +29392,8 @@
         </w:tc>
       </w:tr>
     </w:tbl>
-    <w:bookmarkEnd w:id="202"/>
-    <w:bookmarkStart w:id="206" w:name="_4bf1053e013539d90ffb630f6ca27a71dff8039"/>
+    <w:bookmarkEnd w:id="210"/>
+    <w:bookmarkStart w:id="214" w:name="_4bf1053e013539d90ffb630f6ca27a71dff8039"/>
     <w:p>
       <w:pPr>
         <w:pStyle w:val="CaptionedFigure"/>
@@ -26693,18 +29403,18 @@
           <wp:inline>
             <wp:extent cx="5803392" cy="2715203"/>
             <wp:effectExtent b="0" l="0" r="0" t="0"/>
-            <wp:docPr descr="Рисунок 8.1 — Лестница WAPE: бейзлайны и модель на бэктесте (май–август) и на финальном тесте (сентябрь)" title="" id="204" name="Picture"/>
+            <wp:docPr descr="Рисунок 8.1 — Лестница WAPE: бейзлайны и модель на бэктесте (май–август) и на финальном тесте (сентябрь)" title="" id="212" name="Picture"/>
             <a:graphic>
               <a:graphicData uri="http://schemas.openxmlformats.org/drawingml/2006/picture">
                 <pic:pic>
                   <pic:nvPicPr>
-                    <pic:cNvPr descr="../../reports/figures/spb_14_wape_ladder.png" id="205" name="Picture"/>
+                    <pic:cNvPr descr="../../reports/figures/spb_14_wape_ladder.png" id="213" name="Picture"/>
                     <pic:cNvPicPr>
                       <a:picLocks noChangeArrowheads="1" noChangeAspect="1"/>
                     </pic:cNvPicPr>
                   </pic:nvPicPr>
                   <pic:blipFill>
-                    <a:blip r:embed="rId203"/>
+                    <a:blip r:embed="rId211"/>
                     <a:stretch>
                       <a:fillRect/>
                     </a:stretch>
@@ -26754,7 +29464,7 @@
         <w:t xml:space="preserve">(сентябрь)</w:t>
       </w:r>
     </w:p>
-    <w:bookmarkEnd w:id="206"/>
+    <w:bookmarkEnd w:id="214"/>
     <w:p>
       <w:pPr>
         <w:pStyle w:val="FirstParagraph"/>
@@ -26792,7 +29502,7 @@
         <w:t xml:space="preserve">p — тест Диболда–Мариано.</w:t>
       </w:r>
     </w:p>
-    <w:bookmarkStart w:id="207" w:name="_c59b3f1d49def62ab7a4209fc61c537dddf7477"/>
+    <w:bookmarkStart w:id="215" w:name="_c59b3f1d49def62ab7a4209fc61c537dddf7477"/>
     <w:p>
       <w:pPr>
         <w:pStyle w:val="TableCaption"/>
@@ -27210,7 +29920,7 @@
         </w:tc>
       </w:tr>
     </w:tbl>
-    <w:bookmarkEnd w:id="207"/>
+    <w:bookmarkEnd w:id="215"/>
     <w:p>
       <w:pPr>
         <w:pStyle w:val="FirstParagraph"/>
@@ -27241,7 +29951,7 @@
         <w:pStyle w:val="Compact"/>
         <w:numPr>
           <w:ilvl w:val="0"/>
-          <w:numId w:val="1086"/>
+          <w:numId w:val="1090"/>
         </w:numPr>
       </w:pPr>
       <w:r>
@@ -27256,7 +29966,7 @@
         <w:pStyle w:val="Compact"/>
         <w:numPr>
           <w:ilvl w:val="0"/>
-          <w:numId w:val="1086"/>
+          <w:numId w:val="1090"/>
         </w:numPr>
       </w:pPr>
       <w:r>
@@ -27271,7 +29981,7 @@
         <w:pStyle w:val="Compact"/>
         <w:numPr>
           <w:ilvl w:val="0"/>
-          <w:numId w:val="1086"/>
+          <w:numId w:val="1090"/>
         </w:numPr>
       </w:pPr>
       <w:r>
@@ -27322,7 +30032,7 @@
         <w:pStyle w:val="Compact"/>
         <w:numPr>
           <w:ilvl w:val="0"/>
-          <w:numId w:val="1087"/>
+          <w:numId w:val="1091"/>
         </w:numPr>
       </w:pPr>
       <w:r>
@@ -27337,7 +30047,7 @@
         <w:pStyle w:val="Compact"/>
         <w:numPr>
           <w:ilvl w:val="0"/>
-          <w:numId w:val="1087"/>
+          <w:numId w:val="1091"/>
         </w:numPr>
       </w:pPr>
       <w:r>
@@ -27372,8 +30082,8 @@
         <w:t xml:space="preserve">Покрытие q10–q90 — 72,6 % на t+1 и 70,9 % на t+2. До поправки было 69,7 % и 66,2 %.</w:t>
       </w:r>
     </w:p>
-    <w:bookmarkEnd w:id="208"/>
-    <w:bookmarkStart w:id="209" w:name="_разбор"/>
+    <w:bookmarkEnd w:id="216"/>
+    <w:bookmarkStart w:id="217" w:name="_разбор"/>
     <w:p>
       <w:pPr>
         <w:pStyle w:val="Heading2"/>
@@ -27390,7 +30100,7 @@
         <w:pStyle w:val="Compact"/>
         <w:numPr>
           <w:ilvl w:val="0"/>
-          <w:numId w:val="1088"/>
+          <w:numId w:val="1092"/>
         </w:numPr>
       </w:pPr>
       <w:r>
@@ -27443,7 +30153,7 @@
         <w:pStyle w:val="Compact"/>
         <w:numPr>
           <w:ilvl w:val="0"/>
-          <w:numId w:val="1088"/>
+          <w:numId w:val="1092"/>
         </w:numPr>
       </w:pPr>
       <w:r>
@@ -27496,7 +30206,7 @@
         <w:pStyle w:val="Compact"/>
         <w:numPr>
           <w:ilvl w:val="0"/>
-          <w:numId w:val="1088"/>
+          <w:numId w:val="1092"/>
         </w:numPr>
       </w:pPr>
       <w:r>
@@ -27537,7 +30247,7 @@
         <w:pStyle w:val="Compact"/>
         <w:numPr>
           <w:ilvl w:val="0"/>
-          <w:numId w:val="1088"/>
+          <w:numId w:val="1092"/>
         </w:numPr>
       </w:pPr>
       <w:r>
@@ -27578,7 +30288,7 @@
         <w:pStyle w:val="Compact"/>
         <w:numPr>
           <w:ilvl w:val="0"/>
-          <w:numId w:val="1088"/>
+          <w:numId w:val="1092"/>
         </w:numPr>
       </w:pPr>
       <w:r>
@@ -27619,7 +30329,7 @@
         <w:pStyle w:val="Compact"/>
         <w:numPr>
           <w:ilvl w:val="0"/>
-          <w:numId w:val="1088"/>
+          <w:numId w:val="1092"/>
         </w:numPr>
       </w:pPr>
       <w:r>
@@ -27670,9 +30380,9 @@
         <w:t xml:space="preserve">).</w:t>
       </w:r>
     </w:p>
-    <w:bookmarkEnd w:id="209"/>
-    <w:bookmarkEnd w:id="210"/>
-    <w:bookmarkStart w:id="224" w:name="_878bd79aac75f196a24a5c9cad969240f23d14d"/>
+    <w:bookmarkEnd w:id="217"/>
+    <w:bookmarkEnd w:id="218"/>
+    <w:bookmarkStart w:id="232" w:name="_878bd79aac75f196a24a5c9cad969240f23d14d"/>
     <w:p>
       <w:pPr>
         <w:pStyle w:val="Heading1"/>
@@ -27684,7 +30394,7 @@
         <w:t xml:space="preserve">9 Демо и интерпретация</w:t>
       </w:r>
     </w:p>
-    <w:bookmarkStart w:id="212" w:name="_34af3d50014e32c8553e7eba64f19359b2af7a7"/>
+    <w:bookmarkStart w:id="220" w:name="_34af3d50014e32c8553e7eba64f19359b2af7a7"/>
     <w:p>
       <w:pPr>
         <w:pStyle w:val="Heading2"/>
@@ -27771,7 +30481,7 @@
         <w:pStyle w:val="FirstParagraph"/>
         <w:numPr>
           <w:ilvl w:val="0"/>
-          <w:numId w:val="1089"/>
+          <w:numId w:val="1093"/>
         </w:numPr>
       </w:pPr>
       <w:r>
@@ -27799,7 +30509,7 @@
       <w:pPr>
         <w:pStyle w:val="BodyText"/>
       </w:pPr>
-      <w:bookmarkStart w:id="211" w:name="_8e871c9506c825d266f518b34903e9d3c2e24f3"/>
+      <w:bookmarkStart w:id="219" w:name="_8e871c9506c825d266f518b34903e9d3c2e24f3"/>
       <m:oMathPara>
         <m:oMathParaPr>
           <m:jc m:val="center"/>
@@ -27915,7 +30625,7 @@
           </m:r>
         </m:oMath>
       </m:oMathPara>
-      <w:bookmarkEnd w:id="211"/>
+      <w:bookmarkEnd w:id="219"/>
     </w:p>
     <w:p>
       <w:pPr>
@@ -27962,7 +30672,7 @@
         <w:pStyle w:val="FirstParagraph"/>
         <w:numPr>
           <w:ilvl w:val="0"/>
-          <w:numId w:val="1089"/>
+          <w:numId w:val="1093"/>
         </w:numPr>
       </w:pPr>
       <w:r>
@@ -27991,7 +30701,7 @@
         <w:pStyle w:val="FirstParagraph"/>
         <w:numPr>
           <w:ilvl w:val="0"/>
-          <w:numId w:val="1089"/>
+          <w:numId w:val="1093"/>
         </w:numPr>
       </w:pPr>
       <w:r>
@@ -28020,7 +30730,7 @@
         <w:pStyle w:val="FirstParagraph"/>
         <w:numPr>
           <w:ilvl w:val="0"/>
-          <w:numId w:val="1089"/>
+          <w:numId w:val="1093"/>
         </w:numPr>
       </w:pPr>
       <w:r>
@@ -28154,8 +30864,8 @@
         <w:t xml:space="preserve">полностью — и совпадают. Выход проходит проверку контракта: в дневной час это 36 записей, 18 станций × 2 горизонта.</w:t>
       </w:r>
     </w:p>
-    <w:bookmarkEnd w:id="212"/>
-    <w:bookmarkStart w:id="214" w:name="_c541429544dca1085895caf2357cc3bd81c3985"/>
+    <w:bookmarkEnd w:id="220"/>
+    <w:bookmarkStart w:id="222" w:name="_c541429544dca1085895caf2357cc3bd81c3985"/>
     <w:p>
       <w:pPr>
         <w:pStyle w:val="Heading2"/>
@@ -28222,7 +30932,7 @@
         <w:pStyle w:val="Compact"/>
         <w:numPr>
           <w:ilvl w:val="0"/>
-          <w:numId w:val="1090"/>
+          <w:numId w:val="1094"/>
         </w:numPr>
       </w:pPr>
       <w:r>
@@ -28256,7 +30966,7 @@
         <w:pStyle w:val="Compact"/>
         <w:numPr>
           <w:ilvl w:val="0"/>
-          <w:numId w:val="1090"/>
+          <w:numId w:val="1094"/>
         </w:numPr>
       </w:pPr>
       <w:r>
@@ -28336,7 +31046,7 @@
         <w:pStyle w:val="Compact"/>
         <w:numPr>
           <w:ilvl w:val="0"/>
-          <w:numId w:val="1090"/>
+          <w:numId w:val="1094"/>
         </w:numPr>
       </w:pPr>
       <w:r>
@@ -28371,7 +31081,7 @@
         <w:t xml:space="preserve">с предупреждением «модель видела этот период».</w:t>
       </w:r>
     </w:p>
-    <w:bookmarkStart w:id="213" w:name="_c9112bf1801b2ad5959b9a4335c37252ddb9b6f"/>
+    <w:bookmarkStart w:id="221" w:name="_c9112bf1801b2ad5959b9a4335c37252ddb9b6f"/>
     <w:p>
       <w:pPr>
         <w:pStyle w:val="TableCaption"/>
@@ -28746,7 +31456,7 @@
         </w:tc>
       </w:tr>
     </w:tbl>
-    <w:bookmarkEnd w:id="213"/>
+    <w:bookmarkEnd w:id="221"/>
     <w:p>
       <w:pPr>
         <w:pStyle w:val="FirstParagraph"/>
@@ -28770,8 +31480,8 @@
         <w:t xml:space="preserve">now − 7 суток. Запасная модель выбирается только с предупреждением.</w:t>
       </w:r>
     </w:p>
-    <w:bookmarkEnd w:id="214"/>
-    <w:bookmarkStart w:id="220" w:name="_8b9d4edc3f004caf1c783b56680076e9edc3454"/>
+    <w:bookmarkEnd w:id="222"/>
+    <w:bookmarkStart w:id="228" w:name="_8b9d4edc3f004caf1c783b56680076e9edc3454"/>
     <w:p>
       <w:pPr>
         <w:pStyle w:val="Heading2"/>
@@ -28871,7 +31581,7 @@
         <w:t xml:space="preserve">. Это модель фолда «август», обученная до 24.07.</w:t>
       </w:r>
     </w:p>
-    <w:bookmarkStart w:id="218" w:name="_e85a31aa1d114125c5df4b2793dc9a0fb945386"/>
+    <w:bookmarkStart w:id="226" w:name="_e85a31aa1d114125c5df4b2793dc9a0fb945386"/>
     <w:p>
       <w:pPr>
         <w:pStyle w:val="CaptionedFigure"/>
@@ -28881,18 +31591,18 @@
           <wp:inline>
             <wp:extent cx="6045200" cy="2548313"/>
             <wp:effectExtent b="0" l="0" r="0" t="0"/>
-            <wp:docPr descr="Рисунок 9.1 — Демо-кейс 31.08, станция Девяткино: факт, норма, бейзлайн и модель (q50 и интервал q10–q90) по часам; слева — прогноз на 1 час, справа — на 2 часа" title="" id="216" name="Picture"/>
+            <wp:docPr descr="Рисунок 9.1 — Демо-кейс 31.08, станция Девяткино: факт, норма, бейзлайн и модель (q50 и интервал q10–q90) по часам; слева — прогноз на 1 час, справа — на 2 часа" title="" id="224" name="Picture"/>
             <a:graphic>
               <a:graphicData uri="http://schemas.openxmlformats.org/drawingml/2006/picture">
                 <pic:pic>
                   <pic:nvPicPr>
-                    <pic:cNvPr descr="../../reports/figures/spb_15_demo_0831.png" id="217" name="Picture"/>
+                    <pic:cNvPr descr="../../reports/figures/spb_15_demo_0831.png" id="225" name="Picture"/>
                     <pic:cNvPicPr>
                       <a:picLocks noChangeArrowheads="1" noChangeAspect="1"/>
                     </pic:cNvPicPr>
                   </pic:nvPicPr>
                   <pic:blipFill>
-                    <a:blip r:embed="rId215"/>
+                    <a:blip r:embed="rId223"/>
                     <a:stretch>
                       <a:fillRect/>
                     </a:stretch>
@@ -28942,7 +31652,7 @@
         <w:t xml:space="preserve">прогноз на 1 час, справа — на 2 часа</w:t>
       </w:r>
     </w:p>
-    <w:bookmarkEnd w:id="218"/>
+    <w:bookmarkEnd w:id="226"/>
     <w:p>
       <w:pPr>
         <w:pStyle w:val="FirstParagraph"/>
@@ -29032,7 +31742,7 @@
         <w:t xml:space="preserve">его не видит.</w:t>
       </w:r>
     </w:p>
-    <w:bookmarkStart w:id="219" w:name="_68fc23aea37a66f55a6191a56b2f92b7acde8e9"/>
+    <w:bookmarkStart w:id="227" w:name="_68fc23aea37a66f55a6191a56b2f92b7acde8e9"/>
     <w:p>
       <w:pPr>
         <w:pStyle w:val="TableCaption"/>
@@ -30224,7 +32934,7 @@
         </w:tc>
       </w:tr>
     </w:tbl>
-    <w:bookmarkEnd w:id="219"/>
+    <w:bookmarkEnd w:id="227"/>
     <w:p>
       <w:pPr>
         <w:pStyle w:val="FirstParagraph"/>
@@ -30243,7 +32953,7 @@
         <w:pStyle w:val="Compact"/>
         <w:numPr>
           <w:ilvl w:val="0"/>
-          <w:numId w:val="1091"/>
+          <w:numId w:val="1095"/>
         </w:numPr>
       </w:pPr>
       <w:r>
@@ -30272,7 +32982,7 @@
         <w:pStyle w:val="Compact"/>
         <w:numPr>
           <w:ilvl w:val="0"/>
-          <w:numId w:val="1091"/>
+          <w:numId w:val="1095"/>
         </w:numPr>
       </w:pPr>
       <w:r>
@@ -30301,7 +33011,7 @@
         <w:pStyle w:val="Compact"/>
         <w:numPr>
           <w:ilvl w:val="1"/>
-          <w:numId w:val="1092"/>
+          <w:numId w:val="1096"/>
         </w:numPr>
       </w:pPr>
       <w:r>
@@ -30316,7 +33026,7 @@
         <w:pStyle w:val="Compact"/>
         <w:numPr>
           <w:ilvl w:val="1"/>
-          <w:numId w:val="1092"/>
+          <w:numId w:val="1096"/>
         </w:numPr>
       </w:pPr>
       <w:r>
@@ -30331,7 +33041,7 @@
         <w:pStyle w:val="Compact"/>
         <w:numPr>
           <w:ilvl w:val="1"/>
-          <w:numId w:val="1092"/>
+          <w:numId w:val="1096"/>
         </w:numPr>
       </w:pPr>
       <w:r>
@@ -30358,7 +33068,7 @@
         <w:pStyle w:val="Compact"/>
         <w:numPr>
           <w:ilvl w:val="0"/>
-          <w:numId w:val="1091"/>
+          <w:numId w:val="1095"/>
         </w:numPr>
       </w:pPr>
       <w:r>
@@ -30399,7 +33109,7 @@
         <w:pStyle w:val="Compact"/>
         <w:numPr>
           <w:ilvl w:val="0"/>
-          <w:numId w:val="1091"/>
+          <w:numId w:val="1095"/>
         </w:numPr>
       </w:pPr>
       <w:r>
@@ -30440,7 +33150,7 @@
         <w:pStyle w:val="Compact"/>
         <w:numPr>
           <w:ilvl w:val="0"/>
-          <w:numId w:val="1091"/>
+          <w:numId w:val="1095"/>
         </w:numPr>
       </w:pPr>
       <w:r>
@@ -30464,8 +33174,8 @@
         <w:t xml:space="preserve">— это сигнал диспетчеру ещё до того, как пришло сообщение об остановке.</w:t>
       </w:r>
     </w:p>
-    <w:bookmarkEnd w:id="220"/>
-    <w:bookmarkStart w:id="222" w:name="_0937eac90877d256693ead8a1a40ba707621cce"/>
+    <w:bookmarkEnd w:id="228"/>
+    <w:bookmarkStart w:id="230" w:name="_0937eac90877d256693ead8a1a40ba707621cce"/>
     <w:p>
       <w:pPr>
         <w:pStyle w:val="Heading2"/>
@@ -30547,7 +33257,7 @@
         <w:t xml:space="preserve">).</w:t>
       </w:r>
     </w:p>
-    <w:bookmarkStart w:id="221" w:name="_f9a65188766fbc0c4a58007ab65aaf1c32dfa07"/>
+    <w:bookmarkStart w:id="229" w:name="_f9a65188766fbc0c4a58007ab65aaf1c32dfa07"/>
     <w:p>
       <w:pPr>
         <w:pStyle w:val="TableCaption"/>
@@ -31606,7 +34316,7 @@
         </w:tc>
       </w:tr>
     </w:tbl>
-    <w:bookmarkEnd w:id="221"/>
+    <w:bookmarkEnd w:id="229"/>
     <w:p>
       <w:pPr>
         <w:pStyle w:val="FirstParagraph"/>
@@ -31625,7 +34335,7 @@
         <w:pStyle w:val="Compact"/>
         <w:numPr>
           <w:ilvl w:val="0"/>
-          <w:numId w:val="1093"/>
+          <w:numId w:val="1097"/>
         </w:numPr>
       </w:pPr>
       <w:r>
@@ -31640,7 +34350,7 @@
         <w:pStyle w:val="Compact"/>
         <w:numPr>
           <w:ilvl w:val="0"/>
-          <w:numId w:val="1093"/>
+          <w:numId w:val="1097"/>
         </w:numPr>
       </w:pPr>
       <w:r>
@@ -31655,7 +34365,7 @@
         <w:pStyle w:val="Compact"/>
         <w:numPr>
           <w:ilvl w:val="0"/>
-          <w:numId w:val="1093"/>
+          <w:numId w:val="1097"/>
         </w:numPr>
       </w:pPr>
       <w:r>
@@ -31698,8 +34408,8 @@
         <w:t xml:space="preserve">).</w:t>
       </w:r>
     </w:p>
-    <w:bookmarkEnd w:id="222"/>
-    <w:bookmarkStart w:id="223" w:name="_a7617fd6fc3b679d8e805de85d42e11af8f1a5b"/>
+    <w:bookmarkEnd w:id="230"/>
+    <w:bookmarkStart w:id="231" w:name="_a7617fd6fc3b679d8e805de85d42e11af8f1a5b"/>
     <w:p>
       <w:pPr>
         <w:pStyle w:val="Heading2"/>
@@ -31779,7 +34489,7 @@
         <w:pStyle w:val="Compact"/>
         <w:numPr>
           <w:ilvl w:val="0"/>
-          <w:numId w:val="1094"/>
+          <w:numId w:val="1098"/>
         </w:numPr>
       </w:pPr>
       <w:r>
@@ -31833,7 +34543,7 @@
         <w:pStyle w:val="Compact"/>
         <w:numPr>
           <w:ilvl w:val="0"/>
-          <w:numId w:val="1094"/>
+          <w:numId w:val="1098"/>
         </w:numPr>
       </w:pPr>
       <w:r>
@@ -31862,7 +34572,7 @@
         <w:pStyle w:val="Compact"/>
         <w:numPr>
           <w:ilvl w:val="0"/>
-          <w:numId w:val="1094"/>
+          <w:numId w:val="1098"/>
         </w:numPr>
       </w:pPr>
       <w:r>
@@ -31891,7 +34601,7 @@
         <w:pStyle w:val="Compact"/>
         <w:numPr>
           <w:ilvl w:val="1"/>
-          <w:numId w:val="1095"/>
+          <w:numId w:val="1099"/>
         </w:numPr>
       </w:pPr>
       <w:r>
@@ -31906,7 +34616,7 @@
         <w:pStyle w:val="Compact"/>
         <w:numPr>
           <w:ilvl w:val="1"/>
-          <w:numId w:val="1095"/>
+          <w:numId w:val="1099"/>
         </w:numPr>
       </w:pPr>
       <w:r>
@@ -31921,7 +34631,7 @@
         <w:pStyle w:val="Compact"/>
         <w:numPr>
           <w:ilvl w:val="1"/>
-          <w:numId w:val="1095"/>
+          <w:numId w:val="1099"/>
         </w:numPr>
       </w:pPr>
       <w:r>
@@ -31936,7 +34646,7 @@
         <w:pStyle w:val="Compact"/>
         <w:numPr>
           <w:ilvl w:val="1"/>
-          <w:numId w:val="1095"/>
+          <w:numId w:val="1099"/>
         </w:numPr>
       </w:pPr>
       <w:r>
@@ -31966,7 +34676,7 @@
         <w:pStyle w:val="Compact"/>
         <w:numPr>
           <w:ilvl w:val="0"/>
-          <w:numId w:val="1094"/>
+          <w:numId w:val="1098"/>
         </w:numPr>
       </w:pPr>
       <w:r>
@@ -32032,7 +34742,7 @@
         <w:pStyle w:val="Compact"/>
         <w:numPr>
           <w:ilvl w:val="0"/>
-          <w:numId w:val="1096"/>
+          <w:numId w:val="1100"/>
         </w:numPr>
       </w:pPr>
       <w:r>
@@ -32047,7 +34757,7 @@
         <w:pStyle w:val="Compact"/>
         <w:numPr>
           <w:ilvl w:val="0"/>
-          <w:numId w:val="1096"/>
+          <w:numId w:val="1100"/>
         </w:numPr>
       </w:pPr>
       <w:r>
@@ -32062,7 +34772,7 @@
         <w:pStyle w:val="Compact"/>
         <w:numPr>
           <w:ilvl w:val="0"/>
-          <w:numId w:val="1096"/>
+          <w:numId w:val="1100"/>
         </w:numPr>
       </w:pPr>
       <w:r>
@@ -32102,7 +34812,7 @@
         <w:pStyle w:val="Compact"/>
         <w:numPr>
           <w:ilvl w:val="0"/>
-          <w:numId w:val="1097"/>
+          <w:numId w:val="1101"/>
         </w:numPr>
       </w:pPr>
       <w:r>
@@ -32117,7 +34827,7 @@
         <w:pStyle w:val="Compact"/>
         <w:numPr>
           <w:ilvl w:val="0"/>
-          <w:numId w:val="1097"/>
+          <w:numId w:val="1101"/>
         </w:numPr>
       </w:pPr>
       <w:r>
@@ -32132,7 +34842,7 @@
         <w:pStyle w:val="Compact"/>
         <w:numPr>
           <w:ilvl w:val="0"/>
-          <w:numId w:val="1097"/>
+          <w:numId w:val="1101"/>
         </w:numPr>
       </w:pPr>
       <w:r>
@@ -32147,7 +34857,7 @@
         <w:pStyle w:val="Compact"/>
         <w:numPr>
           <w:ilvl w:val="0"/>
-          <w:numId w:val="1097"/>
+          <w:numId w:val="1101"/>
         </w:numPr>
       </w:pPr>
       <w:r>
@@ -32234,9 +34944,9 @@
         <w:t xml:space="preserve">и менее стабилен, а для деревьев есть точное и быстрое разложение.</w:t>
       </w:r>
     </w:p>
-    <w:bookmarkEnd w:id="223"/>
-    <w:bookmarkEnd w:id="224"/>
-    <w:bookmarkStart w:id="225" w:name="_3499441678f5e1be209bd1042c5e09f7f34826f"/>
+    <w:bookmarkEnd w:id="231"/>
+    <w:bookmarkEnd w:id="232"/>
+    <w:bookmarkStart w:id="233" w:name="_3499441678f5e1be209bd1042c5e09f7f34826f"/>
     <w:p>
       <w:pPr>
         <w:pStyle w:val="Heading1"/>
@@ -32266,7 +34976,7 @@
         <w:pStyle w:val="Compact"/>
         <w:numPr>
           <w:ilvl w:val="0"/>
-          <w:numId w:val="1098"/>
+          <w:numId w:val="1102"/>
         </w:numPr>
       </w:pPr>
       <w:r>
@@ -32319,7 +35029,7 @@
         <w:pStyle w:val="Compact"/>
         <w:numPr>
           <w:ilvl w:val="0"/>
-          <w:numId w:val="1098"/>
+          <w:numId w:val="1102"/>
         </w:numPr>
       </w:pPr>
       <w:r>
@@ -32348,7 +35058,7 @@
         <w:pStyle w:val="Compact"/>
         <w:numPr>
           <w:ilvl w:val="0"/>
-          <w:numId w:val="1098"/>
+          <w:numId w:val="1102"/>
         </w:numPr>
       </w:pPr>
       <w:r>
@@ -32377,7 +35087,7 @@
         <w:pStyle w:val="Compact"/>
         <w:numPr>
           <w:ilvl w:val="0"/>
-          <w:numId w:val="1098"/>
+          <w:numId w:val="1102"/>
         </w:numPr>
       </w:pPr>
       <w:r>
@@ -32418,7 +35128,7 @@
         <w:pStyle w:val="Compact"/>
         <w:numPr>
           <w:ilvl w:val="0"/>
-          <w:numId w:val="1098"/>
+          <w:numId w:val="1102"/>
         </w:numPr>
       </w:pPr>
       <w:r>
@@ -32459,7 +35169,7 @@
         <w:pStyle w:val="Compact"/>
         <w:numPr>
           <w:ilvl w:val="0"/>
-          <w:numId w:val="1098"/>
+          <w:numId w:val="1102"/>
         </w:numPr>
       </w:pPr>
       <w:r>
@@ -32488,7 +35198,7 @@
         <w:pStyle w:val="Compact"/>
         <w:numPr>
           <w:ilvl w:val="0"/>
-          <w:numId w:val="1098"/>
+          <w:numId w:val="1102"/>
         </w:numPr>
       </w:pPr>
       <w:r>
@@ -32529,7 +35239,7 @@
         <w:pStyle w:val="Compact"/>
         <w:numPr>
           <w:ilvl w:val="0"/>
-          <w:numId w:val="1098"/>
+          <w:numId w:val="1102"/>
         </w:numPr>
       </w:pPr>
       <w:r>
@@ -32583,7 +35293,7 @@
         <w:pStyle w:val="Compact"/>
         <w:numPr>
           <w:ilvl w:val="0"/>
-          <w:numId w:val="1099"/>
+          <w:numId w:val="1103"/>
         </w:numPr>
       </w:pPr>
       <w:r>
@@ -32624,7 +35334,7 @@
         <w:pStyle w:val="Compact"/>
         <w:numPr>
           <w:ilvl w:val="0"/>
-          <w:numId w:val="1099"/>
+          <w:numId w:val="1103"/>
         </w:numPr>
       </w:pPr>
       <w:r>
@@ -32665,7 +35375,7 @@
         <w:pStyle w:val="Compact"/>
         <w:numPr>
           <w:ilvl w:val="0"/>
-          <w:numId w:val="1099"/>
+          <w:numId w:val="1103"/>
         </w:numPr>
       </w:pPr>
       <w:r>
@@ -32694,7 +35404,7 @@
         <w:pStyle w:val="Compact"/>
         <w:numPr>
           <w:ilvl w:val="0"/>
-          <w:numId w:val="1099"/>
+          <w:numId w:val="1103"/>
         </w:numPr>
       </w:pPr>
       <w:r>
@@ -32735,7 +35445,7 @@
         <w:pStyle w:val="Compact"/>
         <w:numPr>
           <w:ilvl w:val="0"/>
-          <w:numId w:val="1099"/>
+          <w:numId w:val="1103"/>
         </w:numPr>
       </w:pPr>
       <w:r>
@@ -32776,7 +35486,7 @@
         <w:pStyle w:val="Compact"/>
         <w:numPr>
           <w:ilvl w:val="0"/>
-          <w:numId w:val="1099"/>
+          <w:numId w:val="1103"/>
         </w:numPr>
       </w:pPr>
       <w:r>
@@ -32797,37 +35507,79 @@
         <w:rPr>
           <w:lang w:val="ru"/>
         </w:rPr>
-        <w:t xml:space="preserve">на отложенном окне и</w:t>
-      </w:r>
-      <w:r>
-        <w:rPr>
-          <w:lang w:val="ru"/>
-        </w:rPr>
-        <w:t xml:space="preserve"> </w:t>
-      </w:r>
+        <w:t xml:space="preserve">на отложенном окне.</w:t>
+      </w:r>
+    </w:p>
+    <w:p>
+      <w:pPr>
+        <w:pStyle w:val="Compact"/>
+        <w:numPr>
+          <w:ilvl w:val="0"/>
+          <w:numId w:val="1103"/>
+        </w:numPr>
+      </w:pPr>
       <w:r>
         <w:rPr>
           <w:b/>
           <w:bCs/>
           <w:lang w:val="ru"/>
         </w:rPr>
-        <w:t xml:space="preserve">CatBoost MultiQuantile</w:t>
-      </w:r>
-      <w:r>
-        <w:rPr>
-          <w:lang w:val="ru"/>
-        </w:rPr>
-        <w:t xml:space="preserve"> </w:t>
-      </w:r>
-      <w:r>
-        <w:rPr>
-          <w:lang w:val="ru"/>
-        </w:rPr>
-        <w:t xml:space="preserve">как альтернатива.</w:t>
-      </w:r>
-    </w:p>
-    <w:bookmarkEnd w:id="225"/>
-    <w:bookmarkStart w:id="227" w:name="_a2dd1d5a5e5ab0a2d2e9b2c634fb153424ee140"/>
+        <w:t xml:space="preserve">Ансамбль LightGBM и CatBoost.</w:t>
+      </w:r>
+      <w:r>
+        <w:rPr>
+          <w:lang w:val="ru"/>
+        </w:rPr>
+        <w:t xml:space="preserve"> </w:t>
+      </w:r>
+      <w:r>
+        <w:rPr>
+          <w:lang w:val="ru"/>
+        </w:rPr>
+        <w:t xml:space="preserve">На мае–августе он не отличим от LightGBM (+0,01 п. п., ДИ [−0,01; +0,03]),</w:t>
+      </w:r>
+      <w:r>
+        <w:rPr>
+          <w:lang w:val="ru"/>
+        </w:rPr>
+        <w:t xml:space="preserve"> </w:t>
+      </w:r>
+      <w:r>
+        <w:rPr>
+          <w:lang w:val="ru"/>
+        </w:rPr>
+        <w:t xml:space="preserve">в сентябре на 0,04 п. п. лучше, p DM = 0,056 (раздел </w:t>
+      </w:r>
+      <w:hyperlink w:anchor="_467b06dd1cece564e323de5c6d578ebf7fce0ed">
+        <w:r>
+          <w:rPr>
+            <w:rStyle w:val="Hyperlink"/>
+            <w:lang w:val="ru"/>
+          </w:rPr>
+          <w:t xml:space="preserve">7.10</w:t>
+        </w:r>
+      </w:hyperlink>
+      <w:r>
+        <w:rPr>
+          <w:lang w:val="ru"/>
+        </w:rPr>
+        <w:t xml:space="preserve">). Проверить снова, когда появятся новые месяцы</w:t>
+      </w:r>
+      <w:r>
+        <w:rPr>
+          <w:lang w:val="ru"/>
+        </w:rPr>
+        <w:t xml:space="preserve"> </w:t>
+      </w:r>
+      <w:r>
+        <w:rPr>
+          <w:lang w:val="ru"/>
+        </w:rPr>
+        <w:t xml:space="preserve">данных.</w:t>
+      </w:r>
+    </w:p>
+    <w:bookmarkEnd w:id="233"/>
+    <w:bookmarkStart w:id="235" w:name="_a2dd1d5a5e5ab0a2d2e9b2c634fb153424ee140"/>
     <w:p>
       <w:pPr>
         <w:pStyle w:val="Heading1"/>
@@ -32839,7 +35591,7 @@
         <w:t xml:space="preserve">11 Что передано команде</w:t>
       </w:r>
     </w:p>
-    <w:bookmarkStart w:id="226" w:name="_5b2cc5bae6d285f56bffe2ed3ef09161ec9a780"/>
+    <w:bookmarkStart w:id="234" w:name="_5b2cc5bae6d285f56bffe2ed3ef09161ec9a780"/>
     <w:p>
       <w:pPr>
         <w:pStyle w:val="TableCaption"/>
@@ -33446,7 +36198,7 @@
         </w:tc>
       </w:tr>
     </w:tbl>
-    <w:bookmarkEnd w:id="226"/>
+    <w:bookmarkEnd w:id="234"/>
     <w:p>
       <w:pPr>
         <w:pStyle w:val="FirstParagraph"/>
@@ -33721,7 +36473,7 @@
         <w:pStyle w:val="Compact"/>
         <w:numPr>
           <w:ilvl w:val="0"/>
-          <w:numId w:val="1100"/>
+          <w:numId w:val="1104"/>
         </w:numPr>
       </w:pPr>
       <w:r>
@@ -33762,7 +36514,7 @@
         <w:pStyle w:val="Compact"/>
         <w:numPr>
           <w:ilvl w:val="0"/>
-          <w:numId w:val="1100"/>
+          <w:numId w:val="1104"/>
         </w:numPr>
       </w:pPr>
       <w:r>
@@ -33830,8 +36582,8 @@
         <w:t xml:space="preserve">.</w:t>
       </w:r>
     </w:p>
-    <w:bookmarkEnd w:id="227"/>
-    <w:bookmarkStart w:id="228" w:name="_56b64ff4c84a8e4783b814f4ae673ee9c6a530f"/>
+    <w:bookmarkEnd w:id="235"/>
+    <w:bookmarkStart w:id="236" w:name="_56b64ff4c84a8e4783b814f4ae673ee9c6a530f"/>
     <w:p>
       <w:pPr>
         <w:pStyle w:val="Heading1"/>
@@ -34006,6 +36758,56 @@
           <w:bCs/>
           <w:lang w:val="ru"/>
         </w:rPr>
+        <w:t xml:space="preserve">Ансамбль моделей</w:t>
+      </w:r>
+    </w:p>
+    <w:p>
+      <w:pPr>
+        <w:pStyle w:val="Definition"/>
+      </w:pPr>
+      <w:r>
+        <w:rPr>
+          <w:lang w:val="ru"/>
+        </w:rPr>
+        <w:t xml:space="preserve">Прогноз, усреднённый по нескольким моделям.</w:t>
+      </w:r>
+      <w:r>
+        <w:rPr>
+          <w:lang w:val="ru"/>
+        </w:rPr>
+        <w:t xml:space="preserve"> </w:t>
+      </w:r>
+      <w:r>
+        <w:rPr>
+          <w:i/>
+          <w:iCs/>
+          <w:lang w:val="ru"/>
+        </w:rPr>
+        <w:t xml:space="preserve">Зачем:</w:t>
+      </w:r>
+      <w:r>
+        <w:rPr>
+          <w:lang w:val="ru"/>
+        </w:rPr>
+        <w:t xml:space="preserve"> </w:t>
+      </w:r>
+      <w:r>
+        <w:rPr>
+          <w:lang w:val="ru"/>
+        </w:rPr>
+        <w:t xml:space="preserve">среднее LightGBM и CatBoost проверено в сравнении моделей.</w:t>
+      </w:r>
+    </w:p>
+    <w:p>
+      <w:pPr>
+        <w:pStyle w:val="DefinitionTerm"/>
+      </w:pPr>
+      <w:r>
+        <w:rPr>
+          <w:b/>
+          <w:bCs/>
+          <w:lang w:val="ru"/>
+        </w:rPr>
         <w:t xml:space="preserve">АСКОП М</w:t>
       </w:r>
     </w:p>
@@ -35072,6 +37874,71 @@
           <w:bCs/>
           <w:lang w:val="ru"/>
         </w:rPr>
+        <w:t xml:space="preserve">Линейная квантильная регрессия</w:t>
+      </w:r>
+    </w:p>
+    <w:p>
+      <w:pPr>
+        <w:pStyle w:val="Definition"/>
+      </w:pPr>
+      <w:r>
+        <w:rPr>
+          <w:lang w:val="ru"/>
+        </w:rPr>
+        <w:t xml:space="preserve">Квантильная регрессия, в которой прогноз — взвешенная сумма признаков.</w:t>
+      </w:r>
+      <w:r>
+        <w:rPr>
+          <w:lang w:val="ru"/>
+        </w:rPr>
+        <w:t xml:space="preserve"> </w:t>
+      </w:r>
+      <w:r>
+        <w:rPr>
+          <w:i/>
+          <w:iCs/>
+          <w:lang w:val="ru"/>
+        </w:rPr>
+        <w:t xml:space="preserve">Зачем:</w:t>
+      </w:r>
+      <w:r>
+        <w:rPr>
+          <w:lang w:val="ru"/>
+        </w:rPr>
+        <w:t xml:space="preserve"> </w:t>
+      </w:r>
+      <w:r>
+        <w:rPr>
+          <w:lang w:val="ru"/>
+        </w:rPr>
+        <w:t xml:space="preserve">простейшая альтернатива бустингу в сравнении моделей (раздел </w:t>
+      </w:r>
+      <w:hyperlink w:anchor="_467b06dd1cece564e323de5c6d578ebf7fce0ed">
+        <w:r>
+          <w:rPr>
+            <w:rStyle w:val="Hyperlink"/>
+            <w:lang w:val="ru"/>
+          </w:rPr>
+          <w:t xml:space="preserve">7.10</w:t>
+        </w:r>
+      </w:hyperlink>
+      <w:r>
+        <w:rPr>
+          <w:lang w:val="ru"/>
+        </w:rPr>
+        <w:t xml:space="preserve">).</w:t>
+      </w:r>
+    </w:p>
+    <w:p>
+      <w:pPr>
+        <w:pStyle w:val="DefinitionTerm"/>
+      </w:pPr>
+      <w:r>
+        <w:rPr>
+          <w:b/>
+          <w:bCs/>
+          <w:lang w:val="ru"/>
+        </w:rPr>
         <w:t xml:space="preserve">LightGBM</w:t>
       </w:r>
     </w:p>
@@ -36069,7 +38936,7 @@
         <w:pStyle w:val="Compact"/>
         <w:numPr>
           <w:ilvl w:val="0"/>
-          <w:numId w:val="1101"/>
+          <w:numId w:val="1105"/>
         </w:numPr>
       </w:pPr>
       <w:r>
@@ -36084,7 +38951,7 @@
         <w:pStyle w:val="Compact"/>
         <w:numPr>
           <w:ilvl w:val="0"/>
-          <w:numId w:val="1101"/>
+          <w:numId w:val="1105"/>
         </w:numPr>
       </w:pPr>
       <w:r>
@@ -36099,7 +38966,7 @@
         <w:pStyle w:val="Compact"/>
         <w:numPr>
           <w:ilvl w:val="0"/>
-          <w:numId w:val="1101"/>
+          <w:numId w:val="1105"/>
         </w:numPr>
       </w:pPr>
       <w:r>
@@ -37052,6 +39919,181 @@
           <w:bCs/>
           <w:lang w:val="ru"/>
         </w:rPr>
+        <w:t xml:space="preserve">CatBoost</w:t>
+      </w:r>
+    </w:p>
+    <w:p>
+      <w:pPr>
+        <w:pStyle w:val="Definition"/>
+      </w:pPr>
+      <w:r>
+        <w:rPr>
+          <w:lang w:val="ru"/>
+        </w:rPr>
+        <w:t xml:space="preserve">Реализация градиентного бустинга от Яндекса; умеет учить несколько квантилей одной моделью (MultiQuantile).</w:t>
+      </w:r>
+      <w:r>
+        <w:rPr>
+          <w:lang w:val="ru"/>
+        </w:rPr>
+        <w:t xml:space="preserve"> </w:t>
+      </w:r>
+      <w:r>
+        <w:rPr>
+          <w:i/>
+          <w:iCs/>
+          <w:lang w:val="ru"/>
+        </w:rPr>
+        <w:t xml:space="preserve">Зачем:</w:t>
+      </w:r>
+      <w:r>
+        <w:rPr>
+          <w:lang w:val="ru"/>
+        </w:rPr>
+        <w:t xml:space="preserve"> </w:t>
+      </w:r>
+      <w:r>
+        <w:rPr>
+          <w:lang w:val="ru"/>
+        </w:rPr>
+        <w:t xml:space="preserve">альтернатива в сравнении моделей.</w:t>
+      </w:r>
+    </w:p>
+    <w:p>
+      <w:pPr>
+        <w:pStyle w:val="DefinitionTerm"/>
+      </w:pPr>
+      <w:r>
+        <w:rPr>
+          <w:b/>
+          <w:bCs/>
+          <w:lang w:val="ru"/>
+        </w:rPr>
+        <w:t xml:space="preserve">One-hot кодирование</w:t>
+      </w:r>
+    </w:p>
+    <w:p>
+      <w:pPr>
+        <w:pStyle w:val="Definition"/>
+      </w:pPr>
+      <w:r>
+        <w:rPr>
+          <w:lang w:val="ru"/>
+        </w:rPr>
+        <w:t xml:space="preserve">Категория превращается в набор колонок 0/1, по колонке на значение.</w:t>
+      </w:r>
+      <w:r>
+        <w:rPr>
+          <w:lang w:val="ru"/>
+        </w:rPr>
+        <w:t xml:space="preserve"> </w:t>
+      </w:r>
+      <w:r>
+        <w:rPr>
+          <w:i/>
+          <w:iCs/>
+          <w:lang w:val="ru"/>
+        </w:rPr>
+        <w:t xml:space="preserve">Зачем:</w:t>
+      </w:r>
+      <w:r>
+        <w:rPr>
+          <w:lang w:val="ru"/>
+        </w:rPr>
+        <w:t xml:space="preserve"> </w:t>
+      </w:r>
+      <w:r>
+        <w:rPr>
+          <w:lang w:val="ru"/>
+        </w:rPr>
+        <w:t xml:space="preserve">так категории (вестибюль, час) подаются в линейную модель.</w:t>
+      </w:r>
+    </w:p>
+    <w:p>
+      <w:pPr>
+        <w:pStyle w:val="DefinitionTerm"/>
+      </w:pPr>
+      <w:r>
+        <w:rPr>
+          <w:b/>
+          <w:bCs/>
+          <w:lang w:val="ru"/>
+        </w:rPr>
+        <w:t xml:space="preserve">XGBoost</w:t>
+      </w:r>
+    </w:p>
+    <w:p>
+      <w:pPr>
+        <w:pStyle w:val="Definition"/>
+      </w:pPr>
+      <w:r>
+        <w:rPr>
+          <w:lang w:val="ru"/>
+        </w:rPr>
+        <w:t xml:space="preserve">Ещё одна реализация градиентного бустинга; цель</w:t>
+      </w:r>
+      <w:r>
+        <w:rPr>
+          <w:lang w:val="ru"/>
+        </w:rPr>
+        <w:t xml:space="preserve"> </w:t>
+      </w:r>
+      <w:r>
+        <w:rPr>
+          <w:rStyle w:val="VerbatimChar"/>
+          <w:lang w:val="ru"/>
+        </w:rPr>
+        <w:t xml:space="preserve">reg:quantileerror</w:t>
+      </w:r>
+      <w:r>
+        <w:rPr>
+          <w:lang w:val="ru"/>
+        </w:rPr>
+        <w:t xml:space="preserve"> </w:t>
+      </w:r>
+      <w:r>
+        <w:rPr>
+          <w:lang w:val="ru"/>
+        </w:rPr>
+        <w:t xml:space="preserve">учит квантили.</w:t>
+      </w:r>
+      <w:r>
+        <w:rPr>
+          <w:lang w:val="ru"/>
+        </w:rPr>
+        <w:t xml:space="preserve"> </w:t>
+      </w:r>
+      <w:r>
+        <w:rPr>
+          <w:i/>
+          <w:iCs/>
+          <w:lang w:val="ru"/>
+        </w:rPr>
+        <w:t xml:space="preserve">Зачем:</w:t>
+      </w:r>
+      <w:r>
+        <w:rPr>
+          <w:lang w:val="ru"/>
+        </w:rPr>
+        <w:t xml:space="preserve"> </w:t>
+      </w:r>
+      <w:r>
+        <w:rPr>
+          <w:lang w:val="ru"/>
+        </w:rPr>
+        <w:t xml:space="preserve">альтернатива в сравнении моделей.</w:t>
+      </w:r>
+    </w:p>
+    <w:p>
+      <w:pPr>
+        <w:pStyle w:val="DefinitionTerm"/>
+      </w:pPr>
+      <w:r>
+        <w:rPr>
+          <w:b/>
+          <w:bCs/>
+          <w:lang w:val="ru"/>
+        </w:rPr>
         <w:t xml:space="preserve">CQR (конформная квантильная регрессия)</w:t>
       </w:r>
     </w:p>
@@ -37375,8 +40417,8 @@
         <w:t xml:space="preserve">не менялись после заморозки.</w:t>
       </w:r>
     </w:p>
-    <w:bookmarkEnd w:id="228"/>
-    <w:bookmarkStart w:id="230" w:name="_7942e4803bf69bbbd3e6953fb916919a0ac55ec"/>
+    <w:bookmarkEnd w:id="236"/>
+    <w:bookmarkStart w:id="238" w:name="_7942e4803bf69bbbd3e6953fb916919a0ac55ec"/>
     <w:p>
       <w:pPr>
         <w:pStyle w:val="Heading1"/>
@@ -37388,7 +40430,7 @@
         <w:t xml:space="preserve">Б Обозначения</w:t>
       </w:r>
     </w:p>
-    <w:bookmarkStart w:id="229" w:name="_c15ac15ce14a095da16ed7292476a542d56d91a"/>
+    <w:bookmarkStart w:id="237" w:name="_c15ac15ce14a095da16ed7292476a542d56d91a"/>
     <w:p>
       <w:pPr>
         <w:pStyle w:val="TableCaption"/>
@@ -38950,9 +41992,9 @@
         </w:tc>
       </w:tr>
     </w:tbl>
-    <w:bookmarkEnd w:id="229"/>
-    <w:bookmarkEnd w:id="230"/>
-    <w:bookmarkStart w:id="232" w:name="_c634a0d3e2b06e4101d59f891bd1eab7554995b"/>
+    <w:bookmarkEnd w:id="237"/>
+    <w:bookmarkEnd w:id="238"/>
+    <w:bookmarkStart w:id="240" w:name="_c634a0d3e2b06e4101d59f891bd1eab7554995b"/>
     <w:p>
       <w:pPr>
         <w:pStyle w:val="Heading1"/>
@@ -38987,7 +42029,7 @@
         <w:t xml:space="preserve">Лаги потока у τ — не ближе τ − 24.</w:t>
       </w:r>
     </w:p>
-    <w:bookmarkStart w:id="231" w:name="_ed15ebdeed41834d2416a0e06a8a887310cfe4c"/>
+    <w:bookmarkStart w:id="239" w:name="_ed15ebdeed41834d2416a0e06a8a887310cfe4c"/>
     <w:p>
       <w:pPr>
         <w:pStyle w:val="TableCaption"/>
@@ -40609,7 +43651,7 @@
         </w:tc>
       </w:tr>
     </w:tbl>
-    <w:bookmarkEnd w:id="231"/>
+    <w:bookmarkEnd w:id="239"/>
     <w:p>
       <w:pPr>
         <w:pStyle w:val="FirstParagraph"/>
@@ -40628,7 +43670,7 @@
         <w:pStyle w:val="Compact"/>
         <w:numPr>
           <w:ilvl w:val="0"/>
-          <w:numId w:val="1102"/>
+          <w:numId w:val="1106"/>
         </w:numPr>
       </w:pPr>
       <w:r>
@@ -40776,7 +43818,7 @@
         <w:pStyle w:val="Compact"/>
         <w:numPr>
           <w:ilvl w:val="0"/>
-          <w:numId w:val="1102"/>
+          <w:numId w:val="1106"/>
         </w:numPr>
       </w:pPr>
       <w:r>
@@ -40881,8 +43923,8 @@
         <w:t xml:space="preserve">особой ночью).</w:t>
       </w:r>
     </w:p>
-    <w:bookmarkEnd w:id="232"/>
-    <w:bookmarkStart w:id="242" w:name="_d29032218aa0f2cf2ca251e119c8e791d5fe681"/>
+    <w:bookmarkEnd w:id="240"/>
+    <w:bookmarkStart w:id="250" w:name="_d29032218aa0f2cf2ca251e119c8e791d5fe681"/>
     <w:p>
       <w:pPr>
         <w:pStyle w:val="Heading1"/>
@@ -40924,7 +43966,7 @@
         <w:t xml:space="preserve">. WAPE и покрытие — среднее по t+1 и t+2, если не сказано иное; значения в %.</w:t>
       </w:r>
     </w:p>
-    <w:bookmarkStart w:id="233" w:name="_252e2ebebdb0e52d54025a371db53a471bfd15f"/>
+    <w:bookmarkStart w:id="241" w:name="_252e2ebebdb0e52d54025a371db53a471bfd15f"/>
     <w:p>
       <w:pPr>
         <w:pStyle w:val="TableCaption"/>
@@ -40988,7 +44030,7 @@
               <w:rPr>
                 <w:lang w:val="ru"/>
               </w:rPr>
-              <w:t xml:space="preserve">Все часы</w:t>
+              <w:t xml:space="preserve">Все</w:t>
             </w:r>
           </w:p>
         </w:tc>
@@ -41048,37 +44090,37 @@
               <w:rPr>
                 <w:lang w:val="ru"/>
               </w:rPr>
-              <w:t xml:space="preserve">Аномальные</w:t>
-            </w:r>
-          </w:p>
-        </w:tc>
-        <w:tc>
-          <w:tcPr/>
-          <w:p>
-            <w:pPr>
-              <w:pStyle w:val="Compact"/>
-              <w:jc w:val="right"/>
-            </w:pPr>
-            <w:r>
-              <w:rPr>
-                <w:lang w:val="ru"/>
-              </w:rPr>
-              <w:t xml:space="preserve">Праздники</w:t>
-            </w:r>
-          </w:p>
-        </w:tc>
-        <w:tc>
-          <w:tcPr/>
-          <w:p>
-            <w:pPr>
-              <w:pStyle w:val="Compact"/>
-              <w:jc w:val="right"/>
-            </w:pPr>
-            <w:r>
-              <w:rPr>
-                <w:lang w:val="ru"/>
-              </w:rPr>
-              <w:t xml:space="preserve">Спальные</w:t>
+              <w:t xml:space="preserve">Аном.</w:t>
+            </w:r>
+          </w:p>
+        </w:tc>
+        <w:tc>
+          <w:tcPr/>
+          <w:p>
+            <w:pPr>
+              <w:pStyle w:val="Compact"/>
+              <w:jc w:val="right"/>
+            </w:pPr>
+            <w:r>
+              <w:rPr>
+                <w:lang w:val="ru"/>
+              </w:rPr>
+              <w:t xml:space="preserve">Празд.</w:t>
+            </w:r>
+          </w:p>
+        </w:tc>
+        <w:tc>
+          <w:tcPr/>
+          <w:p>
+            <w:pPr>
+              <w:pStyle w:val="Compact"/>
+              <w:jc w:val="right"/>
+            </w:pPr>
+            <w:r>
+              <w:rPr>
+                <w:lang w:val="ru"/>
+              </w:rPr>
+              <w:t xml:space="preserve">Спал.</w:t>
             </w:r>
           </w:p>
         </w:tc>
@@ -41108,37 +44150,37 @@
               <w:rPr>
                 <w:lang w:val="ru"/>
               </w:rPr>
-              <w:t xml:space="preserve">Прочие</w:t>
-            </w:r>
-          </w:p>
-        </w:tc>
-        <w:tc>
-          <w:tcPr/>
-          <w:p>
-            <w:pPr>
-              <w:pStyle w:val="Compact"/>
-              <w:jc w:val="right"/>
-            </w:pPr>
-            <w:r>
-              <w:rPr>
-                <w:lang w:val="ru"/>
-              </w:rPr>
-              <w:t xml:space="preserve">Покрытие</w:t>
-            </w:r>
-          </w:p>
-        </w:tc>
-        <w:tc>
-          <w:tcPr/>
-          <w:p>
-            <w:pPr>
-              <w:pStyle w:val="Compact"/>
-              <w:jc w:val="right"/>
-            </w:pPr>
-            <w:r>
-              <w:rPr>
-                <w:lang w:val="ru"/>
-              </w:rPr>
-              <w:t xml:space="preserve">Pinball, норм.</w:t>
+              <w:t xml:space="preserve">Проч.</w:t>
+            </w:r>
+          </w:p>
+        </w:tc>
+        <w:tc>
+          <w:tcPr/>
+          <w:p>
+            <w:pPr>
+              <w:pStyle w:val="Compact"/>
+              <w:jc w:val="right"/>
+            </w:pPr>
+            <w:r>
+              <w:rPr>
+                <w:lang w:val="ru"/>
+              </w:rPr>
+              <w:t xml:space="preserve">Покр.</w:t>
+            </w:r>
+          </w:p>
+        </w:tc>
+        <w:tc>
+          <w:tcPr/>
+          <w:p>
+            <w:pPr>
+              <w:pStyle w:val="Compact"/>
+              <w:jc w:val="right"/>
+            </w:pPr>
+            <w:r>
+              <w:rPr>
+                <w:lang w:val="ru"/>
+              </w:rPr>
+              <w:t xml:space="preserve">Pinb.</w:t>
             </w:r>
           </w:p>
         </w:tc>
@@ -44066,9 +47108,19 @@
         </w:tc>
       </w:tr>
     </w:tbl>
-    <w:bookmarkEnd w:id="233"/>
-    <w:p/>
-    <w:bookmarkStart w:id="234" w:name="_7d1eb441c24337577be2b145a2380757a68bf5d"/>
+    <w:bookmarkEnd w:id="241"/>
+    <w:p>
+      <w:pPr>
+        <w:pStyle w:val="FirstParagraph"/>
+      </w:pPr>
+      <w:r>
+        <w:rPr>
+          <w:lang w:val="ru"/>
+        </w:rPr>
+        <w:t xml:space="preserve">Сокращения: Все — все часы; Аном. — аномальные часы; Празд. — праздники (контроль); Спал. — спальные конечные; Центр — центр и вокзалы; Проч. — прочие станции; Покр. — покрытие q10–q90; Pinb. — pinball, нормированный на средний поток.</w:t>
+      </w:r>
+    </w:p>
+    <w:bookmarkStart w:id="242" w:name="_7d1eb441c24337577be2b145a2380757a68bf5d"/>
     <w:p>
       <w:pPr>
         <w:pStyle w:val="TableCaption"/>
@@ -44131,7 +47183,7 @@
               <w:rPr>
                 <w:lang w:val="ru"/>
               </w:rPr>
-              <w:t xml:space="preserve">Все часы</w:t>
+              <w:t xml:space="preserve">Все</w:t>
             </w:r>
           </w:p>
         </w:tc>
@@ -44191,22 +47243,22 @@
               <w:rPr>
                 <w:lang w:val="ru"/>
               </w:rPr>
-              <w:t xml:space="preserve">Аномальные</w:t>
-            </w:r>
-          </w:p>
-        </w:tc>
-        <w:tc>
-          <w:tcPr/>
-          <w:p>
-            <w:pPr>
-              <w:pStyle w:val="Compact"/>
-              <w:jc w:val="right"/>
-            </w:pPr>
-            <w:r>
-              <w:rPr>
-                <w:lang w:val="ru"/>
-              </w:rPr>
-              <w:t xml:space="preserve">Спальные</w:t>
+              <w:t xml:space="preserve">Аном.</w:t>
+            </w:r>
+          </w:p>
+        </w:tc>
+        <w:tc>
+          <w:tcPr/>
+          <w:p>
+            <w:pPr>
+              <w:pStyle w:val="Compact"/>
+              <w:jc w:val="right"/>
+            </w:pPr>
+            <w:r>
+              <w:rPr>
+                <w:lang w:val="ru"/>
+              </w:rPr>
+              <w:t xml:space="preserve">Спал.</w:t>
             </w:r>
           </w:p>
         </w:tc>
@@ -44236,37 +47288,37 @@
               <w:rPr>
                 <w:lang w:val="ru"/>
               </w:rPr>
-              <w:t xml:space="preserve">Прочие</w:t>
-            </w:r>
-          </w:p>
-        </w:tc>
-        <w:tc>
-          <w:tcPr/>
-          <w:p>
-            <w:pPr>
-              <w:pStyle w:val="Compact"/>
-              <w:jc w:val="right"/>
-            </w:pPr>
-            <w:r>
-              <w:rPr>
-                <w:lang w:val="ru"/>
-              </w:rPr>
-              <w:t xml:space="preserve">Покрытие</w:t>
-            </w:r>
-          </w:p>
-        </w:tc>
-        <w:tc>
-          <w:tcPr/>
-          <w:p>
-            <w:pPr>
-              <w:pStyle w:val="Compact"/>
-              <w:jc w:val="right"/>
-            </w:pPr>
-            <w:r>
-              <w:rPr>
-                <w:lang w:val="ru"/>
-              </w:rPr>
-              <w:t xml:space="preserve">Pinball, норм.</w:t>
+              <w:t xml:space="preserve">Проч.</w:t>
+            </w:r>
+          </w:p>
+        </w:tc>
+        <w:tc>
+          <w:tcPr/>
+          <w:p>
+            <w:pPr>
+              <w:pStyle w:val="Compact"/>
+              <w:jc w:val="right"/>
+            </w:pPr>
+            <w:r>
+              <w:rPr>
+                <w:lang w:val="ru"/>
+              </w:rPr>
+              <w:t xml:space="preserve">Покр.</w:t>
+            </w:r>
+          </w:p>
+        </w:tc>
+        <w:tc>
+          <w:tcPr/>
+          <w:p>
+            <w:pPr>
+              <w:pStyle w:val="Compact"/>
+              <w:jc w:val="right"/>
+            </w:pPr>
+            <w:r>
+              <w:rPr>
+                <w:lang w:val="ru"/>
+              </w:rPr>
+              <w:t xml:space="preserve">Pinb.</w:t>
             </w:r>
           </w:p>
         </w:tc>
@@ -45626,9 +48678,19 @@
         </w:tc>
       </w:tr>
     </w:tbl>
-    <w:bookmarkEnd w:id="234"/>
-    <w:p/>
-    <w:bookmarkStart w:id="235" w:name="_3af7e1887aa344cfdd90b3c395c607f4e5bf6cd"/>
+    <w:bookmarkEnd w:id="242"/>
+    <w:p>
+      <w:pPr>
+        <w:pStyle w:val="FirstParagraph"/>
+      </w:pPr>
+      <w:r>
+        <w:rPr>
+          <w:lang w:val="ru"/>
+        </w:rPr>
+        <w:t xml:space="preserve">Сокращения: Все — все часы; Аном. — аномальные часы; Празд. — праздники (контроль); Спал. — спальные конечные; Центр — центр и вокзалы; Проч. — прочие станции; Покр. — покрытие q10–q90; Pinb. — pinball, нормированный на средний поток.</w:t>
+      </w:r>
+    </w:p>
+    <w:bookmarkStart w:id="243" w:name="_3af7e1887aa344cfdd90b3c395c607f4e5bf6cd"/>
     <w:p>
       <w:pPr>
         <w:pStyle w:val="TableCaption"/>
@@ -46977,9 +50039,9 @@
         </w:tc>
       </w:tr>
     </w:tbl>
-    <w:bookmarkEnd w:id="235"/>
+    <w:bookmarkEnd w:id="243"/>
     <w:p/>
-    <w:bookmarkStart w:id="236" w:name="_893815c7587a45b74cd4696f208eac2b5047bd4"/>
+    <w:bookmarkStart w:id="244" w:name="_893815c7587a45b74cd4696f208eac2b5047bd4"/>
     <w:p>
       <w:pPr>
         <w:pStyle w:val="TableCaption"/>
@@ -47782,9 +50844,9 @@
         </w:tc>
       </w:tr>
     </w:tbl>
-    <w:bookmarkEnd w:id="236"/>
+    <w:bookmarkEnd w:id="244"/>
     <w:p/>
-    <w:bookmarkStart w:id="237" w:name="_436d7f9adea57580d32f6f1c3204f0c069573ba"/>
+    <w:bookmarkStart w:id="245" w:name="_436d7f9adea57580d32f6f1c3204f0c069573ba"/>
     <w:p>
       <w:pPr>
         <w:pStyle w:val="TableCaption"/>
@@ -48994,9 +52056,9 @@
         </w:tc>
       </w:tr>
     </w:tbl>
-    <w:bookmarkEnd w:id="237"/>
+    <w:bookmarkEnd w:id="245"/>
     <w:p/>
-    <w:bookmarkStart w:id="238" w:name="_93e55ca922d003952a135b7484594200a4c0528"/>
+    <w:bookmarkStart w:id="246" w:name="_93e55ca922d003952a135b7484594200a4c0528"/>
     <w:p>
       <w:pPr>
         <w:pStyle w:val="TableCaption"/>
@@ -51104,9 +54166,9 @@
         </w:tc>
       </w:tr>
     </w:tbl>
-    <w:bookmarkEnd w:id="238"/>
+    <w:bookmarkEnd w:id="246"/>
     <w:p/>
-    <w:bookmarkStart w:id="239" w:name="_2c4f9f88c944876ab11a188e818f543501fd2dd"/>
+    <w:bookmarkStart w:id="247" w:name="_2c4f9f88c944876ab11a188e818f543501fd2dd"/>
     <w:p>
       <w:pPr>
         <w:pStyle w:val="TableCaption"/>
@@ -52120,9 +55182,9 @@
         </w:tc>
       </w:tr>
     </w:tbl>
-    <w:bookmarkEnd w:id="239"/>
+    <w:bookmarkEnd w:id="247"/>
     <w:p/>
-    <w:bookmarkStart w:id="240" w:name="_90e68b21fa4cabaf88ab7913ae50601d232394a"/>
+    <w:bookmarkStart w:id="248" w:name="_90e68b21fa4cabaf88ab7913ae50601d232394a"/>
     <w:p>
       <w:pPr>
         <w:pStyle w:val="TableCaption"/>
@@ -53107,9 +56169,9 @@
         </w:tc>
       </w:tr>
     </w:tbl>
-    <w:bookmarkEnd w:id="240"/>
+    <w:bookmarkEnd w:id="248"/>
     <w:p/>
-    <w:bookmarkStart w:id="241" w:name="_0192e6822d1663180f21a968586133f9c452e40"/>
+    <w:bookmarkStart w:id="249" w:name="_0192e6822d1663180f21a968586133f9c452e40"/>
     <w:p>
       <w:pPr>
         <w:pStyle w:val="TableCaption"/>
@@ -53525,9 +56587,9 @@
         </w:tc>
       </w:tr>
     </w:tbl>
-    <w:bookmarkEnd w:id="241"/>
-    <w:bookmarkEnd w:id="242"/>
-    <w:bookmarkStart w:id="243" w:name="_da3a8b7c1bff299f9022431b6662dc3f3e952c0"/>
+    <w:bookmarkEnd w:id="249"/>
+    <w:bookmarkEnd w:id="250"/>
+    <w:bookmarkStart w:id="251" w:name="_da3a8b7c1bff299f9022431b6662dc3f3e952c0"/>
     <w:p>
       <w:pPr>
         <w:pStyle w:val="Heading1"/>
@@ -54364,8 +57426,89 @@
       </w:r>
       <w:r>
         <w:rPr>
+          <w:rStyle w:val="ExtensionTok"/>
+        </w:rPr>
+        <w:t xml:space="preserve">python</w:t>
+      </w:r>
+      <w:r>
+        <w:rPr>
+          <w:rStyle w:val="NormalTok"/>
+        </w:rPr>
+        <w:t xml:space="preserve"> </w:t>
+      </w:r>
+      <w:r>
+        <w:rPr>
+          <w:rStyle w:val="AttributeTok"/>
+        </w:rPr>
+        <w:t xml:space="preserve">-m</w:t>
+      </w:r>
+      <w:r>
+        <w:rPr>
+          <w:rStyle w:val="NormalTok"/>
+        </w:rPr>
+        <w:t xml:space="preserve"> src.compare_models                           </w:t>
+      </w:r>
+      <w:r>
+        <w:rPr>
           <w:rStyle w:val="CommentTok"/>
         </w:rPr>
+        <w:t xml:space="preserve"># сравнение моделей, май–август, ~10 мин</w:t>
+      </w:r>
+      <w:r>
+        <w:br/>
+      </w:r>
+      <w:r>
+        <w:rPr>
+          <w:rStyle w:val="ExtensionTok"/>
+        </w:rPr>
+        <w:t xml:space="preserve">python</w:t>
+      </w:r>
+      <w:r>
+        <w:rPr>
+          <w:rStyle w:val="NormalTok"/>
+        </w:rPr>
+        <w:t xml:space="preserve"> </w:t>
+      </w:r>
+      <w:r>
+        <w:rPr>
+          <w:rStyle w:val="AttributeTok"/>
+        </w:rPr>
+        <w:t xml:space="preserve">-m</w:t>
+      </w:r>
+      <w:r>
+        <w:rPr>
+          <w:rStyle w:val="NormalTok"/>
+        </w:rPr>
+        <w:t xml:space="preserve"> src.compare_models </w:t>
+      </w:r>
+      <w:r>
+        <w:rPr>
+          <w:rStyle w:val="AttributeTok"/>
+        </w:rPr>
+        <w:t xml:space="preserve">--september</w:t>
+      </w:r>
+      <w:r>
+        <w:rPr>
+          <w:rStyle w:val="NormalTok"/>
+        </w:rPr>
+        <w:t xml:space="preserve">               </w:t>
+      </w:r>
+      <w:r>
+        <w:rPr>
+          <w:rStyle w:val="CommentTok"/>
+        </w:rPr>
+        <w:t xml:space="preserve"># то же на сентябре «для информации», один раз</w:t>
+      </w:r>
+      <w:r>
+        <w:br/>
+      </w:r>
+      <w:r>
+        <w:br/>
+      </w:r>
+      <w:r>
+        <w:rPr>
+          <w:rStyle w:val="CommentTok"/>
+        </w:rPr>
         <w:t xml:space="preserve"># 4. заморозка и финальный тест (уже проведены: тег freeze-before-final)</w:t>
       </w:r>
       <w:r>
@@ -54729,7 +57872,7 @@
         <w:t xml:space="preserve"># рисунки → сверка чисел → report.pdf, report.docx</w:t>
       </w:r>
     </w:p>
-    <w:bookmarkEnd w:id="243"/>
+    <w:bookmarkEnd w:id="251"/>
     <w:sectPr>
       <w:pgSz w:h="16838" w:w="11906"/>
       <w:pgMar w:bottom="1247" w:footer="567" w:gutter="0" w:header="567" w:left="1247" w:right="1134" w:top="1134"/>
@@ -55418,6 +58561,18 @@
     <w:abstractNumId w:val="991"/>
   </w:num>
   <w:num w:numId="1084">
+    <w:abstractNumId w:val="991"/>
+  </w:num>
+  <w:num w:numId="1085">
+    <w:abstractNumId w:val="991"/>
+  </w:num>
+  <w:num w:numId="1086">
+    <w:abstractNumId w:val="991"/>
+  </w:num>
+  <w:num w:numId="1087">
+    <w:abstractNumId w:val="991"/>
+  </w:num>
+  <w:num w:numId="1088">
     <w:abstractNumId w:val="99411"/>
     <w:lvlOverride w:ilvl="0">
       <w:startOverride w:val="1"/>
@@ -55447,19 +58602,19 @@
       <w:startOverride w:val="1"/>
     </w:lvlOverride>
   </w:num>
-  <w:num w:numId="1085">
+  <w:num w:numId="1089">
     <w:abstractNumId w:val="991"/>
   </w:num>
-  <w:num w:numId="1086">
+  <w:num w:numId="1090">
     <w:abstractNumId w:val="991"/>
   </w:num>
-  <w:num w:numId="1087">
+  <w:num w:numId="1091">
     <w:abstractNumId w:val="991"/>
   </w:num>
-  <w:num w:numId="1088">
+  <w:num w:numId="1092">
     <w:abstractNumId w:val="991"/>
   </w:num>
-  <w:num w:numId="1089">
+  <w:num w:numId="1093">
     <w:abstractNumId w:val="99411"/>
     <w:lvlOverride w:ilvl="0">
       <w:startOverride w:val="1"/>
@@ -55489,18 +58644,6 @@
       <w:startOverride w:val="1"/>
     </w:lvlOverride>
   </w:num>
-  <w:num w:numId="1090">
-    <w:abstractNumId w:val="991"/>
-  </w:num>
-  <w:num w:numId="1091">
-    <w:abstractNumId w:val="991"/>
-  </w:num>
-  <w:num w:numId="1092">
-    <w:abstractNumId w:val="991"/>
-  </w:num>
-  <w:num w:numId="1093">
-    <w:abstractNumId w:val="991"/>
-  </w:num>
   <w:num w:numId="1094">
     <w:abstractNumId w:val="991"/>
   </w:num>
@@ -55508,6 +58651,18 @@
     <w:abstractNumId w:val="991"/>
   </w:num>
   <w:num w:numId="1096">
+    <w:abstractNumId w:val="991"/>
+  </w:num>
+  <w:num w:numId="1097">
+    <w:abstractNumId w:val="991"/>
+  </w:num>
+  <w:num w:numId="1098">
+    <w:abstractNumId w:val="991"/>
+  </w:num>
+  <w:num w:numId="1099">
+    <w:abstractNumId w:val="991"/>
+  </w:num>
+  <w:num w:numId="1100">
     <w:abstractNumId w:val="99411"/>
     <w:lvlOverride w:ilvl="0">
       <w:startOverride w:val="1"/>
@@ -55537,22 +58692,22 @@
       <w:startOverride w:val="1"/>
     </w:lvlOverride>
   </w:num>
-  <w:num w:numId="1097">
-    <w:abstractNumId w:val="991"/>
-  </w:num>
-  <w:num w:numId="1098">
-    <w:abstractNumId w:val="991"/>
-  </w:num>
-  <w:num w:numId="1099">
-    <w:abstractNumId w:val="991"/>
-  </w:num>
-  <w:num w:numId="1100">
-    <w:abstractNumId w:val="991"/>
-  </w:num>
   <w:num w:numId="1101">
     <w:abstractNumId w:val="991"/>
   </w:num>
   <w:num w:numId="1102">
+    <w:abstractNumId w:val="991"/>
+  </w:num>
+  <w:num w:numId="1103">
+    <w:abstractNumId w:val="991"/>
+  </w:num>
+  <w:num w:numId="1104">
+    <w:abstractNumId w:val="991"/>
+  </w:num>
+  <w:num w:numId="1105">
+    <w:abstractNumId w:val="991"/>
+  </w:num>
+  <w:num w:numId="1106">
     <w:abstractNumId w:val="991"/>
   </w:num>
 </w:numbering>

--- a/docs/report/report.docx
+++ b/docs/report/report.docx
@@ -1107,6 +1107,62 @@
           <w:lang w:val="ru"/>
         </w:rPr>
         <w:t xml:space="preserve">).</w:t>
+      </w:r>
+    </w:p>
+    <w:p>
+      <w:pPr>
+        <w:pStyle w:val="Compact"/>
+        <w:numPr>
+          <w:ilvl w:val="0"/>
+          <w:numId w:val="1005"/>
+        </w:numPr>
+      </w:pPr>
+      <w:r>
+        <w:rPr>
+          <w:b/>
+          <w:bCs/>
+          <w:lang w:val="ru"/>
+        </w:rPr>
+        <w:t xml:space="preserve">15-минутные данные дают ранний сигнал</w:t>
+      </w:r>
+      <w:r>
+        <w:rPr>
+          <w:lang w:val="ru"/>
+        </w:rPr>
+        <w:t xml:space="preserve"> </w:t>
+      </w:r>
+      <w:r>
+        <w:rPr>
+          <w:lang w:val="ru"/>
+        </w:rPr>
+        <w:t xml:space="preserve">(раздел </w:t>
+      </w:r>
+      <w:hyperlink w:anchor="_1fe79a0fbb969da6b88a862d8661e45b593cd4a">
+        <w:r>
+          <w:rPr>
+            <w:rStyle w:val="Hyperlink"/>
+            <w:lang w:val="ru"/>
+          </w:rPr>
+          <w:t xml:space="preserve">10</w:t>
+        </w:r>
+      </w:hyperlink>
+      <w:r>
+        <w:rPr>
+          <w:lang w:val="ru"/>
+        </w:rPr>
+        <w:t xml:space="preserve">). По часовым данным аномальный час виден в конце часа,</w:t>
+      </w:r>
+      <w:r>
+        <w:rPr>
+          <w:lang w:val="ru"/>
+        </w:rPr>
+        <w:t xml:space="preserve"> </w:t>
+      </w:r>
+      <w:r>
+        <w:rPr>
+          <w:lang w:val="ru"/>
+        </w:rPr>
+        <w:t xml:space="preserve">по 15-минутным две трети таких часов видно к 30-й минуте. Через 30 минут экстраполяция часа точнее модели.</w:t>
       </w:r>
     </w:p>
     <w:p>
@@ -2816,7 +2872,7 @@
             <w:rStyle w:val="Hyperlink"/>
             <w:lang w:val="ru"/>
           </w:rPr>
-          <w:t xml:space="preserve">10</w:t>
+          <w:t xml:space="preserve">11</w:t>
         </w:r>
       </w:hyperlink>
       <w:r>
@@ -9608,7 +9664,71 @@
         <w:rPr>
           <w:lang w:val="ru"/>
         </w:rPr>
-        <w:t xml:space="preserve">На Нарвской, наоборот, ×2,69: люди уходили на другие станции. В 10 ч — откат, отложенный спрос: Девяткино I ×1,41.</w:t>
+        <w:t xml:space="preserve">На Нарвской, наоборот, ×2,69. В 10 ч — откат, отложенный спрос: Девяткино I ×1,41.</w:t>
+      </w:r>
+    </w:p>
+    <w:p>
+      <w:pPr>
+        <w:pStyle w:val="BlockText"/>
+      </w:pPr>
+      <w:r>
+        <w:rPr>
+          <w:b/>
+          <w:bCs/>
+          <w:lang w:val="ru"/>
+        </w:rPr>
+        <w:t xml:space="preserve">Уточнение этапа 6.</w:t>
+      </w:r>
+      <w:r>
+        <w:rPr>
+          <w:lang w:val="ru"/>
+        </w:rPr>
+        <w:t xml:space="preserve"> </w:t>
+      </w:r>
+      <w:r>
+        <w:rPr>
+          <w:lang w:val="ru"/>
+        </w:rPr>
+        <w:t xml:space="preserve">×2,69 на Нарвской — в основном не уход пассажиров с других станций. По 15-минутным данным</w:t>
+      </w:r>
+      <w:r>
+        <w:rPr>
+          <w:lang w:val="ru"/>
+        </w:rPr>
+        <w:t xml:space="preserve"> </w:t>
+      </w:r>
+      <w:r>
+        <w:rPr>
+          <w:lang w:val="ru"/>
+        </w:rPr>
+        <w:t xml:space="preserve">с 18.06 по 28.08 вход там был закрыт по будням в 08:15–09:00, и норма построена по дням закрытия (~360 входов).</w:t>
+      </w:r>
+      <w:r>
+        <w:rPr>
+          <w:lang w:val="ru"/>
+        </w:rPr>
+        <w:t xml:space="preserve"> </w:t>
+      </w:r>
+      <w:r>
+        <w:rPr>
+          <w:lang w:val="ru"/>
+        </w:rPr>
+        <w:t xml:space="preserve">31.08 режим кончился: 972 входа — это ниже обычных ~1 400 открытого режима (раздел </w:t>
+      </w:r>
+      <w:hyperlink w:anchor="_a04d36f640f55813ba81fc1214c7168fb7e01d4">
+        <w:r>
+          <w:rPr>
+            <w:rStyle w:val="Hyperlink"/>
+            <w:lang w:val="ru"/>
+          </w:rPr>
+          <w:t xml:space="preserve">10.1</w:t>
+        </w:r>
+      </w:hyperlink>
+      <w:r>
+        <w:rPr>
+          <w:lang w:val="ru"/>
+        </w:rPr>
+        <w:t xml:space="preserve">).</w:t>
       </w:r>
     </w:p>
     <w:bookmarkStart w:id="99" w:name="_c216e1c34e6c59813bdeb93bd9fbe4395ead355"/>
@@ -30370,7 +30490,7 @@
             <w:rStyle w:val="Hyperlink"/>
             <w:lang w:val="ru"/>
           </w:rPr>
-          <w:t xml:space="preserve">10</w:t>
+          <w:t xml:space="preserve">11</w:t>
         </w:r>
       </w:hyperlink>
       <w:r>
@@ -33101,7 +33221,22 @@
         <w:rPr>
           <w:lang w:val="ru"/>
         </w:rPr>
-        <w:t xml:space="preserve">(1 072 при факте 1 099).</w:t>
+        <w:t xml:space="preserve">(1 072 при факте 1 099). Пик — в основном конец режима закрытия входа в 08:15–09:00 (раздел </w:t>
+      </w:r>
+      <w:hyperlink w:anchor="_a04d36f640f55813ba81fc1214c7168fb7e01d4">
+        <w:r>
+          <w:rPr>
+            <w:rStyle w:val="Hyperlink"/>
+            <w:lang w:val="ru"/>
+          </w:rPr>
+          <w:t xml:space="preserve">10.1</w:t>
+        </w:r>
+      </w:hyperlink>
+      <w:r>
+        <w:rPr>
+          <w:lang w:val="ru"/>
+        </w:rPr>
+        <w:t xml:space="preserve">).</w:t>
       </w:r>
     </w:p>
     <w:p>
@@ -34946,7 +35081,7 @@
     </w:p>
     <w:bookmarkEnd w:id="231"/>
     <w:bookmarkEnd w:id="232"/>
-    <w:bookmarkStart w:id="233" w:name="_3499441678f5e1be209bd1042c5e09f7f34826f"/>
+    <w:bookmarkStart w:id="251" w:name="_1fe79a0fbb969da6b88a862d8661e45b593cd4a"/>
     <w:p>
       <w:pPr>
         <w:pStyle w:val="Heading1"/>
@@ -34955,7 +35090,7 @@
         <w:rPr>
           <w:lang w:val="ru"/>
         </w:rPr>
-        <w:t xml:space="preserve">10 Ограничения и улучшения</w:t>
+        <w:t xml:space="preserve">10 Данные по 15 минут и ранний сигнал</w:t>
       </w:r>
     </w:p>
     <w:p>
@@ -34968,7 +35103,19 @@
           <w:bCs/>
           <w:lang w:val="ru"/>
         </w:rPr>
-        <w:t xml:space="preserve">Ограничения.</w:t>
+        <w:t xml:space="preserve">Зачем.</w:t>
+      </w:r>
+      <w:r>
+        <w:rPr>
+          <w:lang w:val="ru"/>
+        </w:rPr>
+        <w:t xml:space="preserve"> </w:t>
+      </w:r>
+      <w:r>
+        <w:rPr>
+          <w:lang w:val="ru"/>
+        </w:rPr>
+        <w:t xml:space="preserve">Организаторы дали вход по 15 минут за февраль, май, июль и сентябрь 2026. У этих данных две задачи:</w:t>
       </w:r>
     </w:p>
     <w:p>
@@ -34981,47 +35128,9 @@
       </w:pPr>
       <w:r>
         <w:rPr>
-          <w:b/>
-          <w:bCs/>
-          <w:lang w:val="ru"/>
-        </w:rPr>
-        <w:t xml:space="preserve">Аномальные часы.</w:t>
-      </w:r>
-      <w:r>
-        <w:rPr>
-          <w:lang w:val="ru"/>
-        </w:rPr>
-        <w:t xml:space="preserve"> </w:t>
-      </w:r>
-      <w:r>
-        <w:rPr>
-          <w:lang w:val="ru"/>
-        </w:rPr>
-        <w:t xml:space="preserve">На бэктесте модель здесь хуже лучшего бейзлайна: 17,95 % против 16,43 %. Она не переносит</w:t>
-      </w:r>
-      <w:r>
-        <w:rPr>
-          <w:lang w:val="ru"/>
-        </w:rPr>
-        <w:t xml:space="preserve"> </w:t>
-      </w:r>
-      <w:r>
-        <w:rPr>
-          <w:lang w:val="ru"/>
-        </w:rPr>
-        <w:t xml:space="preserve">отклонение вперёд целиком, поэтому откат ловит, а устойчивый всплеск («Алые паруса») недооценивает. Смесь с бейзлайном</w:t>
-      </w:r>
-      <w:r>
-        <w:rPr>
-          <w:lang w:val="ru"/>
-        </w:rPr>
-        <w:t xml:space="preserve"> </w:t>
-      </w:r>
-      <w:r>
-        <w:rPr>
-          <w:lang w:val="ru"/>
-        </w:rPr>
-        <w:t xml:space="preserve">улучшала аномальные часы до 16,96 %, но общий WAPE терял 0,06 п. п. при допуске 0,02 — смесь не принята.</w:t>
+          <w:lang w:val="ru"/>
+        </w:rPr>
+        <w:t xml:space="preserve">узнать, насколько раньше 60 минут видно аномальный час;</w:t>
       </w:r>
     </w:p>
     <w:p>
@@ -35034,258 +35143,151 @@
       </w:pPr>
       <w:r>
         <w:rPr>
+          <w:lang w:val="ru"/>
+        </w:rPr>
+        <w:t xml:space="preserve">дать симулятору профиль потока внутри часа.</w:t>
+      </w:r>
+    </w:p>
+    <w:p>
+      <w:pPr>
+        <w:pStyle w:val="FirstParagraph"/>
+      </w:pPr>
+      <w:r>
+        <w:rPr>
+          <w:lang w:val="ru"/>
+        </w:rPr>
+        <w:t xml:space="preserve">Замороженная модель не менялась: норма b4, опорные прогнозы и пороги аномалии берутся из неё как есть. Новой модели</w:t>
+      </w:r>
+      <w:r>
+        <w:rPr>
+          <w:lang w:val="ru"/>
+        </w:rPr>
+        <w:t xml:space="preserve"> </w:t>
+      </w:r>
+      <w:r>
+        <w:rPr>
+          <w:lang w:val="ru"/>
+        </w:rPr>
+        <w:t xml:space="preserve">прогноза нет. Код —</w:t>
+      </w:r>
+      <w:r>
+        <w:rPr>
+          <w:lang w:val="ru"/>
+        </w:rPr>
+        <w:t xml:space="preserve"> </w:t>
+      </w:r>
+      <w:r>
+        <w:rPr>
+          <w:rStyle w:val="VerbatimChar"/>
+          <w:lang w:val="ru"/>
+        </w:rPr>
+        <w:t xml:space="preserve">src/clean_spb_15min.py</w:t>
+      </w:r>
+      <w:r>
+        <w:rPr>
+          <w:lang w:val="ru"/>
+        </w:rPr>
+        <w:t xml:space="preserve"> </w:t>
+      </w:r>
+      <w:r>
+        <w:rPr>
+          <w:lang w:val="ru"/>
+        </w:rPr>
+        <w:t xml:space="preserve">и</w:t>
+      </w:r>
+      <w:r>
+        <w:rPr>
+          <w:lang w:val="ru"/>
+        </w:rPr>
+        <w:t xml:space="preserve"> </w:t>
+      </w:r>
+      <w:r>
+        <w:rPr>
+          <w:rStyle w:val="VerbatimChar"/>
+          <w:lang w:val="ru"/>
+        </w:rPr>
+        <w:t xml:space="preserve">src/intrahour.py</w:t>
+      </w:r>
+      <w:r>
+        <w:rPr>
+          <w:lang w:val="ru"/>
+        </w:rPr>
+        <w:t xml:space="preserve">, ноутбук —</w:t>
+      </w:r>
+      <w:r>
+        <w:rPr>
+          <w:lang w:val="ru"/>
+        </w:rPr>
+        <w:t xml:space="preserve"> </w:t>
+      </w:r>
+      <w:r>
+        <w:rPr>
+          <w:rStyle w:val="VerbatimChar"/>
+          <w:lang w:val="ru"/>
+        </w:rPr>
+        <w:t xml:space="preserve">notebooks/03_intrahour.ipynb</w:t>
+      </w:r>
+      <w:r>
+        <w:rPr>
+          <w:lang w:val="ru"/>
+        </w:rPr>
+        <w:t xml:space="preserve">,</w:t>
+      </w:r>
+      <w:r>
+        <w:rPr>
+          <w:lang w:val="ru"/>
+        </w:rPr>
+        <w:t xml:space="preserve"> </w:t>
+      </w:r>
+      <w:r>
+        <w:rPr>
+          <w:lang w:val="ru"/>
+        </w:rPr>
+        <w:t xml:space="preserve">подробности —</w:t>
+      </w:r>
+      <w:r>
+        <w:rPr>
+          <w:lang w:val="ru"/>
+        </w:rPr>
+        <w:t xml:space="preserve"> </w:t>
+      </w:r>
+      <w:r>
+        <w:rPr>
+          <w:rStyle w:val="VerbatimChar"/>
+          <w:lang w:val="ru"/>
+        </w:rPr>
+        <w:t xml:space="preserve">docs/intrahour_findings.md</w:t>
+      </w:r>
+      <w:r>
+        <w:rPr>
+          <w:lang w:val="ru"/>
+        </w:rPr>
+        <w:t xml:space="preserve">.</w:t>
+      </w:r>
+    </w:p>
+    <w:bookmarkStart w:id="234" w:name="_a04d36f640f55813ba81fc1214c7168fb7e01d4"/>
+    <w:p>
+      <w:pPr>
+        <w:pStyle w:val="Heading2"/>
+      </w:pPr>
+      <w:r>
+        <w:rPr>
+          <w:lang w:val="ru"/>
+        </w:rPr>
+        <w:t xml:space="preserve">Данные и сверка с часовыми</w:t>
+      </w:r>
+    </w:p>
+    <w:p>
+      <w:pPr>
+        <w:pStyle w:val="FirstParagraph"/>
+      </w:pPr>
+      <w:r>
+        <w:rPr>
           <w:b/>
           <w:bCs/>
           <w:lang w:val="ru"/>
         </w:rPr>
-        <w:t xml:space="preserve">Сам провал и отложенный спрос выше нормы не предсказываются.</w:t>
-      </w:r>
-      <w:r>
-        <w:rPr>
-          <w:lang w:val="ru"/>
-        </w:rPr>
-        <w:t xml:space="preserve"> </w:t>
-      </w:r>
-      <w:r>
-        <w:rPr>
-          <w:lang w:val="ru"/>
-        </w:rPr>
-        <w:t xml:space="preserve">Инцидентов такого масштаба в обучении нет.</w:t>
-      </w:r>
-    </w:p>
-    <w:p>
-      <w:pPr>
-        <w:pStyle w:val="Compact"/>
-        <w:numPr>
-          <w:ilvl w:val="0"/>
-          <w:numId w:val="1102"/>
-        </w:numPr>
-      </w:pPr>
-      <w:r>
-        <w:rPr>
-          <w:b/>
-          <w:bCs/>
-          <w:lang w:val="ru"/>
-        </w:rPr>
-        <w:t xml:space="preserve">Интервал на сдвиге уровня.</w:t>
-      </w:r>
-      <w:r>
-        <w:rPr>
-          <w:lang w:val="ru"/>
-        </w:rPr>
-        <w:t xml:space="preserve"> </w:t>
-      </w:r>
-      <w:r>
-        <w:rPr>
-          <w:lang w:val="ru"/>
-        </w:rPr>
-        <w:t xml:space="preserve">В сентябре покрытие 71,7 % вместо 80 %: поправка откалибрована на июле–августе.</w:t>
-      </w:r>
-    </w:p>
-    <w:p>
-      <w:pPr>
-        <w:pStyle w:val="Compact"/>
-        <w:numPr>
-          <w:ilvl w:val="0"/>
-          <w:numId w:val="1102"/>
-        </w:numPr>
-      </w:pPr>
-      <w:r>
-        <w:rPr>
-          <w:b/>
-          <w:bCs/>
-          <w:lang w:val="ru"/>
-        </w:rPr>
-        <w:t xml:space="preserve">Флаг аномалии принципиально неточен:</w:t>
-      </w:r>
-      <w:r>
-        <w:rPr>
-          <w:lang w:val="ru"/>
-        </w:rPr>
-        <w:t xml:space="preserve"> </w:t>
-      </w:r>
-      <w:r>
-        <w:rPr>
-          <w:lang w:val="ru"/>
-        </w:rPr>
-        <w:t xml:space="preserve">на бэктесте F1 0,32 (precision 0,33, recall 0,30), в сентябре — 0,56.</w:t>
-      </w:r>
-      <w:r>
-        <w:rPr>
-          <w:lang w:val="ru"/>
-        </w:rPr>
-        <w:t xml:space="preserve"> </w:t>
-      </w:r>
-      <w:r>
-        <w:rPr>
-          <w:lang w:val="ru"/>
-        </w:rPr>
-        <w:t xml:space="preserve">Он предсказывает аномалию за 1–2 часа до неё.</w:t>
-      </w:r>
-    </w:p>
-    <w:p>
-      <w:pPr>
-        <w:pStyle w:val="Compact"/>
-        <w:numPr>
-          <w:ilvl w:val="0"/>
-          <w:numId w:val="1102"/>
-        </w:numPr>
-      </w:pPr>
-      <w:r>
-        <w:rPr>
-          <w:b/>
-          <w:bCs/>
-          <w:lang w:val="ru"/>
-        </w:rPr>
-        <w:t xml:space="preserve">Мало данных.</w:t>
-      </w:r>
-      <w:r>
-        <w:rPr>
-          <w:lang w:val="ru"/>
-        </w:rPr>
-        <w:t xml:space="preserve"> </w:t>
-      </w:r>
-      <w:r>
-        <w:rPr>
-          <w:lang w:val="ru"/>
-        </w:rPr>
-        <w:t xml:space="preserve">9 месяцев, годовой сезонности нет; праздников в обучении 7, сокращённых дней 3. Правило абляции</w:t>
-      </w:r>
-      <w:r>
-        <w:rPr>
-          <w:lang w:val="ru"/>
-        </w:rPr>
-        <w:t xml:space="preserve"> </w:t>
-      </w:r>
-      <w:r>
-        <w:rPr>
-          <w:lang w:val="ru"/>
-        </w:rPr>
-        <w:t xml:space="preserve">«3 фолда из 4» не видит редкие признаки.</w:t>
-      </w:r>
-    </w:p>
-    <w:p>
-      <w:pPr>
-        <w:pStyle w:val="Compact"/>
-        <w:numPr>
-          <w:ilvl w:val="0"/>
-          <w:numId w:val="1102"/>
-        </w:numPr>
-      </w:pPr>
-      <w:r>
-        <w:rPr>
-          <w:b/>
-          <w:bCs/>
-          <w:lang w:val="ru"/>
-        </w:rPr>
-        <w:t xml:space="preserve">Гиперпараметры не подбирались.</w:t>
-      </w:r>
-      <w:r>
-        <w:rPr>
-          <w:lang w:val="ru"/>
-        </w:rPr>
-        <w:t xml:space="preserve"> </w:t>
-      </w:r>
-      <w:r>
-        <w:rPr>
-          <w:lang w:val="ru"/>
-        </w:rPr>
-        <w:t xml:space="preserve">Результаты получены для одного набора параметров и одного seed.</w:t>
-      </w:r>
-    </w:p>
-    <w:p>
-      <w:pPr>
-        <w:pStyle w:val="Compact"/>
-        <w:numPr>
-          <w:ilvl w:val="0"/>
-          <w:numId w:val="1102"/>
-        </w:numPr>
-      </w:pPr>
-      <w:r>
-        <w:rPr>
-          <w:b/>
-          <w:bCs/>
-          <w:lang w:val="ru"/>
-        </w:rPr>
-        <w:t xml:space="preserve">Только входы.</w:t>
-      </w:r>
-      <w:r>
-        <w:rPr>
-          <w:lang w:val="ru"/>
-        </w:rPr>
-        <w:t xml:space="preserve"> </w:t>
-      </w:r>
-      <w:r>
-        <w:rPr>
-          <w:lang w:val="ru"/>
-        </w:rPr>
-        <w:t xml:space="preserve">Пересадок и направлений в данных нет, поэтому оценка ёмкости грубая. «Технологический институт»</w:t>
-      </w:r>
-      <w:r>
-        <w:rPr>
-          <w:lang w:val="ru"/>
-        </w:rPr>
-        <w:t xml:space="preserve"> </w:t>
-      </w:r>
-      <w:r>
-        <w:rPr>
-          <w:lang w:val="ru"/>
-        </w:rPr>
-        <w:t xml:space="preserve">не прогнозируется — его нет в данных.</w:t>
-      </w:r>
-    </w:p>
-    <w:p>
-      <w:pPr>
-        <w:pStyle w:val="Compact"/>
-        <w:numPr>
-          <w:ilvl w:val="0"/>
-          <w:numId w:val="1102"/>
-        </w:numPr>
-      </w:pPr>
-      <w:r>
-        <w:rPr>
-          <w:b/>
-          <w:bCs/>
-          <w:lang w:val="ru"/>
-        </w:rPr>
-        <w:t xml:space="preserve">Режим повтора.</w:t>
-      </w:r>
-      <w:r>
-        <w:rPr>
-          <w:lang w:val="ru"/>
-        </w:rPr>
-        <w:t xml:space="preserve"> </w:t>
-      </w:r>
-      <w:r>
-        <w:rPr>
-          <w:lang w:val="ru"/>
-        </w:rPr>
-        <w:t xml:space="preserve">Для дат до 30.04 подходящей модели вне выборки нет; используется модель, видевшая этот период,</w:t>
-      </w:r>
-      <w:r>
-        <w:rPr>
-          <w:lang w:val="ru"/>
-        </w:rPr>
-        <w:t xml:space="preserve"> </w:t>
-      </w:r>
-      <w:r>
-        <w:rPr>
-          <w:lang w:val="ru"/>
-        </w:rPr>
-        <w:t xml:space="preserve">с предупреждением.</w:t>
-      </w:r>
-    </w:p>
-    <w:p>
-      <w:pPr>
-        <w:pStyle w:val="FirstParagraph"/>
-      </w:pPr>
-      <w:r>
-        <w:rPr>
-          <w:b/>
-          <w:bCs/>
-          <w:lang w:val="ru"/>
-        </w:rPr>
-        <w:t xml:space="preserve">Улучшения.</w:t>
+        <w:t xml:space="preserve">Формат.</w:t>
       </w:r>
     </w:p>
     <w:p>
@@ -35298,35 +35300,9 @@
       </w:pPr>
       <w:r>
         <w:rPr>
-          <w:b/>
-          <w:bCs/>
-          <w:lang w:val="ru"/>
-        </w:rPr>
-        <w:t xml:space="preserve">Особые дни.</w:t>
-      </w:r>
-      <w:r>
-        <w:rPr>
-          <w:lang w:val="ru"/>
-        </w:rPr>
-        <w:t xml:space="preserve"> </w:t>
-      </w:r>
-      <w:r>
-        <w:rPr>
-          <w:lang w:val="ru"/>
-        </w:rPr>
-        <w:t xml:space="preserve">Вернуть группу, когда в обучении будет не меньше 4 сокращённых дней. На 8.05 и 11.06 она давала</w:t>
-      </w:r>
-      <w:r>
-        <w:rPr>
-          <w:lang w:val="ru"/>
-        </w:rPr>
-        <w:t xml:space="preserve"> </w:t>
-      </w:r>
-      <w:r>
-        <w:rPr>
-          <w:lang w:val="ru"/>
-        </w:rPr>
-        <w:t xml:space="preserve">+0,74 п. п. [0,00; +1,45]. Следующий сокращённый день — 3.11, перед 4.11.</w:t>
+          <w:lang w:val="ru"/>
+        </w:rPr>
+        <w:t xml:space="preserve">Лист на сутки метро: 96 слотов с 03:00 до 02:45, 24 вестибюля.</w:t>
       </w:r>
     </w:p>
     <w:p>
@@ -35339,35 +35315,9 @@
       </w:pPr>
       <w:r>
         <w:rPr>
-          <w:b/>
-          <w:bCs/>
-          <w:lang w:val="ru"/>
-        </w:rPr>
-        <w:t xml:space="preserve">Скользящая калибровка.</w:t>
-      </w:r>
-      <w:r>
-        <w:rPr>
-          <w:lang w:val="ru"/>
-        </w:rPr>
-        <w:t xml:space="preserve"> </w:t>
-      </w:r>
-      <w:r>
-        <w:rPr>
-          <w:lang w:val="ru"/>
-        </w:rPr>
-        <w:t xml:space="preserve">Пересчитывать конформную поправку и квантили станций по последним 4 неделям перед каждым</w:t>
-      </w:r>
-      <w:r>
-        <w:rPr>
-          <w:lang w:val="ru"/>
-        </w:rPr>
-        <w:t xml:space="preserve"> </w:t>
-      </w:r>
-      <w:r>
-        <w:rPr>
-          <w:lang w:val="ru"/>
-        </w:rPr>
-        <w:t xml:space="preserve">днём прогноза — это закроет недопокрытие на сдвиге уровня.</w:t>
+          <w:lang w:val="ru"/>
+        </w:rPr>
+        <w:t xml:space="preserve">После очистки — 276 480 строк и 75 929 175 входов.</w:t>
       </w:r>
     </w:p>
     <w:p>
@@ -35380,23 +35330,21 @@
       </w:pPr>
       <w:r>
         <w:rPr>
-          <w:b/>
-          <w:bCs/>
-          <w:lang w:val="ru"/>
-        </w:rPr>
-        <w:t xml:space="preserve">Смесь только для устойчивых отклонений.</w:t>
-      </w:r>
-      <w:r>
-        <w:rPr>
-          <w:lang w:val="ru"/>
-        </w:rPr>
-        <w:t xml:space="preserve"> </w:t>
-      </w:r>
-      <w:r>
-        <w:rPr>
-          <w:lang w:val="ru"/>
-        </w:rPr>
-        <w:t xml:space="preserve">Вес смеси — по длительности отклонения, а не по его величине.</w:t>
+          <w:lang w:val="ru"/>
+        </w:rPr>
+        <w:t xml:space="preserve">Подпись времени та же, что в часовом файле: слоты 00:00–02:45 относятся к следующей дате. Корреляция с часовым</w:t>
+      </w:r>
+      <w:r>
+        <w:rPr>
+          <w:lang w:val="ru"/>
+        </w:rPr>
+        <w:t xml:space="preserve"> </w:t>
+      </w:r>
+      <w:r>
+        <w:rPr>
+          <w:lang w:val="ru"/>
+        </w:rPr>
+        <w:t xml:space="preserve">файлом в 00 ч со сдвигом — 0,972, без сдвига — 0,875.</w:t>
       </w:r>
     </w:p>
     <w:p>
@@ -35409,35 +35357,9 @@
       </w:pPr>
       <w:r>
         <w:rPr>
-          <w:b/>
-          <w:bCs/>
-          <w:lang w:val="ru"/>
-        </w:rPr>
-        <w:t xml:space="preserve">10-минутные данные АСКОП М.</w:t>
-      </w:r>
-      <w:r>
-        <w:rPr>
-          <w:lang w:val="ru"/>
-        </w:rPr>
-        <w:t xml:space="preserve"> </w:t>
-      </w:r>
-      <w:r>
-        <w:rPr>
-          <w:lang w:val="ru"/>
-        </w:rPr>
-        <w:t xml:space="preserve">Система их умеет; с ними можно прогнозировать на 15–60 минут и раньше видеть провал.</w:t>
-      </w:r>
-      <w:r>
-        <w:rPr>
-          <w:lang w:val="ru"/>
-        </w:rPr>
-        <w:t xml:space="preserve"> </w:t>
-      </w:r>
-      <w:r>
-        <w:rPr>
-          <w:lang w:val="ru"/>
-        </w:rPr>
-        <w:t xml:space="preserve">Контракт уже допускает 15-минутные слоты.</w:t>
+          <w:lang w:val="ru"/>
+        </w:rPr>
+        <w:t xml:space="preserve">Метка слота — начало интервала.</w:t>
       </w:r>
     </w:p>
     <w:p>
@@ -35450,35 +35372,274 @@
       </w:pPr>
       <w:r>
         <w:rPr>
+          <w:lang w:val="ru"/>
+        </w:rPr>
+        <w:t xml:space="preserve">В данных есть Технологический институт, которого нет в часовом файле: около 10 тыс. входов в сутки.</w:t>
+      </w:r>
+    </w:p>
+    <w:p>
+      <w:pPr>
+        <w:pStyle w:val="FirstParagraph"/>
+      </w:pPr>
+      <w:r>
+        <w:rPr>
           <w:b/>
           <w:bCs/>
           <w:lang w:val="ru"/>
         </w:rPr>
-        <w:t xml:space="preserve">Журнал инцидентов и событий.</w:t>
-      </w:r>
-      <w:r>
-        <w:rPr>
-          <w:lang w:val="ru"/>
-        </w:rPr>
-        <w:t xml:space="preserve"> </w:t>
-      </w:r>
-      <w:r>
-        <w:rPr>
-          <w:lang w:val="ru"/>
-        </w:rPr>
-        <w:t xml:space="preserve">С подтверждёнными инцидентами и расписанием событий можно учить реакцию на них,</w:t>
-      </w:r>
-      <w:r>
-        <w:rPr>
-          <w:lang w:val="ru"/>
-        </w:rPr>
-        <w:t xml:space="preserve"> </w:t>
-      </w:r>
-      <w:r>
-        <w:rPr>
-          <w:lang w:val="ru"/>
-        </w:rPr>
-        <w:t xml:space="preserve">а не только откат.</w:t>
+        <w:t xml:space="preserve">Сумма 4 интервалов почти никогда не равна часу.</w:t>
+      </w:r>
+      <w:r>
+        <w:rPr>
+          <w:lang w:val="ru"/>
+        </w:rPr>
+        <w:t xml:space="preserve"> </w:t>
+      </w:r>
+      <w:r>
+        <w:rPr>
+          <w:lang w:val="ru"/>
+        </w:rPr>
+        <w:t xml:space="preserve">Расхождения системные (табл. </w:t>
+      </w:r>
+      <w:hyperlink w:anchor="_3fc47198f6a4eb0f62ae5e502db0fae59721f01">
+        <w:r>
+          <w:rPr>
+            <w:rStyle w:val="Hyperlink"/>
+            <w:lang w:val="ru"/>
+          </w:rPr>
+          <w:t xml:space="preserve">10.1</w:t>
+        </w:r>
+      </w:hyperlink>
+      <w:r>
+        <w:rPr>
+          <w:lang w:val="ru"/>
+        </w:rPr>
+        <w:t xml:space="preserve">):</w:t>
+      </w:r>
+    </w:p>
+    <w:bookmarkStart w:id="233" w:name="_3fc47198f6a4eb0f62ae5e502db0fae59721f01"/>
+    <w:p>
+      <w:pPr>
+        <w:pStyle w:val="TableCaption"/>
+      </w:pPr>
+      <w:r>
+        <w:rPr>
+          <w:lang w:val="ru"/>
+        </w:rPr>
+        <w:t xml:space="preserve">Таблица 10.1 — Сверка 15-минутных данных с часовым файлом, часы работы метро</w:t>
+      </w:r>
+    </w:p>
+    <w:tbl>
+      <w:tblPr>
+        <w:tblStyle w:val="Table"/>
+        <w:tblW w:type="pct" w:w="5000"/>
+        <w:tblLayout w:type="fixed"/>
+        <w:tblLook w:firstRow="0" w:lastRow="0" w:firstColumn="0" w:lastColumn="0" w:noHBand="0" w:noVBand="0" w:val="0000"/>
+        <w:tblCaption w:val="Таблица 10.1 — Сверка 15-минутных данных с часовым файлом, часы работы метро"/>
+      </w:tblPr>
+      <w:tblGrid>
+        <w:gridCol w:w="2948"/>
+        <w:gridCol w:w="4971"/>
+      </w:tblGrid>
+      <w:tr>
+        <w:tc>
+          <w:tcPr/>
+          <w:p>
+            <w:pPr>
+              <w:pStyle w:val="Compact"/>
+              <w:jc w:val="left"/>
+            </w:pPr>
+            <w:r>
+              <w:rPr>
+                <w:lang w:val="ru"/>
+              </w:rPr>
+              <w:t xml:space="preserve">Точное совпадение</w:t>
+            </w:r>
+          </w:p>
+        </w:tc>
+        <w:tc>
+          <w:tcPr/>
+          <w:p>
+            <w:pPr>
+              <w:pStyle w:val="Compact"/>
+              <w:jc w:val="left"/>
+            </w:pPr>
+            <w:r>
+              <w:rPr>
+                <w:lang w:val="ru"/>
+              </w:rPr>
+              <w:t xml:space="preserve">1,7 % часов работы метро; суточные суммы — ни разу</w:t>
+            </w:r>
+          </w:p>
+        </w:tc>
+      </w:tr>
+      <w:tr>
+        <w:tc>
+          <w:tcPr/>
+          <w:p>
+            <w:pPr>
+              <w:pStyle w:val="Compact"/>
+              <w:jc w:val="left"/>
+            </w:pPr>
+            <w:r>
+              <w:rPr>
+                <w:lang w:val="ru"/>
+              </w:rPr>
+              <w:t xml:space="preserve">15-минутный источник выше часового</w:t>
+            </w:r>
+          </w:p>
+        </w:tc>
+        <w:tc>
+          <w:tcPr/>
+          <w:p>
+            <w:pPr>
+              <w:pStyle w:val="Compact"/>
+              <w:jc w:val="left"/>
+            </w:pPr>
+            <w:r>
+              <w:rPr>
+                <w:b/>
+                <w:bCs/>
+                <w:lang w:val="ru"/>
+              </w:rPr>
+              <w:t xml:space="preserve">+1,15 %</w:t>
+            </w:r>
+            <w:r>
+              <w:rPr>
+                <w:lang w:val="ru"/>
+              </w:rPr>
+              <w:t xml:space="preserve"> </w:t>
+            </w:r>
+            <w:r>
+              <w:rPr>
+                <w:lang w:val="ru"/>
+              </w:rPr>
+              <w:t xml:space="preserve">по линии; по месяцам +1,13…+1,17 %</w:t>
+            </w:r>
+          </w:p>
+        </w:tc>
+      </w:tr>
+      <w:tr>
+        <w:tc>
+          <w:tcPr/>
+          <w:p>
+            <w:pPr>
+              <w:pStyle w:val="Compact"/>
+              <w:jc w:val="left"/>
+            </w:pPr>
+            <w:r>
+              <w:rPr>
+                <w:lang w:val="ru"/>
+              </w:rPr>
+              <w:t xml:space="preserve">По вестибюлям</w:t>
+            </w:r>
+          </w:p>
+        </w:tc>
+        <w:tc>
+          <w:tcPr/>
+          <w:p>
+            <w:pPr>
+              <w:pStyle w:val="Compact"/>
+              <w:jc w:val="left"/>
+            </w:pPr>
+            <w:r>
+              <w:rPr>
+                <w:lang w:val="ru"/>
+              </w:rPr>
+              <w:t xml:space="preserve">от +0,43 % (пл. Восстания-2) до +4,06 % (Ленинский пр.-2)</w:t>
+            </w:r>
+          </w:p>
+        </w:tc>
+      </w:tr>
+      <w:tr>
+        <w:tc>
+          <w:tcPr/>
+          <w:p>
+            <w:pPr>
+              <w:pStyle w:val="Compact"/>
+              <w:jc w:val="left"/>
+            </w:pPr>
+            <w:r>
+              <w:rPr>
+                <w:lang w:val="ru"/>
+              </w:rPr>
+              <w:t xml:space="preserve">Форма</w:t>
+            </w:r>
+          </w:p>
+        </w:tc>
+        <w:tc>
+          <w:tcPr/>
+          <w:p>
+            <w:pPr>
+              <w:pStyle w:val="Compact"/>
+              <w:jc w:val="left"/>
+            </w:pPr>
+            <w:r>
+              <w:rPr>
+                <w:lang w:val="ru"/>
+              </w:rPr>
+              <w:t xml:space="preserve">около +10 входов в час на вестибюль плюс 0,4 % потока</w:t>
+            </w:r>
+          </w:p>
+        </w:tc>
+      </w:tr>
+      <w:tr>
+        <w:tc>
+          <w:tcPr/>
+          <w:p>
+            <w:pPr>
+              <w:pStyle w:val="Compact"/>
+              <w:jc w:val="left"/>
+            </w:pPr>
+            <w:r>
+              <w:rPr>
+                <w:lang w:val="ru"/>
+              </w:rPr>
+              <w:t xml:space="preserve">Выбросы, |Δ| &gt; max(100; 20 %)</w:t>
+            </w:r>
+          </w:p>
+        </w:tc>
+        <w:tc>
+          <w:tcPr/>
+          <w:p>
+            <w:pPr>
+              <w:pStyle w:val="Compact"/>
+              <w:jc w:val="left"/>
+            </w:pPr>
+            <w:r>
+              <w:rPr>
+                <w:lang w:val="ru"/>
+              </w:rPr>
+              <w:t xml:space="preserve">31 ч: нули в одном источнике или поток нескольких часов в одном слоте</w:t>
+            </w:r>
+          </w:p>
+        </w:tc>
+      </w:tr>
+    </w:tbl>
+    <w:bookmarkEnd w:id="233"/>
+    <w:p>
+      <w:pPr>
+        <w:pStyle w:val="FirstParagraph"/>
+      </w:pPr>
+      <w:r>
+        <w:rPr>
+          <w:b/>
+          <w:bCs/>
+          <w:lang w:val="ru"/>
+        </w:rPr>
+        <w:t xml:space="preserve">Как с этим работаем — вариант A</w:t>
+      </w:r>
+      <w:r>
+        <w:rPr>
+          <w:lang w:val="ru"/>
+        </w:rPr>
+        <w:t xml:space="preserve"> </w:t>
+      </w:r>
+      <w:r>
+        <w:rPr>
+          <w:lang w:val="ru"/>
+        </w:rPr>
+        <w:t xml:space="preserve">(решение этапа 6):</w:t>
       </w:r>
     </w:p>
     <w:p>
@@ -35486,7 +35647,7 @@
         <w:pStyle w:val="Compact"/>
         <w:numPr>
           <w:ilvl w:val="0"/>
-          <w:numId w:val="1103"/>
+          <w:numId w:val="1104"/>
         </w:numPr>
       </w:pPr>
       <w:r>
@@ -35495,19 +35656,19 @@
           <w:bCs/>
           <w:lang w:val="ru"/>
         </w:rPr>
-        <w:t xml:space="preserve">Подбор гиперпараметров</w:t>
-      </w:r>
-      <w:r>
-        <w:rPr>
-          <w:lang w:val="ru"/>
-        </w:rPr>
-        <w:t xml:space="preserve"> </w:t>
-      </w:r>
-      <w:r>
-        <w:rPr>
-          <w:lang w:val="ru"/>
-        </w:rPr>
-        <w:t xml:space="preserve">на отложенном окне.</w:t>
+        <w:t xml:space="preserve">истина — часовой файл:</w:t>
+      </w:r>
+      <w:r>
+        <w:rPr>
+          <w:lang w:val="ru"/>
+        </w:rPr>
+        <w:t xml:space="preserve"> </w:t>
+      </w:r>
+      <w:r>
+        <w:rPr>
+          <w:lang w:val="ru"/>
+        </w:rPr>
+        <w:t xml:space="preserve">на нём построены модель и пороги;</w:t>
       </w:r>
     </w:p>
     <w:p>
@@ -35515,7 +35676,3484 @@
         <w:pStyle w:val="Compact"/>
         <w:numPr>
           <w:ilvl w:val="0"/>
-          <w:numId w:val="1103"/>
+          <w:numId w:val="1104"/>
+        </w:numPr>
+      </w:pPr>
+      <w:r>
+        <w:rPr>
+          <w:b/>
+          <w:bCs/>
+          <w:lang w:val="ru"/>
+        </w:rPr>
+        <w:t xml:space="preserve">15-минутный сигнал</w:t>
+      </w:r>
+      <w:r>
+        <w:rPr>
+          <w:lang w:val="ru"/>
+        </w:rPr>
+        <w:t xml:space="preserve"> </w:t>
+      </w:r>
+      <w:r>
+        <w:rPr>
+          <w:lang w:val="ru"/>
+        </w:rPr>
+        <w:t xml:space="preserve">делится на поправку источника s_v — отношение источников за 14 прошлых общих суток;</w:t>
+      </w:r>
+    </w:p>
+    <w:p>
+      <w:pPr>
+        <w:pStyle w:val="Compact"/>
+        <w:numPr>
+          <w:ilvl w:val="0"/>
+          <w:numId w:val="1104"/>
+        </w:numPr>
+      </w:pPr>
+      <w:r>
+        <w:rPr>
+          <w:b/>
+          <w:bCs/>
+          <w:lang w:val="ru"/>
+        </w:rPr>
+        <w:t xml:space="preserve">31 час выбросов</w:t>
+      </w:r>
+      <w:r>
+        <w:rPr>
+          <w:lang w:val="ru"/>
+        </w:rPr>
+        <w:t xml:space="preserve"> </w:t>
+      </w:r>
+      <w:r>
+        <w:rPr>
+          <w:lang w:val="ru"/>
+        </w:rPr>
+        <w:t xml:space="preserve">помечен</w:t>
+      </w:r>
+      <w:r>
+        <w:rPr>
+          <w:lang w:val="ru"/>
+        </w:rPr>
+        <w:t xml:space="preserve"> </w:t>
+      </w:r>
+      <w:r>
+        <w:rPr>
+          <w:rStyle w:val="VerbatimChar"/>
+          <w:lang w:val="ru"/>
+        </w:rPr>
+        <w:t xml:space="preserve">is_source_mismatch</w:t>
+      </w:r>
+      <w:r>
+        <w:rPr>
+          <w:lang w:val="ru"/>
+        </w:rPr>
+        <w:t xml:space="preserve"> </w:t>
+      </w:r>
+      <w:r>
+        <w:rPr>
+          <w:lang w:val="ru"/>
+        </w:rPr>
+        <w:t xml:space="preserve">и в оценку не идёт.</w:t>
+      </w:r>
+    </w:p>
+    <w:p>
+      <w:pPr>
+        <w:pStyle w:val="FirstParagraph"/>
+      </w:pPr>
+      <w:r>
+        <w:rPr>
+          <w:b/>
+          <w:bCs/>
+          <w:lang w:val="ru"/>
+        </w:rPr>
+        <w:t xml:space="preserve">Частичные закрытия, которых часовые флаги не видят.</w:t>
+      </w:r>
+      <w:r>
+        <w:rPr>
+          <w:lang w:val="ru"/>
+        </w:rPr>
+        <w:t xml:space="preserve"> </w:t>
+      </w:r>
+      <w:r>
+        <w:rPr>
+          <w:lang w:val="ru"/>
+        </w:rPr>
+        <w:t xml:space="preserve">Правило разового закрытия (вход ≤ 2 при медиане ≥ 50)</w:t>
+      </w:r>
+      <w:r>
+        <w:rPr>
+          <w:lang w:val="ru"/>
+        </w:rPr>
+        <w:t xml:space="preserve"> </w:t>
+      </w:r>
+      <w:r>
+        <w:rPr>
+          <w:lang w:val="ru"/>
+        </w:rPr>
+        <w:t xml:space="preserve">перенесено на 15-минутный слот (</w:t>
+      </w:r>
+      <w:r>
+        <w:rPr>
+          <w:rStyle w:val="VerbatimChar"/>
+          <w:lang w:val="ru"/>
+        </w:rPr>
+        <w:t xml:space="preserve">is_slot_closed</w:t>
+      </w:r>
+      <w:r>
+        <w:rPr>
+          <w:lang w:val="ru"/>
+        </w:rPr>
+        <w:t xml:space="preserve">). Оно нашло регулярные закрытия входа в утренний пик:</w:t>
+      </w:r>
+    </w:p>
+    <w:p>
+      <w:pPr>
+        <w:pStyle w:val="Compact"/>
+        <w:numPr>
+          <w:ilvl w:val="0"/>
+          <w:numId w:val="1105"/>
+        </w:numPr>
+      </w:pPr>
+      <w:r>
+        <w:rPr>
+          <w:b/>
+          <w:bCs/>
+          <w:lang w:val="ru"/>
+        </w:rPr>
+        <w:t xml:space="preserve">Балтийская</w:t>
+      </w:r>
+      <w:r>
+        <w:rPr>
+          <w:lang w:val="ru"/>
+        </w:rPr>
+        <w:t xml:space="preserve"> </w:t>
+      </w:r>
+      <w:r>
+        <w:rPr>
+          <w:lang w:val="ru"/>
+        </w:rPr>
+        <w:t xml:space="preserve">— 08:15–09:15 по будням все 19 рабочих дней февраля. По часовому файлу 08 ч в январе–марте —</w:t>
+      </w:r>
+      <w:r>
+        <w:rPr>
+          <w:lang w:val="ru"/>
+        </w:rPr>
+        <w:t xml:space="preserve"> </w:t>
+      </w:r>
+      <w:r>
+        <w:rPr>
+          <w:lang w:val="ru"/>
+        </w:rPr>
+        <w:t xml:space="preserve">~1,4 тыс. против 4,4 тыс. с апреля.</w:t>
+      </w:r>
+    </w:p>
+    <w:p>
+      <w:pPr>
+        <w:pStyle w:val="Compact"/>
+        <w:numPr>
+          <w:ilvl w:val="0"/>
+          <w:numId w:val="1105"/>
+        </w:numPr>
+      </w:pPr>
+      <w:r>
+        <w:rPr>
+          <w:b/>
+          <w:bCs/>
+          <w:lang w:val="ru"/>
+        </w:rPr>
+        <w:t xml:space="preserve">Нарвская</w:t>
+      </w:r>
+      <w:r>
+        <w:rPr>
+          <w:lang w:val="ru"/>
+        </w:rPr>
+        <w:t xml:space="preserve"> </w:t>
+      </w:r>
+      <w:r>
+        <w:rPr>
+          <w:lang w:val="ru"/>
+        </w:rPr>
+        <w:t xml:space="preserve">— 08:15–09:00 все 23 рабочих дня июля. По часовому файлу — с 18.06 по 28.08, ~360 против 1,4–1,7 тыс.</w:t>
+      </w:r>
+    </w:p>
+    <w:p>
+      <w:pPr>
+        <w:pStyle w:val="FirstParagraph"/>
+      </w:pPr>
+      <w:r>
+        <w:rPr>
+          <w:lang w:val="ru"/>
+        </w:rPr>
+        <w:t xml:space="preserve">Отсюда уточнение раздела про инцидент: «×2,69 на Нарвской» 31.08 — в основном конец этого режима.</w:t>
+      </w:r>
+    </w:p>
+    <w:bookmarkEnd w:id="234"/>
+    <w:bookmarkStart w:id="239" w:name="_2628d3af2ae145c1b636753bc43d38bd88b4dc7"/>
+    <w:p>
+      <w:pPr>
+        <w:pStyle w:val="Heading2"/>
+      </w:pPr>
+      <w:r>
+        <w:rPr>
+          <w:lang w:val="ru"/>
+        </w:rPr>
+        <w:t xml:space="preserve">Профиль внутри часа</w:t>
+      </w:r>
+    </w:p>
+    <w:bookmarkStart w:id="238" w:name="_c7fa2a6a61e68e09209fb5ad1e2f2b257321a83"/>
+    <w:p>
+      <w:pPr>
+        <w:pStyle w:val="CaptionedFigure"/>
+      </w:pPr>
+      <w:r>
+        <w:drawing>
+          <wp:inline>
+            <wp:extent cx="6045200" cy="2238202"/>
+            <wp:effectExtent b="0" l="0" r="0" t="0"/>
+            <wp:docPr descr="Рисунок 10.1 — Доля каждой четверти часа минус 1/4 по вестибюлям, рабочие дни, 4 месяца: днём профиль почти ровный, резкие — открытие, полночь и утренний пик" title="" id="236" name="Picture"/>
+            <a:graphic>
+              <a:graphicData uri="http://schemas.openxmlformats.org/drawingml/2006/picture">
+                <pic:pic>
+                  <pic:nvPicPr>
+                    <pic:cNvPr descr="../../reports/figures/spb_16_profile_heatmap.png" id="237" name="Picture"/>
+                    <pic:cNvPicPr>
+                      <a:picLocks noChangeArrowheads="1" noChangeAspect="1"/>
+                    </pic:cNvPicPr>
+                  </pic:nvPicPr>
+                  <pic:blipFill>
+                    <a:blip r:embed="rId235"/>
+                    <a:stretch>
+                      <a:fillRect/>
+                    </a:stretch>
+                  </pic:blipFill>
+                  <pic:spPr bwMode="auto">
+                    <a:xfrm>
+                      <a:off x="0" y="0"/>
+                      <a:ext cx="6045200" cy="2238202"/>
+                    </a:xfrm>
+                    <a:prstGeom prst="rect">
+                      <a:avLst/>
+                    </a:prstGeom>
+                    <a:noFill/>
+                    <a:ln w="9525">
+                      <a:noFill/>
+                      <a:headEnd/>
+                      <a:tailEnd/>
+                    </a:ln>
+                  </pic:spPr>
+                </pic:pic>
+              </a:graphicData>
+            </a:graphic>
+          </wp:inline>
+        </w:drawing>
+      </w:r>
+    </w:p>
+    <w:p>
+      <w:pPr>
+        <w:pStyle w:val="ImageCaption"/>
+      </w:pPr>
+      <w:r>
+        <w:rPr>
+          <w:lang w:val="ru"/>
+        </w:rPr>
+        <w:t xml:space="preserve">Рисунок 10.1 — Доля каждой четверти часа минус 1/4 по вестибюлям, рабочие дни, 4 месяца: днём профиль почти ровный, резкие —</w:t>
+      </w:r>
+      <w:r>
+        <w:rPr>
+          <w:lang w:val="ru"/>
+        </w:rPr>
+        <w:t xml:space="preserve"> </w:t>
+      </w:r>
+      <w:r>
+        <w:rPr>
+          <w:lang w:val="ru"/>
+        </w:rPr>
+        <w:t xml:space="preserve">открытие, полночь и утренний пик</w:t>
+      </w:r>
+    </w:p>
+    <w:bookmarkEnd w:id="238"/>
+    <w:p>
+      <w:pPr>
+        <w:pStyle w:val="FirstParagraph"/>
+      </w:pPr>
+      <w:r>
+        <w:rPr>
+          <w:b/>
+          <w:bCs/>
+          <w:lang w:val="ru"/>
+        </w:rPr>
+        <w:t xml:space="preserve">Днём поток внутри часа почти ровный</w:t>
+      </w:r>
+      <w:r>
+        <w:rPr>
+          <w:lang w:val="ru"/>
+        </w:rPr>
+        <w:t xml:space="preserve"> </w:t>
+      </w:r>
+      <w:r>
+        <w:rPr>
+          <w:lang w:val="ru"/>
+        </w:rPr>
+        <w:t xml:space="preserve">(рис. </w:t>
+      </w:r>
+      <w:hyperlink w:anchor="_c7fa2a6a61e68e09209fb5ad1e2f2b257321a83">
+        <w:r>
+          <w:rPr>
+            <w:rStyle w:val="Hyperlink"/>
+            <w:lang w:val="ru"/>
+          </w:rPr>
+          <w:t xml:space="preserve">10.1</w:t>
+        </w:r>
+      </w:hyperlink>
+      <w:r>
+        <w:rPr>
+          <w:lang w:val="ru"/>
+        </w:rPr>
+        <w:t xml:space="preserve">). Неравномерность</w:t>
+      </w:r>
+      <w:r>
+        <w:rPr>
+          <w:lang w:val="ru"/>
+        </w:rPr>
+        <w:t xml:space="preserve"> </w:t>
+      </w:r>
+      <m:oMath>
+        <m:r>
+          <m:t>U</m:t>
+        </m:r>
+        <m:r>
+          <m:rPr>
+            <m:sty m:val="p"/>
+          </m:rPr>
+          <m:t>=</m:t>
+        </m:r>
+        <m:f>
+          <m:fPr>
+            <m:type m:val="lin"/>
+          </m:fPr>
+          <m:num>
+            <m:r>
+              <m:t>1</m:t>
+            </m:r>
+          </m:num>
+          <m:den>
+            <m:r>
+              <m:t>2</m:t>
+            </m:r>
+          </m:den>
+        </m:f>
+        <m:nary>
+          <m:naryPr>
+            <m:chr m:val="∑"/>
+            <m:limLoc m:val="undOvr"/>
+            <m:subHide m:val="off"/>
+            <m:supHide m:val="on"/>
+          </m:naryPr>
+          <m:sub>
+            <m:r>
+              <m:t>j</m:t>
+            </m:r>
+          </m:sub>
+          <m:sup>
+            <m:r>
+              <m:t>​</m:t>
+            </m:r>
+          </m:sup>
+          <m:e>
+            <m:r>
+              <m:rPr>
+                <m:sty m:val="p"/>
+              </m:rPr>
+              <m:t>|</m:t>
+            </m:r>
+          </m:e>
+        </m:nary>
+        <m:sSub>
+          <m:e>
+            <m:r>
+              <m:t>p</m:t>
+            </m:r>
+          </m:e>
+          <m:sub>
+            <m:r>
+              <m:t>j</m:t>
+            </m:r>
+          </m:sub>
+        </m:sSub>
+        <m:r>
+          <m:rPr>
+            <m:sty m:val="p"/>
+          </m:rPr>
+          <m:t>−</m:t>
+        </m:r>
+        <m:r>
+          <m:t>1</m:t>
+        </m:r>
+        <m:r>
+          <m:rPr>
+            <m:sty m:val="p"/>
+          </m:rPr>
+          <m:t>/</m:t>
+        </m:r>
+        <m:r>
+          <m:t>4</m:t>
+        </m:r>
+        <m:r>
+          <m:rPr>
+            <m:sty m:val="p"/>
+          </m:rPr>
+          <m:t>|</m:t>
+        </m:r>
+      </m:oMath>
+      <w:r>
+        <w:rPr>
+          <w:lang w:val="ru"/>
+        </w:rPr>
+        <w:t xml:space="preserve"> </w:t>
+      </w:r>
+      <w:r>
+        <w:rPr>
+          <w:lang w:val="ru"/>
+        </w:rPr>
+        <w:t xml:space="preserve">— какую долю</w:t>
+      </w:r>
+      <w:r>
+        <w:rPr>
+          <w:lang w:val="ru"/>
+        </w:rPr>
+        <w:t xml:space="preserve"> </w:t>
+      </w:r>
+      <w:r>
+        <w:rPr>
+          <w:lang w:val="ru"/>
+        </w:rPr>
+        <w:t xml:space="preserve">часа пришлось бы переложить, чтобы профиль стал ровным.</w:t>
+      </w:r>
+    </w:p>
+    <w:p>
+      <w:pPr>
+        <w:pStyle w:val="Compact"/>
+        <w:numPr>
+          <w:ilvl w:val="0"/>
+          <w:numId w:val="1106"/>
+        </w:numPr>
+      </w:pPr>
+      <w:r>
+        <w:rPr>
+          <w:b/>
+          <w:bCs/>
+          <w:lang w:val="ru"/>
+        </w:rPr>
+        <w:t xml:space="preserve">07–22 ч рабочего дня — U = 5,8 %.</w:t>
+      </w:r>
+    </w:p>
+    <w:p>
+      <w:pPr>
+        <w:pStyle w:val="Compact"/>
+        <w:numPr>
+          <w:ilvl w:val="0"/>
+          <w:numId w:val="1106"/>
+        </w:numPr>
+      </w:pPr>
+      <w:r>
+        <w:rPr>
+          <w:b/>
+          <w:bCs/>
+          <w:lang w:val="ru"/>
+        </w:rPr>
+        <w:t xml:space="preserve">Резкие часы:</w:t>
+      </w:r>
+      <w:r>
+        <w:rPr>
+          <w:lang w:val="ru"/>
+        </w:rPr>
+        <w:t xml:space="preserve"> </w:t>
+      </w:r>
+      <w:r>
+        <w:rPr>
+          <w:lang w:val="ru"/>
+        </w:rPr>
+        <w:t xml:space="preserve">открытие в 05 ч (47,9 %) и полночь (45,7 %).</w:t>
+      </w:r>
+    </w:p>
+    <w:p>
+      <w:pPr>
+        <w:pStyle w:val="Compact"/>
+        <w:numPr>
+          <w:ilvl w:val="0"/>
+          <w:numId w:val="1106"/>
+        </w:numPr>
+      </w:pPr>
+      <w:r>
+        <w:rPr>
+          <w:b/>
+          <w:bCs/>
+          <w:lang w:val="ru"/>
+        </w:rPr>
+        <w:t xml:space="preserve">Утро рабочего дня:</w:t>
+      </w:r>
+      <w:r>
+        <w:rPr>
+          <w:lang w:val="ru"/>
+        </w:rPr>
+        <w:t xml:space="preserve"> </w:t>
+      </w:r>
+      <w:r>
+        <w:rPr>
+          <w:lang w:val="ru"/>
+        </w:rPr>
+        <w:t xml:space="preserve">в 07 ч поток растёт к концу часа, последняя четверть — 31,8 %. В 08 ч он убывает:</w:t>
+      </w:r>
+      <w:r>
+        <w:rPr>
+          <w:lang w:val="ru"/>
+        </w:rPr>
+        <w:t xml:space="preserve"> </w:t>
+      </w:r>
+      <w:r>
+        <w:rPr>
+          <w:lang w:val="ru"/>
+        </w:rPr>
+        <w:t xml:space="preserve">28,3 % в первой четверти, 19,7 % в последней.</w:t>
+      </w:r>
+    </w:p>
+    <w:p>
+      <w:pPr>
+        <w:pStyle w:val="FirstParagraph"/>
+      </w:pPr>
+      <w:r>
+        <w:rPr>
+          <w:b/>
+          <w:bCs/>
+          <w:lang w:val="ru"/>
+        </w:rPr>
+        <w:t xml:space="preserve">Вокзалы</w:t>
+      </w:r>
+      <w:r>
+        <w:rPr>
+          <w:lang w:val="ru"/>
+        </w:rPr>
+        <w:t xml:space="preserve"> </w:t>
+      </w:r>
+      <w:r>
+        <w:rPr>
+          <w:lang w:val="ru"/>
+        </w:rPr>
+        <w:t xml:space="preserve">— Девяткино, пл. Ленина, пл. Восстания, Балтийская.</w:t>
+      </w:r>
+    </w:p>
+    <w:p>
+      <w:pPr>
+        <w:pStyle w:val="Compact"/>
+        <w:numPr>
+          <w:ilvl w:val="0"/>
+          <w:numId w:val="1107"/>
+        </w:numPr>
+      </w:pPr>
+      <w:r>
+        <w:rPr>
+          <w:lang w:val="ru"/>
+        </w:rPr>
+        <w:t xml:space="preserve">Профиль чуть неровнее: в рабочий день U 6,5 % против 5,9 %.</w:t>
+      </w:r>
+    </w:p>
+    <w:p>
+      <w:pPr>
+        <w:pStyle w:val="Compact"/>
+        <w:numPr>
+          <w:ilvl w:val="0"/>
+          <w:numId w:val="1107"/>
+        </w:numPr>
+      </w:pPr>
+      <w:r>
+        <w:rPr>
+          <w:lang w:val="ru"/>
+        </w:rPr>
+        <w:t xml:space="preserve">От дня к дню доли гуляют сильнее. Сверхдисперсия</w:t>
+      </w:r>
+      <w:r>
+        <w:rPr>
+          <w:lang w:val="ru"/>
+        </w:rPr>
+        <w:t xml:space="preserve"> </w:t>
+      </w:r>
+      <m:oMath>
+        <m:r>
+          <m:t>φ</m:t>
+        </m:r>
+      </m:oMath>
+      <w:r>
+        <w:rPr>
+          <w:lang w:val="ru"/>
+        </w:rPr>
+        <w:t xml:space="preserve"> </w:t>
+      </w:r>
+      <w:r>
+        <w:rPr>
+          <w:lang w:val="ru"/>
+        </w:rPr>
+        <w:t xml:space="preserve">— 8,3 против 4,9 в рабочий день и 9,9 против 2,8</w:t>
+      </w:r>
+      <w:r>
+        <w:rPr>
+          <w:lang w:val="ru"/>
+        </w:rPr>
+        <w:t xml:space="preserve"> </w:t>
+      </w:r>
+      <w:r>
+        <w:rPr>
+          <w:lang w:val="ru"/>
+        </w:rPr>
+        <w:t xml:space="preserve">в воскресенье;</w:t>
+      </w:r>
+      <w:r>
+        <w:rPr>
+          <w:lang w:val="ru"/>
+        </w:rPr>
+        <w:t xml:space="preserve"> </w:t>
+      </w:r>
+      <m:oMath>
+        <m:r>
+          <m:t>φ</m:t>
+        </m:r>
+        <m:r>
+          <m:rPr>
+            <m:sty m:val="p"/>
+          </m:rPr>
+          <m:t>=</m:t>
+        </m:r>
+        <m:r>
+          <m:t>1</m:t>
+        </m:r>
+      </m:oMath>
+      <w:r>
+        <w:rPr>
+          <w:lang w:val="ru"/>
+        </w:rPr>
+        <w:t xml:space="preserve"> </w:t>
+      </w:r>
+      <w:r>
+        <w:rPr>
+          <w:lang w:val="ru"/>
+        </w:rPr>
+        <w:t xml:space="preserve">— это только счётный шум. Похоже на волны прибытия поездов.</w:t>
+      </w:r>
+    </w:p>
+    <w:p>
+      <w:pPr>
+        <w:pStyle w:val="FirstParagraph"/>
+      </w:pPr>
+      <w:r>
+        <w:rPr>
+          <w:b/>
+          <w:bCs/>
+          <w:lang w:val="ru"/>
+        </w:rPr>
+        <w:t xml:space="preserve">Профиль стабилен между месяцами.</w:t>
+      </w:r>
+      <w:r>
+        <w:rPr>
+          <w:lang w:val="ru"/>
+        </w:rPr>
+        <w:t xml:space="preserve"> </w:t>
+      </w:r>
+      <w:r>
+        <w:rPr>
+          <w:lang w:val="ru"/>
+        </w:rPr>
+        <w:t xml:space="preserve">У рабочего дня расстояние между профилями месяцев — 2,2 % часа против 1,1 %</w:t>
+      </w:r>
+      <w:r>
+        <w:rPr>
+          <w:lang w:val="ru"/>
+        </w:rPr>
+        <w:t xml:space="preserve"> </w:t>
+      </w:r>
+      <w:r>
+        <w:rPr>
+          <w:lang w:val="ru"/>
+        </w:rPr>
+        <w:t xml:space="preserve">при перестановке суток. Разница значима, но мала.</w:t>
+      </w:r>
+    </w:p>
+    <w:p>
+      <w:pPr>
+        <w:pStyle w:val="BodyText"/>
+      </w:pPr>
+      <w:r>
+        <w:rPr>
+          <w:b/>
+          <w:bCs/>
+          <w:lang w:val="ru"/>
+        </w:rPr>
+        <w:t xml:space="preserve">Таблица для симулятора</w:t>
+      </w:r>
+      <w:r>
+        <w:rPr>
+          <w:lang w:val="ru"/>
+        </w:rPr>
+        <w:t xml:space="preserve"> </w:t>
+      </w:r>
+      <w:r>
+        <w:rPr>
+          <w:lang w:val="ru"/>
+        </w:rPr>
+        <w:t xml:space="preserve">—</w:t>
+      </w:r>
+      <w:r>
+        <w:rPr>
+          <w:lang w:val="ru"/>
+        </w:rPr>
+        <w:t xml:space="preserve"> </w:t>
+      </w:r>
+      <w:r>
+        <w:rPr>
+          <w:rStyle w:val="VerbatimChar"/>
+          <w:lang w:val="ru"/>
+        </w:rPr>
+        <w:t xml:space="preserve">data/reference/intrahour_profile.csv</w:t>
+      </w:r>
+      <w:r>
+        <w:rPr>
+          <w:lang w:val="ru"/>
+        </w:rPr>
+        <w:t xml:space="preserve">:</w:t>
+      </w:r>
+    </w:p>
+    <w:p>
+      <w:pPr>
+        <w:pStyle w:val="Compact"/>
+        <w:numPr>
+          <w:ilvl w:val="0"/>
+          <w:numId w:val="1108"/>
+        </w:numPr>
+      </w:pPr>
+      <w:r>
+        <w:rPr>
+          <w:lang w:val="ru"/>
+        </w:rPr>
+        <w:t xml:space="preserve">вестибюль или станция × тип дня × час × четверть → доля, по всем 4 месяцам;</w:t>
+      </w:r>
+    </w:p>
+    <w:p>
+      <w:pPr>
+        <w:pStyle w:val="Compact"/>
+        <w:numPr>
+          <w:ilvl w:val="0"/>
+          <w:numId w:val="1108"/>
+        </w:numPr>
+      </w:pPr>
+      <w:r>
+        <w:rPr>
+          <w:lang w:val="ru"/>
+        </w:rPr>
+        <w:t xml:space="preserve">малые ячейки заменяются профилем станции или группы;</w:t>
+      </w:r>
+    </w:p>
+    <w:p>
+      <w:pPr>
+        <w:pStyle w:val="Compact"/>
+        <w:numPr>
+          <w:ilvl w:val="0"/>
+          <w:numId w:val="1108"/>
+        </w:numPr>
+      </w:pPr>
+      <w:r>
+        <w:rPr>
+          <w:lang w:val="ru"/>
+        </w:rPr>
+        <w:t xml:space="preserve">у Технологического института стоит пометка, что профиль только по 15-минутным данным.</w:t>
+      </w:r>
+    </w:p>
+    <w:bookmarkEnd w:id="239"/>
+    <w:bookmarkStart w:id="250" w:name="_91debbe4331e20ba8142c33ffdde04a9d99a8fc"/>
+    <w:p>
+      <w:pPr>
+        <w:pStyle w:val="Heading2"/>
+      </w:pPr>
+      <w:r>
+        <w:rPr>
+          <w:lang w:val="ru"/>
+        </w:rPr>
+        <w:t xml:space="preserve">Ранний сигнал</w:t>
+      </w:r>
+    </w:p>
+    <w:p>
+      <w:pPr>
+        <w:pStyle w:val="FirstParagraph"/>
+      </w:pPr>
+      <w:r>
+        <w:rPr>
+          <w:b/>
+          <w:bCs/>
+          <w:lang w:val="ru"/>
+        </w:rPr>
+        <w:t xml:space="preserve">Постановка.</w:t>
+      </w:r>
+    </w:p>
+    <w:p>
+      <w:pPr>
+        <w:pStyle w:val="Compact"/>
+        <w:numPr>
+          <w:ilvl w:val="0"/>
+          <w:numId w:val="1109"/>
+        </w:numPr>
+      </w:pPr>
+      <w:r>
+        <w:rPr>
+          <w:lang w:val="ru"/>
+        </w:rPr>
+        <w:t xml:space="preserve">Аномальный час — |R − 1| &gt; p95 группы и периода суток, R = y / b4 по часовому файлу.</w:t>
+      </w:r>
+    </w:p>
+    <w:p>
+      <w:pPr>
+        <w:pStyle w:val="Compact"/>
+        <w:numPr>
+          <w:ilvl w:val="0"/>
+          <w:numId w:val="1109"/>
+        </w:numPr>
+      </w:pPr>
+      <w:r>
+        <w:rPr>
+          <w:lang w:val="ru"/>
+        </w:rPr>
+        <w:t xml:space="preserve">Частичное отклонение после k четвертей —</w:t>
+      </w:r>
+      <w:r>
+        <w:rPr>
+          <w:lang w:val="ru"/>
+        </w:rPr>
+        <w:t xml:space="preserve"> </w:t>
+      </w:r>
+      <m:oMath>
+        <m:sSub>
+          <m:e>
+            <m:r>
+              <m:t>r</m:t>
+            </m:r>
+          </m:e>
+          <m:sub>
+            <m:r>
+              <m:t>k</m:t>
+            </m:r>
+          </m:sub>
+        </m:sSub>
+        <m:r>
+          <m:rPr>
+            <m:sty m:val="p"/>
+          </m:rPr>
+          <m:t>=</m:t>
+        </m:r>
+        <m:nary>
+          <m:naryPr>
+            <m:chr m:val="∑"/>
+            <m:limLoc m:val="undOvr"/>
+            <m:subHide m:val="off"/>
+            <m:supHide m:val="on"/>
+          </m:naryPr>
+          <m:sub>
+            <m:r>
+              <m:t>j</m:t>
+            </m:r>
+            <m:r>
+              <m:rPr>
+                <m:sty m:val="p"/>
+              </m:rPr>
+              <m:t>&lt;</m:t>
+            </m:r>
+            <m:r>
+              <m:t>k</m:t>
+            </m:r>
+          </m:sub>
+          <m:sup>
+            <m:r>
+              <m:t>​</m:t>
+            </m:r>
+          </m:sup>
+          <m:e>
+            <m:sSub>
+              <m:e>
+                <m:r>
+                  <m:t>y</m:t>
+                </m:r>
+              </m:e>
+              <m:sub>
+                <m:r>
+                  <m:t>j</m:t>
+                </m:r>
+              </m:sub>
+            </m:sSub>
+          </m:e>
+        </m:nary>
+        <m:r>
+          <m:t> </m:t>
+        </m:r>
+        <m:r>
+          <m:rPr>
+            <m:sty m:val="p"/>
+          </m:rPr>
+          <m:t>/</m:t>
+        </m:r>
+        <m:r>
+          <m:t> </m:t>
+        </m:r>
+        <m:r>
+          <m:rPr>
+            <m:sty m:val="p"/>
+          </m:rPr>
+          <m:t>(</m:t>
+        </m:r>
+        <m:sSub>
+          <m:e>
+            <m:r>
+              <m:t>b</m:t>
+            </m:r>
+          </m:e>
+          <m:sub>
+            <m:r>
+              <m:t>4</m:t>
+            </m:r>
+          </m:sub>
+        </m:sSub>
+        <m:r>
+          <m:rPr>
+            <m:sty m:val="p"/>
+          </m:rPr>
+          <m:t>⋅</m:t>
+        </m:r>
+        <m:sSub>
+          <m:e>
+            <m:r>
+              <m:t>s</m:t>
+            </m:r>
+          </m:e>
+          <m:sub>
+            <m:r>
+              <m:t>v</m:t>
+            </m:r>
+          </m:sub>
+        </m:sSub>
+        <m:r>
+          <m:rPr>
+            <m:sty m:val="p"/>
+          </m:rPr>
+          <m:t>⋅</m:t>
+        </m:r>
+        <m:nary>
+          <m:naryPr>
+            <m:chr m:val="∑"/>
+            <m:limLoc m:val="undOvr"/>
+            <m:subHide m:val="off"/>
+            <m:supHide m:val="on"/>
+          </m:naryPr>
+          <m:sub>
+            <m:r>
+              <m:t>j</m:t>
+            </m:r>
+            <m:r>
+              <m:rPr>
+                <m:sty m:val="p"/>
+              </m:rPr>
+              <m:t>&lt;</m:t>
+            </m:r>
+            <m:r>
+              <m:t>k</m:t>
+            </m:r>
+          </m:sub>
+          <m:sup>
+            <m:r>
+              <m:t>​</m:t>
+            </m:r>
+          </m:sup>
+          <m:e>
+            <m:sSub>
+              <m:e>
+                <m:r>
+                  <m:t>p</m:t>
+                </m:r>
+              </m:e>
+              <m:sub>
+                <m:r>
+                  <m:t>j</m:t>
+                </m:r>
+              </m:sub>
+            </m:sSub>
+          </m:e>
+        </m:nary>
+        <m:r>
+          <m:rPr>
+            <m:sty m:val="p"/>
+          </m:rPr>
+          <m:t>)</m:t>
+        </m:r>
+      </m:oMath>
+      <w:r>
+        <w:rPr>
+          <w:lang w:val="ru"/>
+        </w:rPr>
+        <w:t xml:space="preserve">.</w:t>
+      </w:r>
+      <w:r>
+        <w:rPr>
+          <w:lang w:val="ru"/>
+        </w:rPr>
+        <w:t xml:space="preserve"> </w:t>
+      </w:r>
+      <w:r>
+        <w:rPr>
+          <w:lang w:val="ru"/>
+        </w:rPr>
+        <w:t xml:space="preserve">Профиль p — по прошлым суткам того же типа.</w:t>
+      </w:r>
+    </w:p>
+    <w:p>
+      <w:pPr>
+        <w:pStyle w:val="Compact"/>
+        <w:numPr>
+          <w:ilvl w:val="0"/>
+          <w:numId w:val="1109"/>
+        </w:numPr>
+      </w:pPr>
+      <w:r>
+        <w:rPr>
+          <w:lang w:val="ru"/>
+        </w:rPr>
+        <w:t xml:space="preserve">Параметры подбирались на феврале, мае и июле (32 143 часа «вестибюль × час», 6,7 % аномальных).</w:t>
+      </w:r>
+    </w:p>
+    <w:p>
+      <w:pPr>
+        <w:pStyle w:val="Compact"/>
+        <w:numPr>
+          <w:ilvl w:val="0"/>
+          <w:numId w:val="1109"/>
+        </w:numPr>
+      </w:pPr>
+      <w:r>
+        <w:rPr>
+          <w:lang w:val="ru"/>
+        </w:rPr>
+        <w:t xml:space="preserve">Сентябрь — проверка (11 833 часа, 20,2 % аномальных). Его часовые результаты уже известны по финальному тесту,</w:t>
+      </w:r>
+      <w:r>
+        <w:rPr>
+          <w:lang w:val="ru"/>
+        </w:rPr>
+        <w:t xml:space="preserve"> </w:t>
+      </w:r>
+      <w:r>
+        <w:rPr>
+          <w:lang w:val="ru"/>
+        </w:rPr>
+        <w:t xml:space="preserve">поэтому чистой отложенной выборкой он не является.</w:t>
+      </w:r>
+    </w:p>
+    <w:bookmarkStart w:id="240" w:name="_c888700ac1fc80063628b5e7c37682670dd9b58"/>
+    <w:p>
+      <w:pPr>
+        <w:pStyle w:val="TableCaption"/>
+      </w:pPr>
+      <w:r>
+        <w:rPr>
+          <w:lang w:val="ru"/>
+        </w:rPr>
+        <w:t xml:space="preserve">Таблица 10.2 — WAPE часа к часовому файлу: что известно к минуте 0 и экстраполяция наблюдённой части часа</w:t>
+      </w:r>
+    </w:p>
+    <w:tbl>
+      <w:tblPr>
+        <w:tblStyle w:val="Table"/>
+        <w:tblW w:type="pct" w:w="5000"/>
+        <w:tblLayout w:type="fixed"/>
+        <w:tblLook w:firstRow="1" w:lastRow="0" w:firstColumn="0" w:lastColumn="0" w:noHBand="0" w:noVBand="0" w:val="0020"/>
+        <w:tblCaption w:val="Таблица 10.2 — WAPE часа к часовому файлу: что известно к минуте 0 и экстраполяция наблюдённой части часа"/>
+      </w:tblPr>
+      <w:tblGrid>
+        <w:gridCol w:w="5060"/>
+        <w:gridCol w:w="1430"/>
+        <w:gridCol w:w="1430"/>
+      </w:tblGrid>
+      <w:tr>
+        <w:trPr>
+          <w:tblHeader w:val="on"/>
+        </w:trPr>
+        <w:tc>
+          <w:tcPr/>
+          <w:p>
+            <w:pPr>
+              <w:pStyle w:val="Compact"/>
+            </w:pPr>
+          </w:p>
+        </w:tc>
+        <w:tc>
+          <w:tcPr/>
+          <w:p>
+            <w:pPr>
+              <w:pStyle w:val="Compact"/>
+              <w:jc w:val="right"/>
+            </w:pPr>
+            <w:r>
+              <w:rPr>
+                <w:lang w:val="ru"/>
+              </w:rPr>
+              <w:t xml:space="preserve">Фев + май + июль</w:t>
+            </w:r>
+          </w:p>
+        </w:tc>
+        <w:tc>
+          <w:tcPr/>
+          <w:p>
+            <w:pPr>
+              <w:pStyle w:val="Compact"/>
+              <w:jc w:val="right"/>
+            </w:pPr>
+            <w:r>
+              <w:rPr>
+                <w:lang w:val="ru"/>
+              </w:rPr>
+              <w:t xml:space="preserve">Сентябрь</w:t>
+            </w:r>
+          </w:p>
+        </w:tc>
+      </w:tr>
+      <w:tr>
+        <w:tc>
+          <w:tcPr/>
+          <w:p>
+            <w:pPr>
+              <w:pStyle w:val="Compact"/>
+              <w:jc w:val="left"/>
+            </w:pPr>
+            <w:r>
+              <w:rPr>
+                <w:lang w:val="ru"/>
+              </w:rPr>
+              <w:t xml:space="preserve">Минута 0: норма b4</w:t>
+            </w:r>
+          </w:p>
+        </w:tc>
+        <w:tc>
+          <w:tcPr/>
+          <w:p>
+            <w:pPr>
+              <w:pStyle w:val="Compact"/>
+              <w:jc w:val="right"/>
+            </w:pPr>
+            <w:r>
+              <w:rPr>
+                <w:lang w:val="ru"/>
+              </w:rPr>
+              <w:t xml:space="preserve">7,02 %</w:t>
+            </w:r>
+          </w:p>
+        </w:tc>
+        <w:tc>
+          <w:tcPr/>
+          <w:p>
+            <w:pPr>
+              <w:pStyle w:val="Compact"/>
+              <w:jc w:val="right"/>
+            </w:pPr>
+            <w:r>
+              <w:rPr>
+                <w:lang w:val="ru"/>
+              </w:rPr>
+              <w:t xml:space="preserve">11,76 %</w:t>
+            </w:r>
+          </w:p>
+        </w:tc>
+      </w:tr>
+      <w:tr>
+        <w:tc>
+          <w:tcPr/>
+          <w:p>
+            <w:pPr>
+              <w:pStyle w:val="Compact"/>
+              <w:jc w:val="left"/>
+            </w:pPr>
+            <w:r>
+              <w:rPr>
+                <w:lang w:val="ru"/>
+              </w:rPr>
+              <w:t xml:space="preserve">Минута 0: лучший бейзлайн «b × уровень × r(t)»</w:t>
+            </w:r>
+          </w:p>
+        </w:tc>
+        <w:tc>
+          <w:tcPr/>
+          <w:p>
+            <w:pPr>
+              <w:pStyle w:val="Compact"/>
+              <w:jc w:val="right"/>
+            </w:pPr>
+            <w:r>
+              <w:rPr>
+                <w:lang w:val="ru"/>
+              </w:rPr>
+              <w:t xml:space="preserve">6,05 %</w:t>
+            </w:r>
+          </w:p>
+        </w:tc>
+        <w:tc>
+          <w:tcPr/>
+          <w:p>
+            <w:pPr>
+              <w:pStyle w:val="Compact"/>
+              <w:jc w:val="right"/>
+            </w:pPr>
+            <w:r>
+              <w:rPr>
+                <w:lang w:val="ru"/>
+              </w:rPr>
+              <w:t xml:space="preserve">8,63 %</w:t>
+            </w:r>
+          </w:p>
+        </w:tc>
+      </w:tr>
+      <w:tr>
+        <w:tc>
+          <w:tcPr/>
+          <w:p>
+            <w:pPr>
+              <w:pStyle w:val="Compact"/>
+              <w:jc w:val="left"/>
+            </w:pPr>
+            <w:r>
+              <w:rPr>
+                <w:lang w:val="ru"/>
+              </w:rPr>
+              <w:t xml:space="preserve">Минута 0: модель t+1 (май, июль)</w:t>
+            </w:r>
+          </w:p>
+        </w:tc>
+        <w:tc>
+          <w:tcPr/>
+          <w:p>
+            <w:pPr>
+              <w:pStyle w:val="Compact"/>
+              <w:jc w:val="right"/>
+            </w:pPr>
+            <w:r>
+              <w:rPr>
+                <w:lang w:val="ru"/>
+              </w:rPr>
+              <w:t xml:space="preserve">5,15 %</w:t>
+            </w:r>
+          </w:p>
+        </w:tc>
+        <w:tc>
+          <w:tcPr/>
+          <w:p>
+            <w:pPr>
+              <w:pStyle w:val="Compact"/>
+              <w:jc w:val="right"/>
+            </w:pPr>
+            <w:r>
+              <w:rPr>
+                <w:lang w:val="ru"/>
+              </w:rPr>
+              <w:t xml:space="preserve">—</w:t>
+            </w:r>
+          </w:p>
+        </w:tc>
+      </w:tr>
+      <w:tr>
+        <w:tc>
+          <w:tcPr/>
+          <w:p>
+            <w:pPr>
+              <w:pStyle w:val="Compact"/>
+              <w:jc w:val="left"/>
+            </w:pPr>
+            <w:r>
+              <w:rPr>
+                <w:lang w:val="ru"/>
+              </w:rPr>
+              <w:t xml:space="preserve">15 мин: экстраполяция b4 ·</w:t>
+            </w:r>
+            <w:r>
+              <w:rPr>
+                <w:lang w:val="ru"/>
+              </w:rPr>
+              <w:t xml:space="preserve"> </w:t>
+            </w:r>
+            <m:oMath>
+              <m:sSub>
+                <m:e>
+                  <m:r>
+                    <m:t>r</m:t>
+                  </m:r>
+                </m:e>
+                <m:sub>
+                  <m:r>
+                    <m:t>1</m:t>
+                  </m:r>
+                </m:sub>
+              </m:sSub>
+            </m:oMath>
+          </w:p>
+        </w:tc>
+        <w:tc>
+          <w:tcPr/>
+          <w:p>
+            <w:pPr>
+              <w:pStyle w:val="Compact"/>
+              <w:jc w:val="right"/>
+            </w:pPr>
+            <w:r>
+              <w:rPr>
+                <w:lang w:val="ru"/>
+              </w:rPr>
+              <w:t xml:space="preserve">7,94 %</w:t>
+            </w:r>
+          </w:p>
+        </w:tc>
+        <w:tc>
+          <w:tcPr/>
+          <w:p>
+            <w:pPr>
+              <w:pStyle w:val="Compact"/>
+              <w:jc w:val="right"/>
+            </w:pPr>
+            <w:r>
+              <w:rPr>
+                <w:lang w:val="ru"/>
+              </w:rPr>
+              <w:t xml:space="preserve">7,50 %</w:t>
+            </w:r>
+          </w:p>
+        </w:tc>
+      </w:tr>
+      <w:tr>
+        <w:tc>
+          <w:tcPr/>
+          <w:p>
+            <w:pPr>
+              <w:pStyle w:val="Compact"/>
+              <w:jc w:val="left"/>
+            </w:pPr>
+            <w:r>
+              <w:rPr>
+                <w:lang w:val="ru"/>
+              </w:rPr>
+              <w:t xml:space="preserve">30 мин: b4 ·</w:t>
+            </w:r>
+            <w:r>
+              <w:rPr>
+                <w:lang w:val="ru"/>
+              </w:rPr>
+              <w:t xml:space="preserve"> </w:t>
+            </w:r>
+            <m:oMath>
+              <m:sSub>
+                <m:e>
+                  <m:r>
+                    <m:t>r</m:t>
+                  </m:r>
+                </m:e>
+                <m:sub>
+                  <m:r>
+                    <m:t>2</m:t>
+                  </m:r>
+                </m:sub>
+              </m:sSub>
+            </m:oMath>
+          </w:p>
+        </w:tc>
+        <w:tc>
+          <w:tcPr/>
+          <w:p>
+            <w:pPr>
+              <w:pStyle w:val="Compact"/>
+              <w:jc w:val="right"/>
+            </w:pPr>
+            <w:r>
+              <w:rPr>
+                <w:lang w:val="ru"/>
+              </w:rPr>
+              <w:t xml:space="preserve">4,49 %</w:t>
+            </w:r>
+          </w:p>
+        </w:tc>
+        <w:tc>
+          <w:tcPr/>
+          <w:p>
+            <w:pPr>
+              <w:pStyle w:val="Compact"/>
+              <w:jc w:val="right"/>
+            </w:pPr>
+            <w:r>
+              <w:rPr>
+                <w:lang w:val="ru"/>
+              </w:rPr>
+              <w:t xml:space="preserve">4,37 %</w:t>
+            </w:r>
+          </w:p>
+        </w:tc>
+      </w:tr>
+      <w:tr>
+        <w:tc>
+          <w:tcPr/>
+          <w:p>
+            <w:pPr>
+              <w:pStyle w:val="Compact"/>
+              <w:jc w:val="left"/>
+            </w:pPr>
+            <w:r>
+              <w:rPr>
+                <w:lang w:val="ru"/>
+              </w:rPr>
+              <w:t xml:space="preserve">45 мин: b4 ·</w:t>
+            </w:r>
+            <w:r>
+              <w:rPr>
+                <w:lang w:val="ru"/>
+              </w:rPr>
+              <w:t xml:space="preserve"> </w:t>
+            </w:r>
+            <m:oMath>
+              <m:sSub>
+                <m:e>
+                  <m:r>
+                    <m:t>r</m:t>
+                  </m:r>
+                </m:e>
+                <m:sub>
+                  <m:r>
+                    <m:t>3</m:t>
+                  </m:r>
+                </m:sub>
+              </m:sSub>
+            </m:oMath>
+          </w:p>
+        </w:tc>
+        <w:tc>
+          <w:tcPr/>
+          <w:p>
+            <w:pPr>
+              <w:pStyle w:val="Compact"/>
+              <w:jc w:val="right"/>
+            </w:pPr>
+            <w:r>
+              <w:rPr>
+                <w:lang w:val="ru"/>
+              </w:rPr>
+              <w:t xml:space="preserve">2,76 %</w:t>
+            </w:r>
+          </w:p>
+        </w:tc>
+        <w:tc>
+          <w:tcPr/>
+          <w:p>
+            <w:pPr>
+              <w:pStyle w:val="Compact"/>
+              <w:jc w:val="right"/>
+            </w:pPr>
+            <w:r>
+              <w:rPr>
+                <w:lang w:val="ru"/>
+              </w:rPr>
+              <w:t xml:space="preserve">2,70 %</w:t>
+            </w:r>
+          </w:p>
+        </w:tc>
+      </w:tr>
+      <w:tr>
+        <w:tc>
+          <w:tcPr/>
+          <w:p>
+            <w:pPr>
+              <w:pStyle w:val="Compact"/>
+              <w:jc w:val="left"/>
+            </w:pPr>
+            <w:r>
+              <w:rPr>
+                <w:lang w:val="ru"/>
+              </w:rPr>
+              <w:t xml:space="preserve">60 мин: весь час по 15-минутным (предел — расхождение источников)</w:t>
+            </w:r>
+          </w:p>
+        </w:tc>
+        <w:tc>
+          <w:tcPr/>
+          <w:p>
+            <w:pPr>
+              <w:pStyle w:val="Compact"/>
+              <w:jc w:val="right"/>
+            </w:pPr>
+            <w:r>
+              <w:rPr>
+                <w:lang w:val="ru"/>
+              </w:rPr>
+              <w:t xml:space="preserve">1,18 %</w:t>
+            </w:r>
+          </w:p>
+        </w:tc>
+        <w:tc>
+          <w:tcPr/>
+          <w:p>
+            <w:pPr>
+              <w:pStyle w:val="Compact"/>
+              <w:jc w:val="right"/>
+            </w:pPr>
+            <w:r>
+              <w:rPr>
+                <w:lang w:val="ru"/>
+              </w:rPr>
+              <w:t xml:space="preserve">1,13 %</w:t>
+            </w:r>
+          </w:p>
+        </w:tc>
+      </w:tr>
+    </w:tbl>
+    <w:bookmarkEnd w:id="240"/>
+    <w:bookmarkStart w:id="244" w:name="_dca3866a8b3f042ea657c4e30aa1b14e013c0b7"/>
+    <w:p>
+      <w:pPr>
+        <w:pStyle w:val="CaptionedFigure"/>
+      </w:pPr>
+      <w:r>
+        <w:drawing>
+          <wp:inline>
+            <wp:extent cx="6045200" cy="2200884"/>
+            <wp:effectExtent b="0" l="0" r="0" t="0"/>
+            <wp:docPr descr="Рисунок 10.2 — Отклонение всего часа R против частичного отклонения r_k через 15, 30 и 45 минут; февраль, май, июль" title="" id="242" name="Picture"/>
+            <a:graphic>
+              <a:graphicData uri="http://schemas.openxmlformats.org/drawingml/2006/picture">
+                <pic:pic>
+                  <pic:nvPicPr>
+                    <pic:cNvPr descr="../../reports/figures/spb_16_partial_corr.png" id="243" name="Picture"/>
+                    <pic:cNvPicPr>
+                      <a:picLocks noChangeArrowheads="1" noChangeAspect="1"/>
+                    </pic:cNvPicPr>
+                  </pic:nvPicPr>
+                  <pic:blipFill>
+                    <a:blip r:embed="rId241"/>
+                    <a:stretch>
+                      <a:fillRect/>
+                    </a:stretch>
+                  </pic:blipFill>
+                  <pic:spPr bwMode="auto">
+                    <a:xfrm>
+                      <a:off x="0" y="0"/>
+                      <a:ext cx="6045200" cy="2200884"/>
+                    </a:xfrm>
+                    <a:prstGeom prst="rect">
+                      <a:avLst/>
+                    </a:prstGeom>
+                    <a:noFill/>
+                    <a:ln w="9525">
+                      <a:noFill/>
+                      <a:headEnd/>
+                      <a:tailEnd/>
+                    </a:ln>
+                  </pic:spPr>
+                </pic:pic>
+              </a:graphicData>
+            </a:graphic>
+          </wp:inline>
+        </w:drawing>
+      </w:r>
+    </w:p>
+    <w:p>
+      <w:pPr>
+        <w:pStyle w:val="ImageCaption"/>
+      </w:pPr>
+      <w:r>
+        <w:rPr>
+          <w:lang w:val="ru"/>
+        </w:rPr>
+        <w:t xml:space="preserve">Рисунок 10.2 — Отклонение всего часа R против частичного отклонения</w:t>
+      </w:r>
+      <w:r>
+        <w:rPr>
+          <w:lang w:val="ru"/>
+        </w:rPr>
+        <w:t xml:space="preserve"> </w:t>
+      </w:r>
+      <m:oMath>
+        <m:sSub>
+          <m:e>
+            <m:r>
+              <m:t>r</m:t>
+            </m:r>
+          </m:e>
+          <m:sub>
+            <m:r>
+              <m:t>k</m:t>
+            </m:r>
+          </m:sub>
+        </m:sSub>
+      </m:oMath>
+      <w:r>
+        <w:rPr>
+          <w:lang w:val="ru"/>
+        </w:rPr>
+        <w:t xml:space="preserve"> </w:t>
+      </w:r>
+      <w:r>
+        <w:rPr>
+          <w:lang w:val="ru"/>
+        </w:rPr>
+        <w:t xml:space="preserve">через 15, 30 и 45 минут; февраль, май,</w:t>
+      </w:r>
+      <w:r>
+        <w:rPr>
+          <w:lang w:val="ru"/>
+        </w:rPr>
+        <w:t xml:space="preserve"> </w:t>
+      </w:r>
+      <w:r>
+        <w:rPr>
+          <w:lang w:val="ru"/>
+        </w:rPr>
+        <w:t xml:space="preserve">июль</w:t>
+      </w:r>
+    </w:p>
+    <w:bookmarkEnd w:id="244"/>
+    <w:p>
+      <w:pPr>
+        <w:pStyle w:val="FirstParagraph"/>
+      </w:pPr>
+      <w:r>
+        <w:rPr>
+          <w:b/>
+          <w:bCs/>
+          <w:lang w:val="ru"/>
+        </w:rPr>
+        <w:t xml:space="preserve">Через 15 минут одна экстраполяция хуже того, что уже есть к началу часа</w:t>
+      </w:r>
+      <w:r>
+        <w:rPr>
+          <w:lang w:val="ru"/>
+        </w:rPr>
+        <w:t xml:space="preserve"> </w:t>
+      </w:r>
+      <w:r>
+        <w:rPr>
+          <w:lang w:val="ru"/>
+        </w:rPr>
+        <w:t xml:space="preserve">(табл. </w:t>
+      </w:r>
+      <w:hyperlink w:anchor="_c888700ac1fc80063628b5e7c37682670dd9b58">
+        <w:r>
+          <w:rPr>
+            <w:rStyle w:val="Hyperlink"/>
+            <w:lang w:val="ru"/>
+          </w:rPr>
+          <w:t xml:space="preserve">10.2</w:t>
+        </w:r>
+      </w:hyperlink>
+      <w:r>
+        <w:rPr>
+          <w:lang w:val="ru"/>
+        </w:rPr>
+        <w:t xml:space="preserve">, рис. </w:t>
+      </w:r>
+      <w:hyperlink w:anchor="_dca3866a8b3f042ea657c4e30aa1b14e013c0b7">
+        <w:r>
+          <w:rPr>
+            <w:rStyle w:val="Hyperlink"/>
+            <w:lang w:val="ru"/>
+          </w:rPr>
+          <w:t xml:space="preserve">10.2</w:t>
+        </w:r>
+      </w:hyperlink>
+      <w:r>
+        <w:rPr>
+          <w:lang w:val="ru"/>
+        </w:rPr>
+        <w:t xml:space="preserve">).</w:t>
+      </w:r>
+    </w:p>
+    <w:p>
+      <w:pPr>
+        <w:pStyle w:val="Compact"/>
+        <w:numPr>
+          <w:ilvl w:val="0"/>
+          <w:numId w:val="1110"/>
+        </w:numPr>
+      </w:pPr>
+      <w:r>
+        <w:rPr>
+          <w:lang w:val="ru"/>
+        </w:rPr>
+        <w:t xml:space="preserve">Против модели на тех же строках мая и июля: +3,04 п. п. [+2,76; +3,32]. Одна волна поезда весит в четверти часа</w:t>
+      </w:r>
+      <w:r>
+        <w:rPr>
+          <w:lang w:val="ru"/>
+        </w:rPr>
+        <w:t xml:space="preserve"> </w:t>
+      </w:r>
+      <w:r>
+        <w:rPr>
+          <w:lang w:val="ru"/>
+        </w:rPr>
+        <w:t xml:space="preserve">вчетверо больше, чем в часе.</w:t>
+      </w:r>
+    </w:p>
+    <w:p>
+      <w:pPr>
+        <w:pStyle w:val="Compact"/>
+        <w:numPr>
+          <w:ilvl w:val="0"/>
+          <w:numId w:val="1110"/>
+        </w:numPr>
+      </w:pPr>
+      <w:r>
+        <w:rPr>
+          <w:b/>
+          <w:bCs/>
+          <w:lang w:val="ru"/>
+        </w:rPr>
+        <w:t xml:space="preserve">Через 30 минут экстраполяция точнее модели:</w:t>
+      </w:r>
+      <w:r>
+        <w:rPr>
+          <w:lang w:val="ru"/>
+        </w:rPr>
+        <w:t xml:space="preserve"> </w:t>
+      </w:r>
+      <w:r>
+        <w:rPr>
+          <w:lang w:val="ru"/>
+        </w:rPr>
+        <w:t xml:space="preserve">4,63 % против 5,15 %, ΔWAPE −0,52 п. п. [−0,86; −0,23].</w:t>
+      </w:r>
+    </w:p>
+    <w:p>
+      <w:pPr>
+        <w:pStyle w:val="Compact"/>
+        <w:numPr>
+          <w:ilvl w:val="0"/>
+          <w:numId w:val="1110"/>
+        </w:numPr>
+      </w:pPr>
+      <w:r>
+        <w:rPr>
+          <w:b/>
+          <w:bCs/>
+          <w:lang w:val="ru"/>
+        </w:rPr>
+        <w:t xml:space="preserve">Через 45 минут — вдвое точнее.</w:t>
+      </w:r>
+    </w:p>
+    <w:p>
+      <w:pPr>
+        <w:pStyle w:val="FirstParagraph"/>
+      </w:pPr>
+      <w:r>
+        <w:rPr>
+          <w:b/>
+          <w:bCs/>
+          <w:lang w:val="ru"/>
+        </w:rPr>
+        <w:t xml:space="preserve">Детектор.</w:t>
+      </w:r>
+    </w:p>
+    <w:p>
+      <w:pPr>
+        <w:pStyle w:val="Compact"/>
+        <w:numPr>
+          <w:ilvl w:val="0"/>
+          <w:numId w:val="1111"/>
+        </w:numPr>
+      </w:pPr>
+      <w:r>
+        <w:rPr>
+          <w:lang w:val="ru"/>
+        </w:rPr>
+        <w:t xml:space="preserve">Тревога поднимается на первом k, где</w:t>
+      </w:r>
+      <w:r>
+        <w:rPr>
+          <w:lang w:val="ru"/>
+        </w:rPr>
+        <w:t xml:space="preserve"> </w:t>
+      </w:r>
+      <m:oMath>
+        <m:r>
+          <m:rPr>
+            <m:sty m:val="p"/>
+          </m:rPr>
+          <m:t>|</m:t>
+        </m:r>
+        <m:sSub>
+          <m:e>
+            <m:r>
+              <m:t>r</m:t>
+            </m:r>
+          </m:e>
+          <m:sub>
+            <m:r>
+              <m:t>k</m:t>
+            </m:r>
+          </m:sub>
+        </m:sSub>
+        <m:r>
+          <m:rPr>
+            <m:sty m:val="p"/>
+          </m:rPr>
+          <m:t>−</m:t>
+        </m:r>
+        <m:r>
+          <m:t>1</m:t>
+        </m:r>
+        <m:r>
+          <m:rPr>
+            <m:sty m:val="p"/>
+          </m:rPr>
+          <m:t>|</m:t>
+        </m:r>
+        <m:r>
+          <m:rPr>
+            <m:sty m:val="p"/>
+          </m:rPr>
+          <m:t>&gt;</m:t>
+        </m:r>
+        <m:sSub>
+          <m:e>
+            <m:r>
+              <m:t>c</m:t>
+            </m:r>
+          </m:e>
+          <m:sub>
+            <m:r>
+              <m:t>k</m:t>
+            </m:r>
+          </m:sub>
+        </m:sSub>
+        <m:r>
+          <m:rPr>
+            <m:sty m:val="p"/>
+          </m:rPr>
+          <m:t>⋅</m:t>
+        </m:r>
+        <m:r>
+          <m:rPr>
+            <m:sty m:val="p"/>
+          </m:rPr>
+          <m:t>p</m:t>
+        </m:r>
+        <m:r>
+          <m:rPr>
+            <m:sty m:val="p"/>
+          </m:rPr>
+          <m:t>95</m:t>
+        </m:r>
+      </m:oMath>
+      <w:r>
+        <w:rPr>
+          <w:lang w:val="ru"/>
+        </w:rPr>
+        <w:t xml:space="preserve">.</w:t>
+      </w:r>
+    </w:p>
+    <w:p>
+      <w:pPr>
+        <w:pStyle w:val="Compact"/>
+        <w:numPr>
+          <w:ilvl w:val="0"/>
+          <w:numId w:val="1111"/>
+        </w:numPr>
+      </w:pPr>
+      <m:oMath>
+        <m:sSub>
+          <m:e>
+            <m:r>
+              <m:t>c</m:t>
+            </m:r>
+          </m:e>
+          <m:sub>
+            <m:r>
+              <m:t>k</m:t>
+            </m:r>
+          </m:sub>
+        </m:sSub>
+      </m:oMath>
+      <w:r>
+        <w:rPr>
+          <w:lang w:val="ru"/>
+        </w:rPr>
+        <w:t xml:space="preserve"> </w:t>
+      </w:r>
+      <w:r>
+        <w:rPr>
+          <w:lang w:val="ru"/>
+        </w:rPr>
+        <w:t xml:space="preserve">— максимум F1 на феврале, мае и июле, правило зафиксировано до сентября: c = 1,40 / 1,10 / 1,05</w:t>
+      </w:r>
+      <w:r>
+        <w:rPr>
+          <w:lang w:val="ru"/>
+        </w:rPr>
+        <w:t xml:space="preserve"> </w:t>
+      </w:r>
+      <w:r>
+        <w:rPr>
+          <w:lang w:val="ru"/>
+        </w:rPr>
+        <w:t xml:space="preserve">на 15 / 30 / 45 мин.</w:t>
+      </w:r>
+    </w:p>
+    <w:p>
+      <w:pPr>
+        <w:pStyle w:val="Compact"/>
+        <w:numPr>
+          <w:ilvl w:val="0"/>
+          <w:numId w:val="1111"/>
+        </w:numPr>
+      </w:pPr>
+      <w:r>
+        <w:rPr>
+          <w:lang w:val="ru"/>
+        </w:rPr>
+        <w:t xml:space="preserve">Порога с precision ≥ 0,7 на 15-й минуте нет.</w:t>
+      </w:r>
+    </w:p>
+    <w:bookmarkStart w:id="248" w:name="_5a025482aa7c7f139e11b782fbca682d9349011"/>
+    <w:p>
+      <w:pPr>
+        <w:pStyle w:val="CaptionedFigure"/>
+      </w:pPr>
+      <w:r>
+        <w:drawing>
+          <wp:inline>
+            <wp:extent cx="6045200" cy="2181830"/>
+            <wp:effectExtent b="0" l="0" r="0" t="0"/>
+            <wp:docPr descr="Рисунок 10.3 — Через сколько минут видна аномалия: доля найденных аномальных часов и точность тревог по минутам часа; по часовым данным час виден только в конце" title="" id="246" name="Picture"/>
+            <a:graphic>
+              <a:graphicData uri="http://schemas.openxmlformats.org/drawingml/2006/picture">
+                <pic:pic>
+                  <pic:nvPicPr>
+                    <pic:cNvPr descr="../../reports/figures/spb_16_detection_time.png" id="247" name="Picture"/>
+                    <pic:cNvPicPr>
+                      <a:picLocks noChangeArrowheads="1" noChangeAspect="1"/>
+                    </pic:cNvPicPr>
+                  </pic:nvPicPr>
+                  <pic:blipFill>
+                    <a:blip r:embed="rId245"/>
+                    <a:stretch>
+                      <a:fillRect/>
+                    </a:stretch>
+                  </pic:blipFill>
+                  <pic:spPr bwMode="auto">
+                    <a:xfrm>
+                      <a:off x="0" y="0"/>
+                      <a:ext cx="6045200" cy="2181830"/>
+                    </a:xfrm>
+                    <a:prstGeom prst="rect">
+                      <a:avLst/>
+                    </a:prstGeom>
+                    <a:noFill/>
+                    <a:ln w="9525">
+                      <a:noFill/>
+                      <a:headEnd/>
+                      <a:tailEnd/>
+                    </a:ln>
+                  </pic:spPr>
+                </pic:pic>
+              </a:graphicData>
+            </a:graphic>
+          </wp:inline>
+        </w:drawing>
+      </w:r>
+    </w:p>
+    <w:p>
+      <w:pPr>
+        <w:pStyle w:val="ImageCaption"/>
+      </w:pPr>
+      <w:r>
+        <w:rPr>
+          <w:lang w:val="ru"/>
+        </w:rPr>
+        <w:t xml:space="preserve">Рисунок 10.3 — Через сколько минут видна аномалия: доля найденных аномальных часов и точность тревог по минутам часа; по часовым</w:t>
+      </w:r>
+      <w:r>
+        <w:rPr>
+          <w:lang w:val="ru"/>
+        </w:rPr>
+        <w:t xml:space="preserve"> </w:t>
+      </w:r>
+      <w:r>
+        <w:rPr>
+          <w:lang w:val="ru"/>
+        </w:rPr>
+        <w:t xml:space="preserve">данным час виден только в конце</w:t>
+      </w:r>
+    </w:p>
+    <w:bookmarkEnd w:id="248"/>
+    <w:bookmarkStart w:id="249" w:name="_ccaa947dd21a19550c57e062b5458e43f1153c5"/>
+    <w:p>
+      <w:pPr>
+        <w:pStyle w:val="TableCaption"/>
+      </w:pPr>
+      <w:r>
+        <w:rPr>
+          <w:lang w:val="ru"/>
+        </w:rPr>
+        <w:t xml:space="preserve">Таблица 10.3 — Задержка обнаружения аномального часа по 15-минутным данным; февраль, май, июль и отдельно сентябрь</w:t>
+      </w:r>
+    </w:p>
+    <w:tbl>
+      <w:tblPr>
+        <w:tblStyle w:val="Table"/>
+        <w:tblW w:type="pct" w:w="5000"/>
+        <w:tblLayout w:type="fixed"/>
+        <w:tblLook w:firstRow="1" w:lastRow="0" w:firstColumn="0" w:lastColumn="0" w:noHBand="0" w:noVBand="0" w:val="0020"/>
+        <w:tblCaption w:val="Таблица 10.3 — Задержка обнаружения аномального часа по 15-минутным данным; февраль, май, июль и отдельно сентябрь"/>
+      </w:tblPr>
+      <w:tblGrid>
+        <w:gridCol w:w="3960"/>
+        <w:gridCol w:w="792"/>
+        <w:gridCol w:w="792"/>
+        <w:gridCol w:w="792"/>
+        <w:gridCol w:w="792"/>
+        <w:gridCol w:w="792"/>
+      </w:tblGrid>
+      <w:tr>
+        <w:trPr>
+          <w:tblHeader w:val="on"/>
+        </w:trPr>
+        <w:tc>
+          <w:tcPr/>
+          <w:p>
+            <w:pPr>
+              <w:pStyle w:val="Compact"/>
+              <w:jc w:val="left"/>
+            </w:pPr>
+            <w:r>
+              <w:rPr>
+                <w:lang w:val="ru"/>
+              </w:rPr>
+              <w:t xml:space="preserve">К минуте</w:t>
+            </w:r>
+          </w:p>
+        </w:tc>
+        <w:tc>
+          <w:tcPr/>
+          <w:p>
+            <w:pPr>
+              <w:pStyle w:val="Compact"/>
+              <w:jc w:val="right"/>
+            </w:pPr>
+            <w:r>
+              <w:rPr>
+                <w:lang w:val="ru"/>
+              </w:rPr>
+              <w:t xml:space="preserve">0 (прошлый час аномален)</w:t>
+            </w:r>
+          </w:p>
+        </w:tc>
+        <w:tc>
+          <w:tcPr/>
+          <w:p>
+            <w:pPr>
+              <w:pStyle w:val="Compact"/>
+              <w:jc w:val="right"/>
+            </w:pPr>
+            <w:r>
+              <w:rPr>
+                <w:lang w:val="ru"/>
+              </w:rPr>
+              <w:t xml:space="preserve">15</w:t>
+            </w:r>
+          </w:p>
+        </w:tc>
+        <w:tc>
+          <w:tcPr/>
+          <w:p>
+            <w:pPr>
+              <w:pStyle w:val="Compact"/>
+              <w:jc w:val="right"/>
+            </w:pPr>
+            <w:r>
+              <w:rPr>
+                <w:lang w:val="ru"/>
+              </w:rPr>
+              <w:t xml:space="preserve">30</w:t>
+            </w:r>
+          </w:p>
+        </w:tc>
+        <w:tc>
+          <w:tcPr/>
+          <w:p>
+            <w:pPr>
+              <w:pStyle w:val="Compact"/>
+              <w:jc w:val="right"/>
+            </w:pPr>
+            <w:r>
+              <w:rPr>
+                <w:lang w:val="ru"/>
+              </w:rPr>
+              <w:t xml:space="preserve">45</w:t>
+            </w:r>
+          </w:p>
+        </w:tc>
+        <w:tc>
+          <w:tcPr/>
+          <w:p>
+            <w:pPr>
+              <w:pStyle w:val="Compact"/>
+              <w:jc w:val="right"/>
+            </w:pPr>
+            <w:r>
+              <w:rPr>
+                <w:lang w:val="ru"/>
+              </w:rPr>
+              <w:t xml:space="preserve">60</w:t>
+            </w:r>
+          </w:p>
+        </w:tc>
+      </w:tr>
+      <w:tr>
+        <w:tc>
+          <w:tcPr/>
+          <w:p>
+            <w:pPr>
+              <w:pStyle w:val="Compact"/>
+              <w:jc w:val="left"/>
+            </w:pPr>
+            <w:r>
+              <w:rPr>
+                <w:lang w:val="ru"/>
+              </w:rPr>
+              <w:t xml:space="preserve">Найдено аномальных часов</w:t>
+            </w:r>
+          </w:p>
+        </w:tc>
+        <w:tc>
+          <w:tcPr/>
+          <w:p>
+            <w:pPr>
+              <w:pStyle w:val="Compact"/>
+              <w:jc w:val="right"/>
+            </w:pPr>
+            <w:r>
+              <w:rPr>
+                <w:lang w:val="ru"/>
+              </w:rPr>
+              <w:t xml:space="preserve">24 %</w:t>
+            </w:r>
+          </w:p>
+        </w:tc>
+        <w:tc>
+          <w:tcPr/>
+          <w:p>
+            <w:pPr>
+              <w:pStyle w:val="Compact"/>
+              <w:jc w:val="right"/>
+            </w:pPr>
+            <w:r>
+              <w:rPr>
+                <w:lang w:val="ru"/>
+              </w:rPr>
+              <w:t xml:space="preserve">43 %</w:t>
+            </w:r>
+          </w:p>
+        </w:tc>
+        <w:tc>
+          <w:tcPr/>
+          <w:p>
+            <w:pPr>
+              <w:pStyle w:val="Compact"/>
+              <w:jc w:val="right"/>
+            </w:pPr>
+            <w:r>
+              <w:rPr>
+                <w:lang w:val="ru"/>
+              </w:rPr>
+              <w:t xml:space="preserve">66 %</w:t>
+            </w:r>
+          </w:p>
+        </w:tc>
+        <w:tc>
+          <w:tcPr/>
+          <w:p>
+            <w:pPr>
+              <w:pStyle w:val="Compact"/>
+              <w:jc w:val="right"/>
+            </w:pPr>
+            <w:r>
+              <w:rPr>
+                <w:lang w:val="ru"/>
+              </w:rPr>
+              <w:t xml:space="preserve">79 %</w:t>
+            </w:r>
+          </w:p>
+        </w:tc>
+        <w:tc>
+          <w:tcPr/>
+          <w:p>
+            <w:pPr>
+              <w:pStyle w:val="Compact"/>
+              <w:jc w:val="right"/>
+            </w:pPr>
+            <w:r>
+              <w:rPr>
+                <w:lang w:val="ru"/>
+              </w:rPr>
+              <w:t xml:space="preserve">92 %</w:t>
+            </w:r>
+          </w:p>
+        </w:tc>
+      </w:tr>
+      <w:tr>
+        <w:tc>
+          <w:tcPr/>
+          <w:p>
+            <w:pPr>
+              <w:pStyle w:val="Compact"/>
+              <w:jc w:val="left"/>
+            </w:pPr>
+            <w:r>
+              <w:rPr>
+                <w:lang w:val="ru"/>
+              </w:rPr>
+              <w:t xml:space="preserve">Точность поднятых тревог</w:t>
+            </w:r>
+          </w:p>
+        </w:tc>
+        <w:tc>
+          <w:tcPr/>
+          <w:p>
+            <w:pPr>
+              <w:pStyle w:val="Compact"/>
+              <w:jc w:val="right"/>
+            </w:pPr>
+            <w:r>
+              <w:rPr>
+                <w:lang w:val="ru"/>
+              </w:rPr>
+              <w:t xml:space="preserve">31 %</w:t>
+            </w:r>
+          </w:p>
+        </w:tc>
+        <w:tc>
+          <w:tcPr/>
+          <w:p>
+            <w:pPr>
+              <w:pStyle w:val="Compact"/>
+              <w:jc w:val="right"/>
+            </w:pPr>
+            <w:r>
+              <w:rPr>
+                <w:lang w:val="ru"/>
+              </w:rPr>
+              <w:t xml:space="preserve">35 %</w:t>
+            </w:r>
+          </w:p>
+        </w:tc>
+        <w:tc>
+          <w:tcPr/>
+          <w:p>
+            <w:pPr>
+              <w:pStyle w:val="Compact"/>
+              <w:jc w:val="right"/>
+            </w:pPr>
+            <w:r>
+              <w:rPr>
+                <w:lang w:val="ru"/>
+              </w:rPr>
+              <w:t xml:space="preserve">37 %</w:t>
+            </w:r>
+          </w:p>
+        </w:tc>
+        <w:tc>
+          <w:tcPr/>
+          <w:p>
+            <w:pPr>
+              <w:pStyle w:val="Compact"/>
+              <w:jc w:val="right"/>
+            </w:pPr>
+            <w:r>
+              <w:rPr>
+                <w:lang w:val="ru"/>
+              </w:rPr>
+              <w:t xml:space="preserve">40 %</w:t>
+            </w:r>
+          </w:p>
+        </w:tc>
+        <w:tc>
+          <w:tcPr/>
+          <w:p>
+            <w:pPr>
+              <w:pStyle w:val="Compact"/>
+              <w:jc w:val="right"/>
+            </w:pPr>
+            <w:r>
+              <w:rPr>
+                <w:lang w:val="ru"/>
+              </w:rPr>
+              <w:t xml:space="preserve">42 %</w:t>
+            </w:r>
+          </w:p>
+        </w:tc>
+      </w:tr>
+      <w:tr>
+        <w:tc>
+          <w:tcPr/>
+          <w:p>
+            <w:pPr>
+              <w:pStyle w:val="Compact"/>
+              <w:jc w:val="left"/>
+            </w:pPr>
+            <w:r>
+              <w:rPr>
+                <w:lang w:val="ru"/>
+              </w:rPr>
+              <w:t xml:space="preserve">Найдено, сентябрь</w:t>
+            </w:r>
+          </w:p>
+        </w:tc>
+        <w:tc>
+          <w:tcPr/>
+          <w:p>
+            <w:pPr>
+              <w:pStyle w:val="Compact"/>
+              <w:jc w:val="right"/>
+            </w:pPr>
+            <w:r>
+              <w:rPr>
+                <w:lang w:val="ru"/>
+              </w:rPr>
+              <w:t xml:space="preserve">55 %</w:t>
+            </w:r>
+          </w:p>
+        </w:tc>
+        <w:tc>
+          <w:tcPr/>
+          <w:p>
+            <w:pPr>
+              <w:pStyle w:val="Compact"/>
+              <w:jc w:val="right"/>
+            </w:pPr>
+            <w:r>
+              <w:rPr>
+                <w:lang w:val="ru"/>
+              </w:rPr>
+              <w:t xml:space="preserve">58 %</w:t>
+            </w:r>
+          </w:p>
+        </w:tc>
+        <w:tc>
+          <w:tcPr/>
+          <w:p>
+            <w:pPr>
+              <w:pStyle w:val="Compact"/>
+              <w:jc w:val="right"/>
+            </w:pPr>
+            <w:r>
+              <w:rPr>
+                <w:lang w:val="ru"/>
+              </w:rPr>
+              <w:t xml:space="preserve">80 %</w:t>
+            </w:r>
+          </w:p>
+        </w:tc>
+        <w:tc>
+          <w:tcPr/>
+          <w:p>
+            <w:pPr>
+              <w:pStyle w:val="Compact"/>
+              <w:jc w:val="right"/>
+            </w:pPr>
+            <w:r>
+              <w:rPr>
+                <w:lang w:val="ru"/>
+              </w:rPr>
+              <w:t xml:space="preserve">89 %</w:t>
+            </w:r>
+          </w:p>
+        </w:tc>
+        <w:tc>
+          <w:tcPr/>
+          <w:p>
+            <w:pPr>
+              <w:pStyle w:val="Compact"/>
+              <w:jc w:val="right"/>
+            </w:pPr>
+            <w:r>
+              <w:rPr>
+                <w:lang w:val="ru"/>
+              </w:rPr>
+              <w:t xml:space="preserve">96 %</w:t>
+            </w:r>
+          </w:p>
+        </w:tc>
+      </w:tr>
+      <w:tr>
+        <w:tc>
+          <w:tcPr/>
+          <w:p>
+            <w:pPr>
+              <w:pStyle w:val="Compact"/>
+              <w:jc w:val="left"/>
+            </w:pPr>
+            <w:r>
+              <w:rPr>
+                <w:lang w:val="ru"/>
+              </w:rPr>
+              <w:t xml:space="preserve">Точность, сентябрь</w:t>
+            </w:r>
+          </w:p>
+        </w:tc>
+        <w:tc>
+          <w:tcPr/>
+          <w:p>
+            <w:pPr>
+              <w:pStyle w:val="Compact"/>
+              <w:jc w:val="right"/>
+            </w:pPr>
+            <w:r>
+              <w:rPr>
+                <w:lang w:val="ru"/>
+              </w:rPr>
+              <w:t xml:space="preserve">60 %</w:t>
+            </w:r>
+          </w:p>
+        </w:tc>
+        <w:tc>
+          <w:tcPr/>
+          <w:p>
+            <w:pPr>
+              <w:pStyle w:val="Compact"/>
+              <w:jc w:val="right"/>
+            </w:pPr>
+            <w:r>
+              <w:rPr>
+                <w:lang w:val="ru"/>
+              </w:rPr>
+              <w:t xml:space="preserve">73 %</w:t>
+            </w:r>
+          </w:p>
+        </w:tc>
+        <w:tc>
+          <w:tcPr/>
+          <w:p>
+            <w:pPr>
+              <w:pStyle w:val="Compact"/>
+              <w:jc w:val="right"/>
+            </w:pPr>
+            <w:r>
+              <w:rPr>
+                <w:lang w:val="ru"/>
+              </w:rPr>
+              <w:t xml:space="preserve">72 %</w:t>
+            </w:r>
+          </w:p>
+        </w:tc>
+        <w:tc>
+          <w:tcPr/>
+          <w:p>
+            <w:pPr>
+              <w:pStyle w:val="Compact"/>
+              <w:jc w:val="right"/>
+            </w:pPr>
+            <w:r>
+              <w:rPr>
+                <w:lang w:val="ru"/>
+              </w:rPr>
+              <w:t xml:space="preserve">72 %</w:t>
+            </w:r>
+          </w:p>
+        </w:tc>
+        <w:tc>
+          <w:tcPr/>
+          <w:p>
+            <w:pPr>
+              <w:pStyle w:val="Compact"/>
+              <w:jc w:val="right"/>
+            </w:pPr>
+            <w:r>
+              <w:rPr>
+                <w:lang w:val="ru"/>
+              </w:rPr>
+              <w:t xml:space="preserve">72 %</w:t>
+            </w:r>
+          </w:p>
+        </w:tc>
+      </w:tr>
+    </w:tbl>
+    <w:bookmarkEnd w:id="249"/>
+    <w:p>
+      <w:pPr>
+        <w:pStyle w:val="FirstParagraph"/>
+      </w:pPr>
+      <w:r>
+        <w:rPr>
+          <w:b/>
+          <w:bCs/>
+          <w:lang w:val="ru"/>
+        </w:rPr>
+        <w:t xml:space="preserve">Что показали данные</w:t>
+      </w:r>
+      <w:r>
+        <w:rPr>
+          <w:lang w:val="ru"/>
+        </w:rPr>
+        <w:t xml:space="preserve"> </w:t>
+      </w:r>
+      <w:r>
+        <w:rPr>
+          <w:lang w:val="ru"/>
+        </w:rPr>
+        <w:t xml:space="preserve">(рис. </w:t>
+      </w:r>
+      <w:hyperlink w:anchor="_5a025482aa7c7f139e11b782fbca682d9349011">
+        <w:r>
+          <w:rPr>
+            <w:rStyle w:val="Hyperlink"/>
+            <w:lang w:val="ru"/>
+          </w:rPr>
+          <w:t xml:space="preserve">10.3</w:t>
+        </w:r>
+      </w:hyperlink>
+      <w:r>
+        <w:rPr>
+          <w:lang w:val="ru"/>
+        </w:rPr>
+        <w:t xml:space="preserve">, табл. </w:t>
+      </w:r>
+      <w:hyperlink w:anchor="_ccaa947dd21a19550c57e062b5458e43f1153c5">
+        <w:r>
+          <w:rPr>
+            <w:rStyle w:val="Hyperlink"/>
+            <w:lang w:val="ru"/>
+          </w:rPr>
+          <w:t xml:space="preserve">10.3</w:t>
+        </w:r>
+      </w:hyperlink>
+      <w:r>
+        <w:rPr>
+          <w:lang w:val="ru"/>
+        </w:rPr>
+        <w:t xml:space="preserve">).</w:t>
+      </w:r>
+    </w:p>
+    <w:p>
+      <w:pPr>
+        <w:pStyle w:val="Compact"/>
+        <w:numPr>
+          <w:ilvl w:val="0"/>
+          <w:numId w:val="1112"/>
+        </w:numPr>
+      </w:pPr>
+      <w:r>
+        <w:rPr>
+          <w:b/>
+          <w:bCs/>
+          <w:lang w:val="ru"/>
+        </w:rPr>
+        <w:t xml:space="preserve">По часовым данным аномалия видна на 60-й минуте, по 15-минутным медиана — 30 минут.</w:t>
+      </w:r>
+      <w:r>
+        <w:rPr>
+          <w:lang w:val="ru"/>
+        </w:rPr>
+        <w:t xml:space="preserve"> </w:t>
+      </w:r>
+      <w:r>
+        <w:rPr>
+          <w:lang w:val="ru"/>
+        </w:rPr>
+        <w:t xml:space="preserve">Две трети аномальных часов</w:t>
+      </w:r>
+      <w:r>
+        <w:rPr>
+          <w:lang w:val="ru"/>
+        </w:rPr>
+        <w:t xml:space="preserve"> </w:t>
+      </w:r>
+      <w:r>
+        <w:rPr>
+          <w:lang w:val="ru"/>
+        </w:rPr>
+        <w:t xml:space="preserve">видно к 30-й минуте, четыре пятых — к 45-й.</w:t>
+      </w:r>
+    </w:p>
+    <w:p>
+      <w:pPr>
+        <w:pStyle w:val="Compact"/>
+        <w:numPr>
+          <w:ilvl w:val="0"/>
+          <w:numId w:val="1112"/>
+        </w:numPr>
+      </w:pPr>
+      <w:r>
+        <w:rPr>
+          <w:b/>
+          <w:bCs/>
+          <w:lang w:val="ru"/>
+        </w:rPr>
+        <w:t xml:space="preserve">Цена ранности — ложные тревоги.</w:t>
+      </w:r>
+    </w:p>
+    <w:p>
+      <w:pPr>
+        <w:pStyle w:val="Compact"/>
+        <w:numPr>
+          <w:ilvl w:val="1"/>
+          <w:numId w:val="1113"/>
+        </w:numPr>
+      </w:pPr>
+      <w:r>
+        <w:rPr>
+          <w:lang w:val="ru"/>
+        </w:rPr>
+        <w:t xml:space="preserve">Около 60 % ранних тревог ложные, это ~1,5 тревоги на вестибюль в сутки.</w:t>
+      </w:r>
+    </w:p>
+    <w:p>
+      <w:pPr>
+        <w:pStyle w:val="Compact"/>
+        <w:numPr>
+          <w:ilvl w:val="1"/>
+          <w:numId w:val="1113"/>
+        </w:numPr>
+      </w:pPr>
+      <w:r>
+        <w:rPr>
+          <w:lang w:val="ru"/>
+        </w:rPr>
+        <w:t xml:space="preserve">В сентябре точность 72 %: аномалий больше из-за ступеньки уровня.</w:t>
+      </w:r>
+    </w:p>
+    <w:p>
+      <w:pPr>
+        <w:pStyle w:val="Compact"/>
+        <w:numPr>
+          <w:ilvl w:val="0"/>
+          <w:numId w:val="1112"/>
+        </w:numPr>
+      </w:pPr>
+      <w:r>
+        <w:rPr>
+          <w:b/>
+          <w:bCs/>
+          <w:lang w:val="ru"/>
+        </w:rPr>
+        <w:t xml:space="preserve">Всплески видны раньше провалов:</w:t>
+      </w:r>
+      <w:r>
+        <w:rPr>
+          <w:lang w:val="ru"/>
+        </w:rPr>
+        <w:t xml:space="preserve"> </w:t>
+      </w:r>
+      <w:r>
+        <w:rPr>
+          <w:lang w:val="ru"/>
+        </w:rPr>
+        <w:t xml:space="preserve">к 30-й минуте — 70 % против 60 %.</w:t>
+      </w:r>
+    </w:p>
+    <w:p>
+      <w:pPr>
+        <w:pStyle w:val="Compact"/>
+        <w:numPr>
+          <w:ilvl w:val="0"/>
+          <w:numId w:val="1112"/>
+        </w:numPr>
+      </w:pPr>
+      <w:r>
+        <w:rPr>
+          <w:b/>
+          <w:bCs/>
+          <w:lang w:val="ru"/>
+        </w:rPr>
+        <w:t xml:space="preserve">Вокзалы не хуже остальных,</w:t>
+      </w:r>
+      <w:r>
+        <w:rPr>
+          <w:lang w:val="ru"/>
+        </w:rPr>
+        <w:t xml:space="preserve"> </w:t>
+      </w:r>
+      <w:r>
+        <w:rPr>
+          <w:lang w:val="ru"/>
+        </w:rPr>
+        <w:t xml:space="preserve">хотя их профиль шумнее.</w:t>
+      </w:r>
+    </w:p>
+    <w:p>
+      <w:pPr>
+        <w:pStyle w:val="Compact"/>
+        <w:numPr>
+          <w:ilvl w:val="0"/>
+          <w:numId w:val="1112"/>
+        </w:numPr>
+      </w:pPr>
+      <w:r>
+        <w:rPr>
+          <w:b/>
+          <w:bCs/>
+          <w:lang w:val="ru"/>
+        </w:rPr>
+        <w:t xml:space="preserve">Пороги устойчивы:</w:t>
+      </w:r>
+      <w:r>
+        <w:rPr>
+          <w:lang w:val="ru"/>
+        </w:rPr>
+        <w:t xml:space="preserve"> </w:t>
+      </w:r>
+      <w:r>
+        <w:rPr>
+          <w:lang w:val="ru"/>
+        </w:rPr>
+        <w:t xml:space="preserve">при подборе на двух месяцах и проверке на третьем F1 на 30-й минуте — 0,51–0,56.</w:t>
+      </w:r>
+    </w:p>
+    <w:p>
+      <w:pPr>
+        <w:pStyle w:val="FirstParagraph"/>
+      </w:pPr>
+      <w:r>
+        <w:rPr>
+          <w:b/>
+          <w:bCs/>
+          <w:lang w:val="ru"/>
+        </w:rPr>
+        <w:t xml:space="preserve">Вывод для следующего шага.</w:t>
+      </w:r>
+      <w:r>
+        <w:rPr>
+          <w:lang w:val="ru"/>
+        </w:rPr>
+        <w:t xml:space="preserve"> </w:t>
+      </w:r>
+      <w:r>
+        <w:rPr>
+          <w:lang w:val="ru"/>
+        </w:rPr>
+        <w:t xml:space="preserve">Выигрыш даст не отдельный детектор, а сочетание: прогноз модели к началу часа,</w:t>
+      </w:r>
+      <w:r>
+        <w:rPr>
+          <w:lang w:val="ru"/>
+        </w:rPr>
+        <w:t xml:space="preserve"> </w:t>
+      </w:r>
+      <w:r>
+        <w:rPr>
+          <w:lang w:val="ru"/>
+        </w:rPr>
+        <w:t xml:space="preserve">уточнённый наблюдённой частью часа с весом, растущим к 30–45 минутам. Это новая модель — её строим только после</w:t>
+      </w:r>
+      <w:r>
+        <w:rPr>
+          <w:lang w:val="ru"/>
+        </w:rPr>
+        <w:t xml:space="preserve"> </w:t>
+      </w:r>
+      <w:r>
+        <w:rPr>
+          <w:lang w:val="ru"/>
+        </w:rPr>
+        <w:t xml:space="preserve">обсуждения.</w:t>
+      </w:r>
+    </w:p>
+    <w:bookmarkEnd w:id="250"/>
+    <w:bookmarkEnd w:id="251"/>
+    <w:bookmarkStart w:id="252" w:name="_3499441678f5e1be209bd1042c5e09f7f34826f"/>
+    <w:p>
+      <w:pPr>
+        <w:pStyle w:val="Heading1"/>
+      </w:pPr>
+      <w:r>
+        <w:rPr>
+          <w:lang w:val="ru"/>
+        </w:rPr>
+        <w:t xml:space="preserve">11 Ограничения и улучшения</w:t>
+      </w:r>
+    </w:p>
+    <w:p>
+      <w:pPr>
+        <w:pStyle w:val="FirstParagraph"/>
+      </w:pPr>
+      <w:r>
+        <w:rPr>
+          <w:b/>
+          <w:bCs/>
+          <w:lang w:val="ru"/>
+        </w:rPr>
+        <w:t xml:space="preserve">Ограничения.</w:t>
+      </w:r>
+    </w:p>
+    <w:p>
+      <w:pPr>
+        <w:pStyle w:val="Compact"/>
+        <w:numPr>
+          <w:ilvl w:val="0"/>
+          <w:numId w:val="1114"/>
+        </w:numPr>
+      </w:pPr>
+      <w:r>
+        <w:rPr>
+          <w:b/>
+          <w:bCs/>
+          <w:lang w:val="ru"/>
+        </w:rPr>
+        <w:t xml:space="preserve">Аномальные часы.</w:t>
+      </w:r>
+      <w:r>
+        <w:rPr>
+          <w:lang w:val="ru"/>
+        </w:rPr>
+        <w:t xml:space="preserve"> </w:t>
+      </w:r>
+      <w:r>
+        <w:rPr>
+          <w:lang w:val="ru"/>
+        </w:rPr>
+        <w:t xml:space="preserve">На бэктесте модель здесь хуже лучшего бейзлайна: 17,95 % против 16,43 %. Она не переносит</w:t>
+      </w:r>
+      <w:r>
+        <w:rPr>
+          <w:lang w:val="ru"/>
+        </w:rPr>
+        <w:t xml:space="preserve"> </w:t>
+      </w:r>
+      <w:r>
+        <w:rPr>
+          <w:lang w:val="ru"/>
+        </w:rPr>
+        <w:t xml:space="preserve">отклонение вперёд целиком, поэтому откат ловит, а устойчивый всплеск («Алые паруса») недооценивает. Смесь с бейзлайном</w:t>
+      </w:r>
+      <w:r>
+        <w:rPr>
+          <w:lang w:val="ru"/>
+        </w:rPr>
+        <w:t xml:space="preserve"> </w:t>
+      </w:r>
+      <w:r>
+        <w:rPr>
+          <w:lang w:val="ru"/>
+        </w:rPr>
+        <w:t xml:space="preserve">улучшала аномальные часы до 16,96 %, но общий WAPE терял 0,06 п. п. при допуске 0,02 — смесь не принята.</w:t>
+      </w:r>
+    </w:p>
+    <w:p>
+      <w:pPr>
+        <w:pStyle w:val="Compact"/>
+        <w:numPr>
+          <w:ilvl w:val="0"/>
+          <w:numId w:val="1114"/>
+        </w:numPr>
+      </w:pPr>
+      <w:r>
+        <w:rPr>
+          <w:b/>
+          <w:bCs/>
+          <w:lang w:val="ru"/>
+        </w:rPr>
+        <w:t xml:space="preserve">Сам провал и отложенный спрос выше нормы не предсказываются.</w:t>
+      </w:r>
+      <w:r>
+        <w:rPr>
+          <w:lang w:val="ru"/>
+        </w:rPr>
+        <w:t xml:space="preserve"> </w:t>
+      </w:r>
+      <w:r>
+        <w:rPr>
+          <w:lang w:val="ru"/>
+        </w:rPr>
+        <w:t xml:space="preserve">Инцидентов такого масштаба в обучении нет.</w:t>
+      </w:r>
+    </w:p>
+    <w:p>
+      <w:pPr>
+        <w:pStyle w:val="Compact"/>
+        <w:numPr>
+          <w:ilvl w:val="0"/>
+          <w:numId w:val="1114"/>
+        </w:numPr>
+      </w:pPr>
+      <w:r>
+        <w:rPr>
+          <w:b/>
+          <w:bCs/>
+          <w:lang w:val="ru"/>
+        </w:rPr>
+        <w:t xml:space="preserve">Интервал на сдвиге уровня.</w:t>
+      </w:r>
+      <w:r>
+        <w:rPr>
+          <w:lang w:val="ru"/>
+        </w:rPr>
+        <w:t xml:space="preserve"> </w:t>
+      </w:r>
+      <w:r>
+        <w:rPr>
+          <w:lang w:val="ru"/>
+        </w:rPr>
+        <w:t xml:space="preserve">В сентябре покрытие 71,7 % вместо 80 %: поправка откалибрована на июле–августе.</w:t>
+      </w:r>
+    </w:p>
+    <w:p>
+      <w:pPr>
+        <w:pStyle w:val="Compact"/>
+        <w:numPr>
+          <w:ilvl w:val="0"/>
+          <w:numId w:val="1114"/>
+        </w:numPr>
+      </w:pPr>
+      <w:r>
+        <w:rPr>
+          <w:b/>
+          <w:bCs/>
+          <w:lang w:val="ru"/>
+        </w:rPr>
+        <w:t xml:space="preserve">Флаг аномалии принципиально неточен:</w:t>
+      </w:r>
+      <w:r>
+        <w:rPr>
+          <w:lang w:val="ru"/>
+        </w:rPr>
+        <w:t xml:space="preserve"> </w:t>
+      </w:r>
+      <w:r>
+        <w:rPr>
+          <w:lang w:val="ru"/>
+        </w:rPr>
+        <w:t xml:space="preserve">на бэктесте F1 0,32 (precision 0,33, recall 0,30), в сентябре — 0,56.</w:t>
+      </w:r>
+      <w:r>
+        <w:rPr>
+          <w:lang w:val="ru"/>
+        </w:rPr>
+        <w:t xml:space="preserve"> </w:t>
+      </w:r>
+      <w:r>
+        <w:rPr>
+          <w:lang w:val="ru"/>
+        </w:rPr>
+        <w:t xml:space="preserve">Он предсказывает аномалию за 1–2 часа до неё.</w:t>
+      </w:r>
+    </w:p>
+    <w:p>
+      <w:pPr>
+        <w:pStyle w:val="Compact"/>
+        <w:numPr>
+          <w:ilvl w:val="0"/>
+          <w:numId w:val="1114"/>
+        </w:numPr>
+      </w:pPr>
+      <w:r>
+        <w:rPr>
+          <w:b/>
+          <w:bCs/>
+          <w:lang w:val="ru"/>
+        </w:rPr>
+        <w:t xml:space="preserve">Мало данных.</w:t>
+      </w:r>
+      <w:r>
+        <w:rPr>
+          <w:lang w:val="ru"/>
+        </w:rPr>
+        <w:t xml:space="preserve"> </w:t>
+      </w:r>
+      <w:r>
+        <w:rPr>
+          <w:lang w:val="ru"/>
+        </w:rPr>
+        <w:t xml:space="preserve">9 месяцев, годовой сезонности нет; праздников в обучении 7, сокращённых дней 3. Правило абляции</w:t>
+      </w:r>
+      <w:r>
+        <w:rPr>
+          <w:lang w:val="ru"/>
+        </w:rPr>
+        <w:t xml:space="preserve"> </w:t>
+      </w:r>
+      <w:r>
+        <w:rPr>
+          <w:lang w:val="ru"/>
+        </w:rPr>
+        <w:t xml:space="preserve">«3 фолда из 4» не видит редкие признаки.</w:t>
+      </w:r>
+    </w:p>
+    <w:p>
+      <w:pPr>
+        <w:pStyle w:val="Compact"/>
+        <w:numPr>
+          <w:ilvl w:val="0"/>
+          <w:numId w:val="1114"/>
+        </w:numPr>
+      </w:pPr>
+      <w:r>
+        <w:rPr>
+          <w:b/>
+          <w:bCs/>
+          <w:lang w:val="ru"/>
+        </w:rPr>
+        <w:t xml:space="preserve">Гиперпараметры не подбирались.</w:t>
+      </w:r>
+      <w:r>
+        <w:rPr>
+          <w:lang w:val="ru"/>
+        </w:rPr>
+        <w:t xml:space="preserve"> </w:t>
+      </w:r>
+      <w:r>
+        <w:rPr>
+          <w:lang w:val="ru"/>
+        </w:rPr>
+        <w:t xml:space="preserve">Результаты получены для одного набора параметров и одного seed.</w:t>
+      </w:r>
+    </w:p>
+    <w:p>
+      <w:pPr>
+        <w:pStyle w:val="Compact"/>
+        <w:numPr>
+          <w:ilvl w:val="0"/>
+          <w:numId w:val="1114"/>
+        </w:numPr>
+      </w:pPr>
+      <w:r>
+        <w:rPr>
+          <w:b/>
+          <w:bCs/>
+          <w:lang w:val="ru"/>
+        </w:rPr>
+        <w:t xml:space="preserve">Только входы.</w:t>
+      </w:r>
+      <w:r>
+        <w:rPr>
+          <w:lang w:val="ru"/>
+        </w:rPr>
+        <w:t xml:space="preserve"> </w:t>
+      </w:r>
+      <w:r>
+        <w:rPr>
+          <w:lang w:val="ru"/>
+        </w:rPr>
+        <w:t xml:space="preserve">Пересадок и направлений в данных нет, поэтому оценка ёмкости грубая. «Технологический институт»</w:t>
+      </w:r>
+      <w:r>
+        <w:rPr>
+          <w:lang w:val="ru"/>
+        </w:rPr>
+        <w:t xml:space="preserve"> </w:t>
+      </w:r>
+      <w:r>
+        <w:rPr>
+          <w:lang w:val="ru"/>
+        </w:rPr>
+        <w:t xml:space="preserve">не прогнозируется — его нет в часовых данных; в 15-минутных он есть (раздел </w:t>
+      </w:r>
+      <w:hyperlink w:anchor="_a04d36f640f55813ba81fc1214c7168fb7e01d4">
+        <w:r>
+          <w:rPr>
+            <w:rStyle w:val="Hyperlink"/>
+            <w:lang w:val="ru"/>
+          </w:rPr>
+          <w:t xml:space="preserve">10.1</w:t>
+        </w:r>
+      </w:hyperlink>
+      <w:r>
+        <w:rPr>
+          <w:lang w:val="ru"/>
+        </w:rPr>
+        <w:t xml:space="preserve">).</w:t>
+      </w:r>
+    </w:p>
+    <w:p>
+      <w:pPr>
+        <w:pStyle w:val="Compact"/>
+        <w:numPr>
+          <w:ilvl w:val="0"/>
+          <w:numId w:val="1114"/>
+        </w:numPr>
+      </w:pPr>
+      <w:r>
+        <w:rPr>
+          <w:b/>
+          <w:bCs/>
+          <w:lang w:val="ru"/>
+        </w:rPr>
+        <w:t xml:space="preserve">Два источника потока.</w:t>
+      </w:r>
+      <w:r>
+        <w:rPr>
+          <w:lang w:val="ru"/>
+        </w:rPr>
+        <w:t xml:space="preserve"> </w:t>
+      </w:r>
+      <w:r>
+        <w:rPr>
+          <w:lang w:val="ru"/>
+        </w:rPr>
+        <w:t xml:space="preserve">15-минутные данные выше часовых на 1,15 % (раздел </w:t>
+      </w:r>
+      <w:hyperlink w:anchor="_a04d36f640f55813ba81fc1214c7168fb7e01d4">
+        <w:r>
+          <w:rPr>
+            <w:rStyle w:val="Hyperlink"/>
+            <w:lang w:val="ru"/>
+          </w:rPr>
+          <w:t xml:space="preserve">10.1</w:t>
+        </w:r>
+      </w:hyperlink>
+      <w:r>
+        <w:rPr>
+          <w:lang w:val="ru"/>
+        </w:rPr>
+        <w:t xml:space="preserve">). Если живой поток придёт</w:t>
+      </w:r>
+      <w:r>
+        <w:rPr>
+          <w:lang w:val="ru"/>
+        </w:rPr>
+        <w:t xml:space="preserve"> </w:t>
+      </w:r>
+      <w:r>
+        <w:rPr>
+          <w:lang w:val="ru"/>
+        </w:rPr>
+        <w:t xml:space="preserve">из 15-минутного источника, входы модели будут на ~1 % выше, чем при обучении.</w:t>
+      </w:r>
+    </w:p>
+    <w:p>
+      <w:pPr>
+        <w:pStyle w:val="Compact"/>
+        <w:numPr>
+          <w:ilvl w:val="0"/>
+          <w:numId w:val="1114"/>
+        </w:numPr>
+      </w:pPr>
+      <w:r>
+        <w:rPr>
+          <w:b/>
+          <w:bCs/>
+          <w:lang w:val="ru"/>
+        </w:rPr>
+        <w:t xml:space="preserve">Регулярные закрытия входа в пик часовые флаги не видят</w:t>
+      </w:r>
+      <w:r>
+        <w:rPr>
+          <w:lang w:val="ru"/>
+        </w:rPr>
+        <w:t xml:space="preserve"> </w:t>
+      </w:r>
+      <w:r>
+        <w:rPr>
+          <w:lang w:val="ru"/>
+        </w:rPr>
+        <w:t xml:space="preserve">(Балтийская, Нарвская): модель учила их как обычные часы.</w:t>
+      </w:r>
+    </w:p>
+    <w:p>
+      <w:pPr>
+        <w:pStyle w:val="Compact"/>
+        <w:numPr>
+          <w:ilvl w:val="0"/>
+          <w:numId w:val="1114"/>
+        </w:numPr>
+      </w:pPr>
+      <w:r>
+        <w:rPr>
+          <w:b/>
+          <w:bCs/>
+          <w:lang w:val="ru"/>
+        </w:rPr>
+        <w:t xml:space="preserve">Режим повтора.</w:t>
+      </w:r>
+      <w:r>
+        <w:rPr>
+          <w:lang w:val="ru"/>
+        </w:rPr>
+        <w:t xml:space="preserve"> </w:t>
+      </w:r>
+      <w:r>
+        <w:rPr>
+          <w:lang w:val="ru"/>
+        </w:rPr>
+        <w:t xml:space="preserve">Для дат до 30.04 подходящей модели вне выборки нет; используется модель, видевшая этот период,</w:t>
+      </w:r>
+      <w:r>
+        <w:rPr>
+          <w:lang w:val="ru"/>
+        </w:rPr>
+        <w:t xml:space="preserve"> </w:t>
+      </w:r>
+      <w:r>
+        <w:rPr>
+          <w:lang w:val="ru"/>
+        </w:rPr>
+        <w:t xml:space="preserve">с предупреждением.</w:t>
+      </w:r>
+    </w:p>
+    <w:p>
+      <w:pPr>
+        <w:pStyle w:val="FirstParagraph"/>
+      </w:pPr>
+      <w:r>
+        <w:rPr>
+          <w:b/>
+          <w:bCs/>
+          <w:lang w:val="ru"/>
+        </w:rPr>
+        <w:t xml:space="preserve">Улучшения.</w:t>
+      </w:r>
+    </w:p>
+    <w:p>
+      <w:pPr>
+        <w:pStyle w:val="Compact"/>
+        <w:numPr>
+          <w:ilvl w:val="0"/>
+          <w:numId w:val="1115"/>
+        </w:numPr>
+      </w:pPr>
+      <w:r>
+        <w:rPr>
+          <w:b/>
+          <w:bCs/>
+          <w:lang w:val="ru"/>
+        </w:rPr>
+        <w:t xml:space="preserve">Особые дни.</w:t>
+      </w:r>
+      <w:r>
+        <w:rPr>
+          <w:lang w:val="ru"/>
+        </w:rPr>
+        <w:t xml:space="preserve"> </w:t>
+      </w:r>
+      <w:r>
+        <w:rPr>
+          <w:lang w:val="ru"/>
+        </w:rPr>
+        <w:t xml:space="preserve">Вернуть группу, когда в обучении будет не меньше 4 сокращённых дней. На 8.05 и 11.06 она давала</w:t>
+      </w:r>
+      <w:r>
+        <w:rPr>
+          <w:lang w:val="ru"/>
+        </w:rPr>
+        <w:t xml:space="preserve"> </w:t>
+      </w:r>
+      <w:r>
+        <w:rPr>
+          <w:lang w:val="ru"/>
+        </w:rPr>
+        <w:t xml:space="preserve">+0,74 п. п. [0,00; +1,45]. Следующий сокращённый день — 3.11, перед 4.11.</w:t>
+      </w:r>
+    </w:p>
+    <w:p>
+      <w:pPr>
+        <w:pStyle w:val="Compact"/>
+        <w:numPr>
+          <w:ilvl w:val="0"/>
+          <w:numId w:val="1115"/>
+        </w:numPr>
+      </w:pPr>
+      <w:r>
+        <w:rPr>
+          <w:b/>
+          <w:bCs/>
+          <w:lang w:val="ru"/>
+        </w:rPr>
+        <w:t xml:space="preserve">Скользящая калибровка.</w:t>
+      </w:r>
+      <w:r>
+        <w:rPr>
+          <w:lang w:val="ru"/>
+        </w:rPr>
+        <w:t xml:space="preserve"> </w:t>
+      </w:r>
+      <w:r>
+        <w:rPr>
+          <w:lang w:val="ru"/>
+        </w:rPr>
+        <w:t xml:space="preserve">Пересчитывать конформную поправку и квантили станций по последним 4 неделям перед каждым</w:t>
+      </w:r>
+      <w:r>
+        <w:rPr>
+          <w:lang w:val="ru"/>
+        </w:rPr>
+        <w:t xml:space="preserve"> </w:t>
+      </w:r>
+      <w:r>
+        <w:rPr>
+          <w:lang w:val="ru"/>
+        </w:rPr>
+        <w:t xml:space="preserve">днём прогноза — это закроет недопокрытие на сдвиге уровня.</w:t>
+      </w:r>
+    </w:p>
+    <w:p>
+      <w:pPr>
+        <w:pStyle w:val="Compact"/>
+        <w:numPr>
+          <w:ilvl w:val="0"/>
+          <w:numId w:val="1115"/>
+        </w:numPr>
+      </w:pPr>
+      <w:r>
+        <w:rPr>
+          <w:b/>
+          <w:bCs/>
+          <w:lang w:val="ru"/>
+        </w:rPr>
+        <w:t xml:space="preserve">Смесь только для устойчивых отклонений.</w:t>
+      </w:r>
+      <w:r>
+        <w:rPr>
+          <w:lang w:val="ru"/>
+        </w:rPr>
+        <w:t xml:space="preserve"> </w:t>
+      </w:r>
+      <w:r>
+        <w:rPr>
+          <w:lang w:val="ru"/>
+        </w:rPr>
+        <w:t xml:space="preserve">Вес смеси — по длительности отклонения, а не по его величине.</w:t>
+      </w:r>
+    </w:p>
+    <w:p>
+      <w:pPr>
+        <w:pStyle w:val="Compact"/>
+        <w:numPr>
+          <w:ilvl w:val="0"/>
+          <w:numId w:val="1115"/>
+        </w:numPr>
+      </w:pPr>
+      <w:r>
+        <w:rPr>
+          <w:b/>
+          <w:bCs/>
+          <w:lang w:val="ru"/>
+        </w:rPr>
+        <w:t xml:space="preserve">Уточнение прогноза внутри часа.</w:t>
+      </w:r>
+      <w:r>
+        <w:rPr>
+          <w:lang w:val="ru"/>
+        </w:rPr>
+        <w:t xml:space="preserve"> </w:t>
+      </w:r>
+      <w:r>
+        <w:rPr>
+          <w:lang w:val="ru"/>
+        </w:rPr>
+        <w:t xml:space="preserve">По 15-минутным данным (раздел </w:t>
+      </w:r>
+      <w:hyperlink w:anchor="_1fe79a0fbb969da6b88a862d8661e45b593cd4a">
+        <w:r>
+          <w:rPr>
+            <w:rStyle w:val="Hyperlink"/>
+            <w:lang w:val="ru"/>
+          </w:rPr>
+          <w:t xml:space="preserve">10</w:t>
+        </w:r>
+      </w:hyperlink>
+      <w:r>
+        <w:rPr>
+          <w:lang w:val="ru"/>
+        </w:rPr>
+        <w:t xml:space="preserve">) через 30 минут экстраполяция часа</w:t>
+      </w:r>
+      <w:r>
+        <w:rPr>
+          <w:lang w:val="ru"/>
+        </w:rPr>
+        <w:t xml:space="preserve"> </w:t>
+      </w:r>
+      <w:r>
+        <w:rPr>
+          <w:lang w:val="ru"/>
+        </w:rPr>
+        <w:t xml:space="preserve">точнее модели (−0,52 п. п.), через 15 — хуже. Следующий шаг — сочетать прогноз модели с наблюдённой частью часа.</w:t>
+      </w:r>
+      <w:r>
+        <w:rPr>
+          <w:lang w:val="ru"/>
+        </w:rPr>
+        <w:t xml:space="preserve"> </w:t>
+      </w:r>
+      <w:r>
+        <w:rPr>
+          <w:lang w:val="ru"/>
+        </w:rPr>
+        <w:t xml:space="preserve">Контракт уже допускает 15-минутные слоты, а АСКОП М умеет и 10-минутные.</w:t>
+      </w:r>
+    </w:p>
+    <w:p>
+      <w:pPr>
+        <w:pStyle w:val="Compact"/>
+        <w:numPr>
+          <w:ilvl w:val="0"/>
+          <w:numId w:val="1115"/>
+        </w:numPr>
+      </w:pPr>
+      <w:r>
+        <w:rPr>
+          <w:b/>
+          <w:bCs/>
+          <w:lang w:val="ru"/>
+        </w:rPr>
+        <w:t xml:space="preserve">Журнал инцидентов и событий.</w:t>
+      </w:r>
+      <w:r>
+        <w:rPr>
+          <w:lang w:val="ru"/>
+        </w:rPr>
+        <w:t xml:space="preserve"> </w:t>
+      </w:r>
+      <w:r>
+        <w:rPr>
+          <w:lang w:val="ru"/>
+        </w:rPr>
+        <w:t xml:space="preserve">С подтверждёнными инцидентами и расписанием событий можно учить реакцию на них,</w:t>
+      </w:r>
+      <w:r>
+        <w:rPr>
+          <w:lang w:val="ru"/>
+        </w:rPr>
+        <w:t xml:space="preserve"> </w:t>
+      </w:r>
+      <w:r>
+        <w:rPr>
+          <w:lang w:val="ru"/>
+        </w:rPr>
+        <w:t xml:space="preserve">а не только откат.</w:t>
+      </w:r>
+    </w:p>
+    <w:p>
+      <w:pPr>
+        <w:pStyle w:val="Compact"/>
+        <w:numPr>
+          <w:ilvl w:val="0"/>
+          <w:numId w:val="1115"/>
+        </w:numPr>
+      </w:pPr>
+      <w:r>
+        <w:rPr>
+          <w:b/>
+          <w:bCs/>
+          <w:lang w:val="ru"/>
+        </w:rPr>
+        <w:t xml:space="preserve">Подбор гиперпараметров</w:t>
+      </w:r>
+      <w:r>
+        <w:rPr>
+          <w:lang w:val="ru"/>
+        </w:rPr>
+        <w:t xml:space="preserve"> </w:t>
+      </w:r>
+      <w:r>
+        <w:rPr>
+          <w:lang w:val="ru"/>
+        </w:rPr>
+        <w:t xml:space="preserve">на отложенном окне.</w:t>
+      </w:r>
+    </w:p>
+    <w:p>
+      <w:pPr>
+        <w:pStyle w:val="Compact"/>
+        <w:numPr>
+          <w:ilvl w:val="0"/>
+          <w:numId w:val="1115"/>
         </w:numPr>
       </w:pPr>
       <w:r>
@@ -35578,8 +39216,8 @@
         <w:t xml:space="preserve">данных.</w:t>
       </w:r>
     </w:p>
-    <w:bookmarkEnd w:id="233"/>
-    <w:bookmarkStart w:id="235" w:name="_a2dd1d5a5e5ab0a2d2e9b2c634fb153424ee140"/>
+    <w:bookmarkEnd w:id="252"/>
+    <w:bookmarkStart w:id="254" w:name="_a2dd1d5a5e5ab0a2d2e9b2c634fb153424ee140"/>
     <w:p>
       <w:pPr>
         <w:pStyle w:val="Heading1"/>
@@ -35588,10 +39226,10 @@
         <w:rPr>
           <w:lang w:val="ru"/>
         </w:rPr>
-        <w:t xml:space="preserve">11 Что передано команде</w:t>
-      </w:r>
-    </w:p>
-    <w:bookmarkStart w:id="234" w:name="_5b2cc5bae6d285f56bffe2ed3ef09161ec9a780"/>
+        <w:t xml:space="preserve">12 Что передано команде</w:t>
+      </w:r>
+    </w:p>
+    <w:bookmarkStart w:id="253" w:name="_5b2cc5bae6d285f56bffe2ed3ef09161ec9a780"/>
     <w:p>
       <w:pPr>
         <w:pStyle w:val="TableCaption"/>
@@ -35600,7 +39238,7 @@
         <w:rPr>
           <w:lang w:val="ru"/>
         </w:rPr>
-        <w:t xml:space="preserve">Таблица 11.1 — Что передано команде</w:t>
+        <w:t xml:space="preserve">Таблица 12.1 — Что передано команде</w:t>
       </w:r>
     </w:p>
     <w:tbl>
@@ -35609,7 +39247,7 @@
         <w:tblW w:type="pct" w:w="5000"/>
         <w:tblLayout w:type="fixed"/>
         <w:tblLook w:firstRow="1" w:lastRow="0" w:firstColumn="0" w:lastColumn="0" w:noHBand="0" w:noVBand="0" w:val="0020"/>
-        <w:tblCaption w:val="Таблица 11.1 — Что передано команде"/>
+        <w:tblCaption w:val="Таблица 12.1 — Что передано команде"/>
       </w:tblPr>
       <w:tblGrid>
         <w:gridCol w:w="2126"/>
@@ -36179,6 +39817,25 @@
               </w:rPr>
               <w:t xml:space="preserve">spb_15_demo_0831.png</w:t>
             </w:r>
+            <w:r>
+              <w:rPr>
+                <w:lang w:val="ru"/>
+              </w:rPr>
+              <w:t xml:space="preserve">,</w:t>
+            </w:r>
+            <w:r>
+              <w:rPr>
+                <w:lang w:val="ru"/>
+              </w:rPr>
+              <w:t xml:space="preserve"> </w:t>
+            </w:r>
+            <w:r>
+              <w:rPr>
+                <w:rStyle w:val="VerbatimChar"/>
+                <w:lang w:val="ru"/>
+              </w:rPr>
+              <w:t xml:space="preserve">spb_16_detection_time.png</w:t>
+            </w:r>
           </w:p>
         </w:tc>
         <w:tc>
@@ -36193,12 +39850,75 @@
                 <w:lang w:val="ru"/>
               </w:rPr>
               <w:t xml:space="preserve">подписи по-русски</w:t>
+            </w:r>
+          </w:p>
+        </w:tc>
+      </w:tr>
+      <w:tr>
+        <w:tc>
+          <w:tcPr/>
+          <w:p>
+            <w:pPr>
+              <w:pStyle w:val="Compact"/>
+              <w:jc w:val="left"/>
+            </w:pPr>
+            <w:r>
+              <w:rPr>
+                <w:lang w:val="ru"/>
+              </w:rPr>
+              <w:t xml:space="preserve">Профиль внутри часа</w:t>
+            </w:r>
+          </w:p>
+        </w:tc>
+        <w:tc>
+          <w:tcPr/>
+          <w:p>
+            <w:pPr>
+              <w:pStyle w:val="Compact"/>
+              <w:jc w:val="left"/>
+            </w:pPr>
+            <w:r>
+              <w:rPr>
+                <w:rStyle w:val="VerbatimChar"/>
+                <w:lang w:val="ru"/>
+              </w:rPr>
+              <w:t xml:space="preserve">data/reference/intrahour_profile.csv</w:t>
+            </w:r>
+          </w:p>
+        </w:tc>
+        <w:tc>
+          <w:tcPr/>
+          <w:p>
+            <w:pPr>
+              <w:pStyle w:val="Compact"/>
+              <w:jc w:val="left"/>
+            </w:pPr>
+            <w:r>
+              <w:rPr>
+                <w:lang w:val="ru"/>
+              </w:rPr>
+              <w:t xml:space="preserve">доли четвертей часа по вестибюлю или станции, типу дня и часу — для симулятора (раздел </w:t>
+            </w:r>
+            <w:hyperlink w:anchor="_1fe79a0fbb969da6b88a862d8661e45b593cd4a">
+              <w:r>
+                <w:rPr>
+                  <w:rStyle w:val="Hyperlink"/>
+                  <w:lang w:val="ru"/>
+                </w:rPr>
+                <w:t xml:space="preserve">10</w:t>
+              </w:r>
+            </w:hyperlink>
+            <w:r>
+              <w:rPr>
+                <w:lang w:val="ru"/>
+              </w:rPr>
+              <w:t xml:space="preserve">)</w:t>
             </w:r>
           </w:p>
         </w:tc>
       </w:tr>
     </w:tbl>
-    <w:bookmarkEnd w:id="234"/>
+    <w:bookmarkEnd w:id="253"/>
     <w:p>
       <w:pPr>
         <w:pStyle w:val="FirstParagraph"/>
@@ -36473,7 +40193,7 @@
         <w:pStyle w:val="Compact"/>
         <w:numPr>
           <w:ilvl w:val="0"/>
-          <w:numId w:val="1104"/>
+          <w:numId w:val="1116"/>
         </w:numPr>
       </w:pPr>
       <w:r>
@@ -36514,7 +40234,7 @@
         <w:pStyle w:val="Compact"/>
         <w:numPr>
           <w:ilvl w:val="0"/>
-          <w:numId w:val="1104"/>
+          <w:numId w:val="1116"/>
         </w:numPr>
       </w:pPr>
       <w:r>
@@ -36582,8 +40302,97 @@
         <w:t xml:space="preserve">.</w:t>
       </w:r>
     </w:p>
-    <w:bookmarkEnd w:id="235"/>
-    <w:bookmarkStart w:id="236" w:name="_56b64ff4c84a8e4783b814f4ae673ee9c6a530f"/>
+    <w:p>
+      <w:pPr>
+        <w:pStyle w:val="Compact"/>
+        <w:numPr>
+          <w:ilvl w:val="0"/>
+          <w:numId w:val="1116"/>
+        </w:numPr>
+      </w:pPr>
+      <w:r>
+        <w:rPr>
+          <w:b/>
+          <w:bCs/>
+          <w:lang w:val="ru"/>
+        </w:rPr>
+        <w:t xml:space="preserve">Роль 3.</w:t>
+      </w:r>
+      <w:r>
+        <w:rPr>
+          <w:lang w:val="ru"/>
+        </w:rPr>
+        <w:t xml:space="preserve"> </w:t>
+      </w:r>
+      <w:r>
+        <w:rPr>
+          <w:lang w:val="ru"/>
+        </w:rPr>
+        <w:t xml:space="preserve">Подходит ли формат</w:t>
+      </w:r>
+      <w:r>
+        <w:rPr>
+          <w:lang w:val="ru"/>
+        </w:rPr>
+        <w:t xml:space="preserve"> </w:t>
+      </w:r>
+      <w:r>
+        <w:rPr>
+          <w:rStyle w:val="VerbatimChar"/>
+          <w:lang w:val="ru"/>
+        </w:rPr>
+        <w:t xml:space="preserve">intrahour_profile.csv</w:t>
+      </w:r>
+      <w:r>
+        <w:rPr>
+          <w:lang w:val="ru"/>
+        </w:rPr>
+        <w:t xml:space="preserve">? Нужен ли профиль по месяцам — он меняется мало, кроме вокзалов.</w:t>
+      </w:r>
+    </w:p>
+    <w:p>
+      <w:pPr>
+        <w:pStyle w:val="Compact"/>
+        <w:numPr>
+          <w:ilvl w:val="0"/>
+          <w:numId w:val="1116"/>
+        </w:numPr>
+      </w:pPr>
+      <w:r>
+        <w:rPr>
+          <w:b/>
+          <w:bCs/>
+          <w:lang w:val="ru"/>
+        </w:rPr>
+        <w:t xml:space="preserve">Роль 4.</w:t>
+      </w:r>
+      <w:r>
+        <w:rPr>
+          <w:lang w:val="ru"/>
+        </w:rPr>
+        <w:t xml:space="preserve"> </w:t>
+      </w:r>
+      <w:r>
+        <w:rPr>
+          <w:lang w:val="ru"/>
+        </w:rPr>
+        <w:t xml:space="preserve">Ранний детектор по 15-минутным данным находит две трети аномальных часов к 30-й минуте, но даёт около</w:t>
+      </w:r>
+      <w:r>
+        <w:rPr>
+          <w:lang w:val="ru"/>
+        </w:rPr>
+        <w:t xml:space="preserve"> </w:t>
+      </w:r>
+      <w:r>
+        <w:rPr>
+          <w:lang w:val="ru"/>
+        </w:rPr>
+        <w:t xml:space="preserve">1,5 ложной тревоги на вестибюль в сутки. Нужен ли он в таком виде, или тревогу поднимать по станции и линии?</w:t>
+      </w:r>
+    </w:p>
+    <w:bookmarkEnd w:id="254"/>
+    <w:bookmarkStart w:id="255" w:name="_56b64ff4c84a8e4783b814f4ae673ee9c6a530f"/>
     <w:p>
       <w:pPr>
         <w:pStyle w:val="Heading1"/>
@@ -36865,7 +40674,7 @@
             <w:rStyle w:val="Hyperlink"/>
             <w:lang w:val="ru"/>
           </w:rPr>
-          <w:t xml:space="preserve">10</w:t>
+          <w:t xml:space="preserve">11</w:t>
         </w:r>
       </w:hyperlink>
       <w:r>
@@ -38936,7 +42745,7 @@
         <w:pStyle w:val="Compact"/>
         <w:numPr>
           <w:ilvl w:val="0"/>
-          <w:numId w:val="1105"/>
+          <w:numId w:val="1117"/>
         </w:numPr>
       </w:pPr>
       <w:r>
@@ -38951,7 +42760,7 @@
         <w:pStyle w:val="Compact"/>
         <w:numPr>
           <w:ilvl w:val="0"/>
-          <w:numId w:val="1105"/>
+          <w:numId w:val="1117"/>
         </w:numPr>
       </w:pPr>
       <w:r>
@@ -38966,7 +42775,7 @@
         <w:pStyle w:val="Compact"/>
         <w:numPr>
           <w:ilvl w:val="0"/>
-          <w:numId w:val="1105"/>
+          <w:numId w:val="1117"/>
         </w:numPr>
       </w:pPr>
       <w:r>
@@ -40417,8 +44226,8 @@
         <w:t xml:space="preserve">не менялись после заморозки.</w:t>
       </w:r>
     </w:p>
-    <w:bookmarkEnd w:id="236"/>
-    <w:bookmarkStart w:id="238" w:name="_7942e4803bf69bbbd3e6953fb916919a0ac55ec"/>
+    <w:bookmarkEnd w:id="255"/>
+    <w:bookmarkStart w:id="257" w:name="_7942e4803bf69bbbd3e6953fb916919a0ac55ec"/>
     <w:p>
       <w:pPr>
         <w:pStyle w:val="Heading1"/>
@@ -40430,7 +44239,7 @@
         <w:t xml:space="preserve">Б Обозначения</w:t>
       </w:r>
     </w:p>
-    <w:bookmarkStart w:id="237" w:name="_c15ac15ce14a095da16ed7292476a542d56d91a"/>
+    <w:bookmarkStart w:id="256" w:name="_c15ac15ce14a095da16ed7292476a542d56d91a"/>
     <w:p>
       <w:pPr>
         <w:pStyle w:val="TableCaption"/>
@@ -41992,9 +45801,9 @@
         </w:tc>
       </w:tr>
     </w:tbl>
-    <w:bookmarkEnd w:id="237"/>
-    <w:bookmarkEnd w:id="238"/>
-    <w:bookmarkStart w:id="240" w:name="_c634a0d3e2b06e4101d59f891bd1eab7554995b"/>
+    <w:bookmarkEnd w:id="256"/>
+    <w:bookmarkEnd w:id="257"/>
+    <w:bookmarkStart w:id="259" w:name="_c634a0d3e2b06e4101d59f891bd1eab7554995b"/>
     <w:p>
       <w:pPr>
         <w:pStyle w:val="Heading1"/>
@@ -42029,7 +45838,7 @@
         <w:t xml:space="preserve">Лаги потока у τ — не ближе τ − 24.</w:t>
       </w:r>
     </w:p>
-    <w:bookmarkStart w:id="239" w:name="_ed15ebdeed41834d2416a0e06a8a887310cfe4c"/>
+    <w:bookmarkStart w:id="258" w:name="_ed15ebdeed41834d2416a0e06a8a887310cfe4c"/>
     <w:p>
       <w:pPr>
         <w:pStyle w:val="TableCaption"/>
@@ -43651,7 +47460,7 @@
         </w:tc>
       </w:tr>
     </w:tbl>
-    <w:bookmarkEnd w:id="239"/>
+    <w:bookmarkEnd w:id="258"/>
     <w:p>
       <w:pPr>
         <w:pStyle w:val="FirstParagraph"/>
@@ -43670,7 +47479,7 @@
         <w:pStyle w:val="Compact"/>
         <w:numPr>
           <w:ilvl w:val="0"/>
-          <w:numId w:val="1106"/>
+          <w:numId w:val="1118"/>
         </w:numPr>
       </w:pPr>
       <w:r>
@@ -43818,7 +47627,7 @@
         <w:pStyle w:val="Compact"/>
         <w:numPr>
           <w:ilvl w:val="0"/>
-          <w:numId w:val="1106"/>
+          <w:numId w:val="1118"/>
         </w:numPr>
       </w:pPr>
       <w:r>
@@ -43923,8 +47732,8 @@
         <w:t xml:space="preserve">особой ночью).</w:t>
       </w:r>
     </w:p>
-    <w:bookmarkEnd w:id="240"/>
-    <w:bookmarkStart w:id="250" w:name="_d29032218aa0f2cf2ca251e119c8e791d5fe681"/>
+    <w:bookmarkEnd w:id="259"/>
+    <w:bookmarkStart w:id="269" w:name="_d29032218aa0f2cf2ca251e119c8e791d5fe681"/>
     <w:p>
       <w:pPr>
         <w:pStyle w:val="Heading1"/>
@@ -43966,7 +47775,7 @@
         <w:t xml:space="preserve">. WAPE и покрытие — среднее по t+1 и t+2, если не сказано иное; значения в %.</w:t>
       </w:r>
     </w:p>
-    <w:bookmarkStart w:id="241" w:name="_252e2ebebdb0e52d54025a371db53a471bfd15f"/>
+    <w:bookmarkStart w:id="260" w:name="_252e2ebebdb0e52d54025a371db53a471bfd15f"/>
     <w:p>
       <w:pPr>
         <w:pStyle w:val="TableCaption"/>
@@ -47108,7 +50917,7 @@
         </w:tc>
       </w:tr>
     </w:tbl>
-    <w:bookmarkEnd w:id="241"/>
+    <w:bookmarkEnd w:id="260"/>
     <w:p>
       <w:pPr>
         <w:pStyle w:val="FirstParagraph"/>
@@ -47120,7 +50929,7 @@
         <w:t xml:space="preserve">Сокращения: Все — все часы; Аном. — аномальные часы; Празд. — праздники (контроль); Спал. — спальные конечные; Центр — центр и вокзалы; Проч. — прочие станции; Покр. — покрытие q10–q90; Pinb. — pinball, нормированный на средний поток.</w:t>
       </w:r>
     </w:p>
-    <w:bookmarkStart w:id="242" w:name="_7d1eb441c24337577be2b145a2380757a68bf5d"/>
+    <w:bookmarkStart w:id="261" w:name="_7d1eb441c24337577be2b145a2380757a68bf5d"/>
     <w:p>
       <w:pPr>
         <w:pStyle w:val="TableCaption"/>
@@ -48678,7 +52487,7 @@
         </w:tc>
       </w:tr>
     </w:tbl>
-    <w:bookmarkEnd w:id="242"/>
+    <w:bookmarkEnd w:id="261"/>
     <w:p>
       <w:pPr>
         <w:pStyle w:val="FirstParagraph"/>
@@ -48690,7 +52499,7 @@
         <w:t xml:space="preserve">Сокращения: Все — все часы; Аном. — аномальные часы; Празд. — праздники (контроль); Спал. — спальные конечные; Центр — центр и вокзалы; Проч. — прочие станции; Покр. — покрытие q10–q90; Pinb. — pinball, нормированный на средний поток.</w:t>
       </w:r>
     </w:p>
-    <w:bookmarkStart w:id="243" w:name="_3af7e1887aa344cfdd90b3c395c607f4e5bf6cd"/>
+    <w:bookmarkStart w:id="262" w:name="_3af7e1887aa344cfdd90b3c395c607f4e5bf6cd"/>
     <w:p>
       <w:pPr>
         <w:pStyle w:val="TableCaption"/>
@@ -50039,9 +53848,9 @@
         </w:tc>
       </w:tr>
     </w:tbl>
-    <w:bookmarkEnd w:id="243"/>
+    <w:bookmarkEnd w:id="262"/>
     <w:p/>
-    <w:bookmarkStart w:id="244" w:name="_893815c7587a45b74cd4696f208eac2b5047bd4"/>
+    <w:bookmarkStart w:id="263" w:name="_893815c7587a45b74cd4696f208eac2b5047bd4"/>
     <w:p>
       <w:pPr>
         <w:pStyle w:val="TableCaption"/>
@@ -50844,9 +54653,9 @@
         </w:tc>
       </w:tr>
     </w:tbl>
-    <w:bookmarkEnd w:id="244"/>
+    <w:bookmarkEnd w:id="263"/>
     <w:p/>
-    <w:bookmarkStart w:id="245" w:name="_436d7f9adea57580d32f6f1c3204f0c069573ba"/>
+    <w:bookmarkStart w:id="264" w:name="_436d7f9adea57580d32f6f1c3204f0c069573ba"/>
     <w:p>
       <w:pPr>
         <w:pStyle w:val="TableCaption"/>
@@ -52056,9 +55865,9 @@
         </w:tc>
       </w:tr>
     </w:tbl>
-    <w:bookmarkEnd w:id="245"/>
+    <w:bookmarkEnd w:id="264"/>
     <w:p/>
-    <w:bookmarkStart w:id="246" w:name="_93e55ca922d003952a135b7484594200a4c0528"/>
+    <w:bookmarkStart w:id="265" w:name="_93e55ca922d003952a135b7484594200a4c0528"/>
     <w:p>
       <w:pPr>
         <w:pStyle w:val="TableCaption"/>
@@ -54166,9 +57975,9 @@
         </w:tc>
       </w:tr>
     </w:tbl>
-    <w:bookmarkEnd w:id="246"/>
+    <w:bookmarkEnd w:id="265"/>
     <w:p/>
-    <w:bookmarkStart w:id="247" w:name="_2c4f9f88c944876ab11a188e818f543501fd2dd"/>
+    <w:bookmarkStart w:id="266" w:name="_2c4f9f88c944876ab11a188e818f543501fd2dd"/>
     <w:p>
       <w:pPr>
         <w:pStyle w:val="TableCaption"/>
@@ -55182,9 +58991,9 @@
         </w:tc>
       </w:tr>
     </w:tbl>
-    <w:bookmarkEnd w:id="247"/>
+    <w:bookmarkEnd w:id="266"/>
     <w:p/>
-    <w:bookmarkStart w:id="248" w:name="_90e68b21fa4cabaf88ab7913ae50601d232394a"/>
+    <w:bookmarkStart w:id="267" w:name="_90e68b21fa4cabaf88ab7913ae50601d232394a"/>
     <w:p>
       <w:pPr>
         <w:pStyle w:val="TableCaption"/>
@@ -56169,9 +59978,9 @@
         </w:tc>
       </w:tr>
     </w:tbl>
-    <w:bookmarkEnd w:id="248"/>
+    <w:bookmarkEnd w:id="267"/>
     <w:p/>
-    <w:bookmarkStart w:id="249" w:name="_0192e6822d1663180f21a968586133f9c452e40"/>
+    <w:bookmarkStart w:id="268" w:name="_0192e6822d1663180f21a968586133f9c452e40"/>
     <w:p>
       <w:pPr>
         <w:pStyle w:val="TableCaption"/>
@@ -56587,9 +60396,9 @@
         </w:tc>
       </w:tr>
     </w:tbl>
-    <w:bookmarkEnd w:id="249"/>
-    <w:bookmarkEnd w:id="250"/>
-    <w:bookmarkStart w:id="251" w:name="_da3a8b7c1bff299f9022431b6662dc3f3e952c0"/>
+    <w:bookmarkEnd w:id="268"/>
+    <w:bookmarkEnd w:id="269"/>
+    <w:bookmarkStart w:id="270" w:name="_da3a8b7c1bff299f9022431b6662dc3f3e952c0"/>
     <w:p>
       <w:pPr>
         <w:pStyle w:val="Heading1"/>
@@ -57848,13 +61657,115 @@
         <w:rPr>
           <w:rStyle w:val="CommentTok"/>
         </w:rPr>
-        <w:t xml:space="preserve"># 6. этот отчёт</w:t>
+        <w:t xml:space="preserve"># 6. 15-минутные данные (этап 6; замороженная модель только читается)</w:t>
       </w:r>
       <w:r>
         <w:br/>
       </w:r>
       <w:r>
         <w:rPr>
+          <w:rStyle w:val="ExtensionTok"/>
+        </w:rPr>
+        <w:t xml:space="preserve">python</w:t>
+      </w:r>
+      <w:r>
+        <w:rPr>
+          <w:rStyle w:val="NormalTok"/>
+        </w:rPr>
+        <w:t xml:space="preserve"> </w:t>
+      </w:r>
+      <w:r>
+        <w:rPr>
+          <w:rStyle w:val="AttributeTok"/>
+        </w:rPr>
+        <w:t xml:space="preserve">-m</w:t>
+      </w:r>
+      <w:r>
+        <w:rPr>
+          <w:rStyle w:val="NormalTok"/>
+        </w:rPr>
+        <w:t xml:space="preserve"> src.clean_spb_15min                          </w:t>
+      </w:r>
+      <w:r>
+        <w:rPr>
+          <w:rStyle w:val="CommentTok"/>
+        </w:rPr>
+        <w:t xml:space="preserve"># → data/interim/spb_line1_15min*.parquet, logs/clean_spb_15min.log</w:t>
+      </w:r>
+      <w:r>
+        <w:br/>
+      </w:r>
+      <w:r>
+        <w:rPr>
+          <w:rStyle w:val="ExtensionTok"/>
+        </w:rPr>
+        <w:t xml:space="preserve">jupyter</w:t>
+      </w:r>
+      <w:r>
+        <w:rPr>
+          <w:rStyle w:val="NormalTok"/>
+        </w:rPr>
+        <w:t xml:space="preserve"> nbconvert </w:t>
+      </w:r>
+      <w:r>
+        <w:rPr>
+          <w:rStyle w:val="AttributeTok"/>
+        </w:rPr>
+        <w:t xml:space="preserve">--to</w:t>
+      </w:r>
+      <w:r>
+        <w:rPr>
+          <w:rStyle w:val="NormalTok"/>
+        </w:rPr>
+        <w:t xml:space="preserve"> notebook </w:t>
+      </w:r>
+      <w:r>
+        <w:rPr>
+          <w:rStyle w:val="AttributeTok"/>
+        </w:rPr>
+        <w:t xml:space="preserve">--execute</w:t>
+      </w:r>
+      <w:r>
+        <w:rPr>
+          <w:rStyle w:val="NormalTok"/>
+        </w:rPr>
+        <w:t xml:space="preserve"> </w:t>
+      </w:r>
+      <w:r>
+        <w:rPr>
+          <w:rStyle w:val="AttributeTok"/>
+        </w:rPr>
+        <w:t xml:space="preserve">--inplace</w:t>
+      </w:r>
+      <w:r>
+        <w:rPr>
+          <w:rStyle w:val="NormalTok"/>
+        </w:rPr>
+        <w:t xml:space="preserve"> notebooks/03_intrahour.ipynb   </w:t>
+      </w:r>
+      <w:r>
+        <w:rPr>
+          <w:rStyle w:val="CommentTok"/>
+        </w:rPr>
+        <w:t xml:space="preserve"># профиль, ранний сигнал, spb_16_*</w:t>
+      </w:r>
+      <w:r>
+        <w:br/>
+      </w:r>
+      <w:r>
+        <w:br/>
+      </w:r>
+      <w:r>
+        <w:rPr>
+          <w:rStyle w:val="CommentTok"/>
+        </w:rPr>
+        <w:t xml:space="preserve"># 7. этот отчёт</w:t>
+      </w:r>
+      <w:r>
+        <w:br/>
+      </w:r>
+      <w:r>
+        <w:rPr>
           <w:rStyle w:val="FunctionTok"/>
         </w:rPr>
         <w:t xml:space="preserve">bash</w:t>
@@ -57872,7 +61783,7 @@
         <w:t xml:space="preserve"># рисунки → сверка чисел → report.pdf, report.docx</w:t>
       </w:r>
     </w:p>
-    <w:bookmarkEnd w:id="251"/>
+    <w:bookmarkEnd w:id="270"/>
     <w:sectPr>
       <w:pgSz w:h="16838" w:w="11906"/>
       <w:pgMar w:bottom="1247" w:footer="567" w:gutter="0" w:header="567" w:left="1247" w:right="1134" w:top="1134"/>
@@ -58708,6 +62619,42 @@
     <w:abstractNumId w:val="991"/>
   </w:num>
   <w:num w:numId="1106">
+    <w:abstractNumId w:val="991"/>
+  </w:num>
+  <w:num w:numId="1107">
+    <w:abstractNumId w:val="991"/>
+  </w:num>
+  <w:num w:numId="1108">
+    <w:abstractNumId w:val="991"/>
+  </w:num>
+  <w:num w:numId="1109">
+    <w:abstractNumId w:val="991"/>
+  </w:num>
+  <w:num w:numId="1110">
+    <w:abstractNumId w:val="991"/>
+  </w:num>
+  <w:num w:numId="1111">
+    <w:abstractNumId w:val="991"/>
+  </w:num>
+  <w:num w:numId="1112">
+    <w:abstractNumId w:val="991"/>
+  </w:num>
+  <w:num w:numId="1113">
+    <w:abstractNumId w:val="991"/>
+  </w:num>
+  <w:num w:numId="1114">
+    <w:abstractNumId w:val="991"/>
+  </w:num>
+  <w:num w:numId="1115">
+    <w:abstractNumId w:val="991"/>
+  </w:num>
+  <w:num w:numId="1116">
+    <w:abstractNumId w:val="991"/>
+  </w:num>
+  <w:num w:numId="1117">
+    <w:abstractNumId w:val="991"/>
+  </w:num>
+  <w:num w:numId="1118">
     <w:abstractNumId w:val="991"/>
   </w:num>
 </w:numbering>
